--- a/10-保护电路/05-短路保护/输出短路保护电路/输出短路保护电路.docx
+++ b/10-保护电路/05-短路保护/输出短路保护电路/输出短路保护电路.docx
@@ -3124,6 +3124,20 @@
     </w:p>
     <w:bookmarkEnd w:id="26"/>
     <w:bookmarkEnd w:id="27"/>
+    <w:p>
+      <w:pPr>
+        <w:spacing w:before="360"/>
+        <w:jc w:val="center"/>
+      </w:pPr>
+      <w:r>
+        <w:rPr>
+          <w:rFonts w:ascii="Times New Roman" w:hAnsi="Times New Roman"/>
+          <w:color w:val="555555"/>
+          <w:sz w:val="21"/>
+        </w:rPr>
+        <w:t>材料收集者：杜文杰</w:t>
+      </w:r>
+    </w:p>
     <w:sectPr>
       <w:headerReference r:id="rId9" w:type="default"/>
       <w:footerReference r:id="rId10" w:type="default"/>

--- a/10-保护电路/05-短路保护/输出短路保护电路/输出短路保护电路.docx
+++ b/10-保护电路/05-短路保护/输出短路保护电路/输出短路保护电路.docx
@@ -1,6 +1,6 @@
 
 <file path=word/document.xml><?xml version="1.0" encoding="utf-8"?>
-<w:document xmlns:w="http://schemas.openxmlformats.org/wordprocessingml/2006/main" xmlns:m="http://schemas.openxmlformats.org/officeDocument/2006/math" xmlns:r="http://schemas.openxmlformats.org/officeDocument/2006/relationships" xmlns:o="urn:schemas-microsoft-com:office:office" xmlns:v="urn:schemas-microsoft-com:vml" xmlns:w10="urn:schemas-microsoft-com:office:word" xmlns:a="http://schemas.openxmlformats.org/drawingml/2006/main" xmlns:pic="http://schemas.openxmlformats.org/drawingml/2006/picture" xmlns:wp="http://schemas.openxmlformats.org/drawingml/2006/wordprocessingDrawing">
+<w:document xmlns:m="http://schemas.openxmlformats.org/officeDocument/2006/math" xmlns:r="http://schemas.openxmlformats.org/officeDocument/2006/relationships" xmlns:w="http://schemas.openxmlformats.org/wordprocessingml/2006/main" xmlns:o="urn:schemas-microsoft-com:office:office" xmlns:v="urn:schemas-microsoft-com:vml" xmlns:w10="urn:schemas-microsoft-com:office:word" xmlns:a="http://schemas.openxmlformats.org/drawingml/2006/main" xmlns:pic="http://schemas.openxmlformats.org/drawingml/2006/picture" xmlns:wp="http://schemas.openxmlformats.org/drawingml/2006/wordprocessingDrawing">
   <w:body>
     <w:bookmarkStart w:id="27" w:name="输出短路保护电路"/>
     <w:p>
@@ -9,7 +9,7 @@
       </w:pPr>
       <w:r>
         <w:rPr>
-          <w:rFonts w:hint="eastAsia"/>
+          <w:rFonts w:hint="eastAsia" w:eastAsia="黑体"/>
         </w:rPr>
         <w:t xml:space="preserve">输出短路保护电路</w:t>
       </w:r>
@@ -21,7 +21,7 @@
       </w:pPr>
       <w:r>
         <w:rPr>
-          <w:rFonts w:hint="eastAsia"/>
+          <w:rFonts w:hint="eastAsia" w:eastAsia="黑体"/>
         </w:rPr>
         <w:t xml:space="preserve">拓扑描述</w:t>
       </w:r>
@@ -32,29 +32,38 @@
       </w:pPr>
       <w:r>
         <w:rPr>
-          <w:rFonts w:hint="eastAsia"/>
+          <w:rFonts w:hint="eastAsia" w:eastAsia="黑体"/>
         </w:rPr>
         <w:t xml:space="preserve">该电路由受控开关</w:t>
       </w:r>
       <w:r>
+        <w:rPr>
+          <w:rFonts w:eastAsia="黑体"/>
+        </w:rPr>
         <w:t xml:space="preserve"> </w:t>
       </w:r>
       <w:r>
         <w:rPr>
-          <w:rFonts w:hint="eastAsia"/>
+          <w:rFonts w:hint="eastAsia" w:eastAsia="黑体"/>
         </w:rPr>
         <w:t xml:space="preserve">Q1（MOSFET</w:t>
       </w:r>
       <w:r>
+        <w:rPr>
+          <w:rFonts w:eastAsia="黑体"/>
+        </w:rPr>
         <w:t xml:space="preserve"> </w:t>
       </w:r>
       <w:r>
         <w:rPr>
-          <w:rFonts w:hint="eastAsia"/>
+          <w:rFonts w:hint="eastAsia" w:eastAsia="黑体"/>
         </w:rPr>
         <w:t xml:space="preserve">或三极管）、采样电阻</w:t>
       </w:r>
       <w:r>
+        <w:rPr>
+          <w:rFonts w:eastAsia="黑体"/>
+        </w:rPr>
         <w:t xml:space="preserve"> </w:t>
       </w:r>
       <m:oMath>
@@ -85,29 +94,38 @@
       </m:oMath>
       <w:r>
         <w:rPr>
-          <w:rFonts w:hint="eastAsia"/>
+          <w:rFonts w:hint="eastAsia" w:eastAsia="黑体"/>
         </w:rPr>
         <w:t xml:space="preserve">（编号</w:t>
       </w:r>
       <w:r>
+        <w:rPr>
+          <w:rFonts w:eastAsia="黑体"/>
+        </w:rPr>
         <w:t xml:space="preserve"> </w:t>
       </w:r>
       <w:r>
         <w:rPr>
-          <w:rFonts w:hint="eastAsia"/>
+          <w:rFonts w:hint="eastAsia" w:eastAsia="黑体"/>
         </w:rPr>
         <w:t xml:space="preserve">R1）与比较/检测环节</w:t>
       </w:r>
       <w:r>
+        <w:rPr>
+          <w:rFonts w:eastAsia="黑体"/>
+        </w:rPr>
         <w:t xml:space="preserve"> </w:t>
       </w:r>
       <w:r>
         <w:rPr>
-          <w:rFonts w:hint="eastAsia"/>
+          <w:rFonts w:hint="eastAsia" w:eastAsia="黑体"/>
         </w:rPr>
         <w:t xml:space="preserve">IC1（限流检测比较器，可内置于稳压器）组成，串接在稳压器输出端。关键节点定义如下：稳压器输出节点</w:t>
       </w:r>
       <w:r>
+        <w:rPr>
+          <w:rFonts w:eastAsia="黑体"/>
+        </w:rPr>
         <w:t xml:space="preserve"> </w:t>
       </w:r>
       <m:oMath>
@@ -131,24 +149,33 @@
         </m:sSub>
       </m:oMath>
       <w:r>
+        <w:rPr>
+          <w:rFonts w:eastAsia="黑体"/>
+        </w:rPr>
         <w:t xml:space="preserve"> </w:t>
       </w:r>
       <w:r>
         <w:rPr>
-          <w:rFonts w:hint="eastAsia"/>
+          <w:rFonts w:hint="eastAsia" w:eastAsia="黑体"/>
         </w:rPr>
         <w:t xml:space="preserve">是稳压器</w:t>
       </w:r>
       <w:r>
+        <w:rPr>
+          <w:rFonts w:eastAsia="黑体"/>
+        </w:rPr>
         <w:t xml:space="preserve"> VO </w:t>
       </w:r>
       <w:r>
         <w:rPr>
-          <w:rFonts w:hint="eastAsia"/>
+          <w:rFonts w:hint="eastAsia" w:eastAsia="黑体"/>
         </w:rPr>
         <w:t xml:space="preserve">引脚与采样电阻</w:t>
       </w:r>
       <w:r>
+        <w:rPr>
+          <w:rFonts w:eastAsia="黑体"/>
+        </w:rPr>
         <w:t xml:space="preserve"> </w:t>
       </w:r>
       <m:oMath>
@@ -178,15 +205,21 @@
         </m:sSub>
       </m:oMath>
       <w:r>
+        <w:rPr>
+          <w:rFonts w:eastAsia="黑体"/>
+        </w:rPr>
         <w:t xml:space="preserve"> </w:t>
       </w:r>
       <w:r>
         <w:rPr>
-          <w:rFonts w:hint="eastAsia"/>
+          <w:rFonts w:hint="eastAsia" w:eastAsia="黑体"/>
         </w:rPr>
         <w:t xml:space="preserve">一端的公共点；检测节点</w:t>
       </w:r>
       <w:r>
+        <w:rPr>
+          <w:rFonts w:eastAsia="黑体"/>
+        </w:rPr>
         <w:t xml:space="preserve"> </w:t>
       </w:r>
       <m:oMath>
@@ -216,15 +249,21 @@
         </m:sSub>
       </m:oMath>
       <w:r>
+        <w:rPr>
+          <w:rFonts w:eastAsia="黑体"/>
+        </w:rPr>
         <w:t xml:space="preserve"> </w:t>
       </w:r>
       <w:r>
         <w:rPr>
-          <w:rFonts w:hint="eastAsia"/>
+          <w:rFonts w:hint="eastAsia" w:eastAsia="黑体"/>
         </w:rPr>
         <w:t xml:space="preserve">是</w:t>
       </w:r>
       <w:r>
+        <w:rPr>
+          <w:rFonts w:eastAsia="黑体"/>
+        </w:rPr>
         <w:t xml:space="preserve"> </w:t>
       </w:r>
       <m:oMath>
@@ -254,60 +293,81 @@
         </m:sSub>
       </m:oMath>
       <w:r>
+        <w:rPr>
+          <w:rFonts w:eastAsia="黑体"/>
+        </w:rPr>
         <w:t xml:space="preserve"> </w:t>
       </w:r>
       <w:r>
         <w:rPr>
-          <w:rFonts w:hint="eastAsia"/>
+          <w:rFonts w:hint="eastAsia" w:eastAsia="黑体"/>
         </w:rPr>
         <w:t xml:space="preserve">另一端与开关</w:t>
       </w:r>
       <w:r>
+        <w:rPr>
+          <w:rFonts w:eastAsia="黑体"/>
+        </w:rPr>
         <w:t xml:space="preserve"> Q1 </w:t>
       </w:r>
       <w:r>
         <w:rPr>
-          <w:rFonts w:hint="eastAsia"/>
+          <w:rFonts w:hint="eastAsia" w:eastAsia="黑体"/>
         </w:rPr>
         <w:t xml:space="preserve">输入端（MOSFET</w:t>
       </w:r>
       <w:r>
+        <w:rPr>
+          <w:rFonts w:eastAsia="黑体"/>
+        </w:rPr>
         <w:t xml:space="preserve"> </w:t>
       </w:r>
       <w:r>
         <w:rPr>
-          <w:rFonts w:hint="eastAsia"/>
+          <w:rFonts w:hint="eastAsia" w:eastAsia="黑体"/>
         </w:rPr>
         <w:t xml:space="preserve">漏极</w:t>
       </w:r>
       <w:r>
+        <w:rPr>
+          <w:rFonts w:eastAsia="黑体"/>
+        </w:rPr>
         <w:t xml:space="preserve"> D / BJT </w:t>
       </w:r>
       <w:r>
         <w:rPr>
-          <w:rFonts w:hint="eastAsia"/>
+          <w:rFonts w:hint="eastAsia" w:eastAsia="黑体"/>
         </w:rPr>
         <w:t xml:space="preserve">集电极</w:t>
       </w:r>
       <w:r>
+        <w:rPr>
+          <w:rFonts w:eastAsia="黑体"/>
+        </w:rPr>
         <w:t xml:space="preserve"> </w:t>
       </w:r>
       <w:r>
         <w:rPr>
-          <w:rFonts w:hint="eastAsia"/>
+          <w:rFonts w:hint="eastAsia" w:eastAsia="黑体"/>
         </w:rPr>
         <w:t xml:space="preserve">C）的公共点，同时送给检测环节</w:t>
       </w:r>
       <w:r>
+        <w:rPr>
+          <w:rFonts w:eastAsia="黑体"/>
+        </w:rPr>
         <w:t xml:space="preserve"> IC1 </w:t>
       </w:r>
       <w:r>
         <w:rPr>
-          <w:rFonts w:hint="eastAsia"/>
+          <w:rFonts w:hint="eastAsia" w:eastAsia="黑体"/>
         </w:rPr>
         <w:t xml:space="preserve">采样；被保护输出节点</w:t>
       </w:r>
       <w:r>
+        <w:rPr>
+          <w:rFonts w:eastAsia="黑体"/>
+        </w:rPr>
         <w:t xml:space="preserve"> </w:t>
       </w:r>
       <m:oMath>
@@ -331,56 +391,74 @@
         </m:sSub>
       </m:oMath>
       <w:r>
+        <w:rPr>
+          <w:rFonts w:eastAsia="黑体"/>
+        </w:rPr>
         <w:t xml:space="preserve"> </w:t>
       </w:r>
       <w:r>
         <w:rPr>
-          <w:rFonts w:hint="eastAsia"/>
+          <w:rFonts w:hint="eastAsia" w:eastAsia="黑体"/>
         </w:rPr>
         <w:t xml:space="preserve">接开关</w:t>
       </w:r>
       <w:r>
+        <w:rPr>
+          <w:rFonts w:eastAsia="黑体"/>
+        </w:rPr>
         <w:t xml:space="preserve"> Q1 </w:t>
       </w:r>
       <w:r>
         <w:rPr>
-          <w:rFonts w:hint="eastAsia"/>
+          <w:rFonts w:hint="eastAsia" w:eastAsia="黑体"/>
         </w:rPr>
         <w:t xml:space="preserve">的输出端（MOSFET</w:t>
       </w:r>
       <w:r>
+        <w:rPr>
+          <w:rFonts w:eastAsia="黑体"/>
+        </w:rPr>
         <w:t xml:space="preserve"> </w:t>
       </w:r>
       <w:r>
         <w:rPr>
-          <w:rFonts w:hint="eastAsia"/>
+          <w:rFonts w:hint="eastAsia" w:eastAsia="黑体"/>
         </w:rPr>
         <w:t xml:space="preserve">源极</w:t>
       </w:r>
       <w:r>
+        <w:rPr>
+          <w:rFonts w:eastAsia="黑体"/>
+        </w:rPr>
         <w:t xml:space="preserve"> S / BJT </w:t>
       </w:r>
       <w:r>
         <w:rPr>
-          <w:rFonts w:hint="eastAsia"/>
+          <w:rFonts w:hint="eastAsia" w:eastAsia="黑体"/>
         </w:rPr>
         <w:t xml:space="preserve">发射极</w:t>
       </w:r>
       <w:r>
+        <w:rPr>
+          <w:rFonts w:eastAsia="黑体"/>
+        </w:rPr>
         <w:t xml:space="preserve"> </w:t>
       </w:r>
       <w:r>
         <w:rPr>
-          <w:rFonts w:hint="eastAsia"/>
+          <w:rFonts w:hint="eastAsia" w:eastAsia="黑体"/>
         </w:rPr>
         <w:t xml:space="preserve">E），直接连到负载；地节点</w:t>
       </w:r>
       <w:r>
+        <w:rPr>
+          <w:rFonts w:eastAsia="黑体"/>
+        </w:rPr>
         <w:t xml:space="preserve"> GND </w:t>
       </w:r>
       <w:r>
         <w:rPr>
-          <w:rFonts w:hint="eastAsia"/>
+          <w:rFonts w:hint="eastAsia" w:eastAsia="黑体"/>
         </w:rPr>
         <w:t xml:space="preserve">是稳压器与检测环节的公共参考地。</w:t>
       </w:r>
@@ -389,11 +467,14 @@
       <w:pPr/>
       <w:r>
         <w:rPr>
-          <w:rFonts w:hint="eastAsia"/>
+          <w:rFonts w:hint="eastAsia" w:eastAsia="黑体"/>
         </w:rPr>
         <w:t xml:space="preserve">各元件管脚连接：采样电阻</w:t>
       </w:r>
       <w:r>
+        <w:rPr>
+          <w:rFonts w:eastAsia="黑体"/>
+        </w:rPr>
         <w:t xml:space="preserve"> </w:t>
       </w:r>
       <m:oMath>
@@ -423,15 +504,21 @@
         </m:sSub>
       </m:oMath>
       <w:r>
+        <w:rPr>
+          <w:rFonts w:eastAsia="黑体"/>
+        </w:rPr>
         <w:t xml:space="preserve"> </w:t>
       </w:r>
       <w:r>
         <w:rPr>
-          <w:rFonts w:hint="eastAsia"/>
+          <w:rFonts w:hint="eastAsia" w:eastAsia="黑体"/>
         </w:rPr>
         <w:t xml:space="preserve">一端接稳压器输出节点</w:t>
       </w:r>
       <w:r>
+        <w:rPr>
+          <w:rFonts w:eastAsia="黑体"/>
+        </w:rPr>
         <w:t xml:space="preserve"> </w:t>
       </w:r>
       <m:oMath>
@@ -456,11 +543,14 @@
       </m:oMath>
       <w:r>
         <w:rPr>
-          <w:rFonts w:hint="eastAsia"/>
+          <w:rFonts w:hint="eastAsia" w:eastAsia="黑体"/>
         </w:rPr>
         <w:t xml:space="preserve">，另一端接检测节点</w:t>
       </w:r>
       <w:r>
+        <w:rPr>
+          <w:rFonts w:eastAsia="黑体"/>
+        </w:rPr>
         <w:t xml:space="preserve"> </w:t>
       </w:r>
       <m:oMath>
@@ -491,47 +581,62 @@
       </m:oMath>
       <w:r>
         <w:rPr>
-          <w:rFonts w:hint="eastAsia"/>
+          <w:rFonts w:hint="eastAsia" w:eastAsia="黑体"/>
         </w:rPr>
         <w:t xml:space="preserve">（即开关</w:t>
       </w:r>
       <w:r>
+        <w:rPr>
+          <w:rFonts w:eastAsia="黑体"/>
+        </w:rPr>
         <w:t xml:space="preserve"> Q1 </w:t>
       </w:r>
       <w:r>
         <w:rPr>
-          <w:rFonts w:hint="eastAsia"/>
+          <w:rFonts w:hint="eastAsia" w:eastAsia="黑体"/>
         </w:rPr>
         <w:t xml:space="preserve">的漏极</w:t>
       </w:r>
       <w:r>
+        <w:rPr>
+          <w:rFonts w:eastAsia="黑体"/>
+        </w:rPr>
         <w:t xml:space="preserve"> D </w:t>
       </w:r>
       <w:r>
         <w:rPr>
-          <w:rFonts w:hint="eastAsia"/>
+          <w:rFonts w:hint="eastAsia" w:eastAsia="黑体"/>
         </w:rPr>
         <w:t xml:space="preserve">或集电极</w:t>
       </w:r>
       <w:r>
+        <w:rPr>
+          <w:rFonts w:eastAsia="黑体"/>
+        </w:rPr>
         <w:t xml:space="preserve"> </w:t>
       </w:r>
       <w:r>
         <w:rPr>
-          <w:rFonts w:hint="eastAsia"/>
+          <w:rFonts w:hint="eastAsia" w:eastAsia="黑体"/>
         </w:rPr>
         <w:t xml:space="preserve">C）；检测环节</w:t>
       </w:r>
       <w:r>
+        <w:rPr>
+          <w:rFonts w:eastAsia="黑体"/>
+        </w:rPr>
         <w:t xml:space="preserve"> IC1 </w:t>
       </w:r>
       <w:r>
         <w:rPr>
-          <w:rFonts w:hint="eastAsia"/>
+          <w:rFonts w:hint="eastAsia" w:eastAsia="黑体"/>
         </w:rPr>
         <w:t xml:space="preserve">的电流检测输入跨接在</w:t>
       </w:r>
       <w:r>
+        <w:rPr>
+          <w:rFonts w:eastAsia="黑体"/>
+        </w:rPr>
         <w:t xml:space="preserve"> </w:t>
       </w:r>
       <m:oMath>
@@ -561,87 +666,117 @@
         </m:sSub>
       </m:oMath>
       <w:r>
+        <w:rPr>
+          <w:rFonts w:eastAsia="黑体"/>
+        </w:rPr>
         <w:t xml:space="preserve"> </w:t>
       </w:r>
       <w:r>
         <w:rPr>
-          <w:rFonts w:hint="eastAsia"/>
+          <w:rFonts w:hint="eastAsia" w:eastAsia="黑体"/>
         </w:rPr>
         <w:t xml:space="preserve">两端（或经分压），其输出端接开关</w:t>
       </w:r>
       <w:r>
+        <w:rPr>
+          <w:rFonts w:eastAsia="黑体"/>
+        </w:rPr>
         <w:t xml:space="preserve"> Q1 </w:t>
       </w:r>
       <w:r>
         <w:rPr>
-          <w:rFonts w:hint="eastAsia"/>
+          <w:rFonts w:hint="eastAsia" w:eastAsia="黑体"/>
         </w:rPr>
         <w:t xml:space="preserve">的栅极</w:t>
       </w:r>
       <w:r>
+        <w:rPr>
+          <w:rFonts w:eastAsia="黑体"/>
+        </w:rPr>
         <w:t xml:space="preserve"> </w:t>
       </w:r>
       <w:r>
         <w:rPr>
-          <w:rFonts w:hint="eastAsia"/>
+          <w:rFonts w:hint="eastAsia" w:eastAsia="黑体"/>
         </w:rPr>
         <w:t xml:space="preserve">G（或基极</w:t>
       </w:r>
       <w:r>
+        <w:rPr>
+          <w:rFonts w:eastAsia="黑体"/>
+        </w:rPr>
         <w:t xml:space="preserve"> </w:t>
       </w:r>
       <w:r>
         <w:rPr>
-          <w:rFonts w:hint="eastAsia"/>
+          <w:rFonts w:hint="eastAsia" w:eastAsia="黑体"/>
         </w:rPr>
         <w:t xml:space="preserve">B），供电端接电源</w:t>
       </w:r>
       <w:r>
+        <w:rPr>
+          <w:rFonts w:eastAsia="黑体"/>
+        </w:rPr>
         <w:t xml:space="preserve"> / </w:t>
       </w:r>
       <w:r>
         <w:rPr>
-          <w:rFonts w:hint="eastAsia"/>
+          <w:rFonts w:hint="eastAsia" w:eastAsia="黑体"/>
         </w:rPr>
         <w:t xml:space="preserve">稳压器辅助供电、地端接</w:t>
       </w:r>
       <w:r>
+        <w:rPr>
+          <w:rFonts w:eastAsia="黑体"/>
+        </w:rPr>
         <w:t xml:space="preserve"> </w:t>
       </w:r>
       <w:r>
         <w:rPr>
-          <w:rFonts w:hint="eastAsia"/>
+          <w:rFonts w:hint="eastAsia" w:eastAsia="黑体"/>
         </w:rPr>
         <w:t xml:space="preserve">GND；开关</w:t>
       </w:r>
       <w:r>
+        <w:rPr>
+          <w:rFonts w:eastAsia="黑体"/>
+        </w:rPr>
         <w:t xml:space="preserve"> </w:t>
       </w:r>
       <w:r>
         <w:rPr>
-          <w:rFonts w:hint="eastAsia"/>
+          <w:rFonts w:hint="eastAsia" w:eastAsia="黑体"/>
         </w:rPr>
         <w:t xml:space="preserve">Q1（以</w:t>
       </w:r>
       <w:r>
+        <w:rPr>
+          <w:rFonts w:eastAsia="黑体"/>
+        </w:rPr>
         <w:t xml:space="preserve"> MOSFET </w:t>
       </w:r>
       <w:r>
         <w:rPr>
-          <w:rFonts w:hint="eastAsia"/>
+          <w:rFonts w:hint="eastAsia" w:eastAsia="黑体"/>
         </w:rPr>
         <w:t xml:space="preserve">为例）漏极</w:t>
       </w:r>
       <w:r>
+        <w:rPr>
+          <w:rFonts w:eastAsia="黑体"/>
+        </w:rPr>
         <w:t xml:space="preserve"> D </w:t>
       </w:r>
       <w:r>
         <w:rPr>
-          <w:rFonts w:hint="eastAsia"/>
+          <w:rFonts w:hint="eastAsia" w:eastAsia="黑体"/>
         </w:rPr>
         <w:t xml:space="preserve">接检测节点</w:t>
       </w:r>
       <w:r>
+        <w:rPr>
+          <w:rFonts w:eastAsia="黑体"/>
+        </w:rPr>
         <w:t xml:space="preserve"> </w:t>
       </w:r>
       <m:oMath>
@@ -672,20 +807,26 @@
       </m:oMath>
       <w:r>
         <w:rPr>
-          <w:rFonts w:hint="eastAsia"/>
+          <w:rFonts w:hint="eastAsia" w:eastAsia="黑体"/>
         </w:rPr>
         <w:t xml:space="preserve">，源极</w:t>
       </w:r>
       <w:r>
+        <w:rPr>
+          <w:rFonts w:eastAsia="黑体"/>
+        </w:rPr>
         <w:t xml:space="preserve"> S </w:t>
       </w:r>
       <w:r>
         <w:rPr>
-          <w:rFonts w:hint="eastAsia"/>
+          <w:rFonts w:hint="eastAsia" w:eastAsia="黑体"/>
         </w:rPr>
         <w:t xml:space="preserve">接被保护输出节点</w:t>
       </w:r>
       <w:r>
+        <w:rPr>
+          <w:rFonts w:eastAsia="黑体"/>
+        </w:rPr>
         <w:t xml:space="preserve"> </w:t>
       </w:r>
       <m:oMath>
@@ -710,25 +851,31 @@
       </m:oMath>
       <w:r>
         <w:rPr>
-          <w:rFonts w:hint="eastAsia"/>
+          <w:rFonts w:hint="eastAsia" w:eastAsia="黑体"/>
         </w:rPr>
         <w:t xml:space="preserve">，栅极</w:t>
       </w:r>
       <w:r>
+        <w:rPr>
+          <w:rFonts w:eastAsia="黑体"/>
+        </w:rPr>
         <w:t xml:space="preserve"> G </w:t>
       </w:r>
       <w:r>
         <w:rPr>
-          <w:rFonts w:hint="eastAsia"/>
+          <w:rFonts w:hint="eastAsia" w:eastAsia="黑体"/>
         </w:rPr>
         <w:t xml:space="preserve">接检测环节</w:t>
       </w:r>
       <w:r>
+        <w:rPr>
+          <w:rFonts w:eastAsia="黑体"/>
+        </w:rPr>
         <w:t xml:space="preserve"> IC1 </w:t>
       </w:r>
       <w:r>
         <w:rPr>
-          <w:rFonts w:hint="eastAsia"/>
+          <w:rFonts w:hint="eastAsia" w:eastAsia="黑体"/>
         </w:rPr>
         <w:t xml:space="preserve">的输出。</w:t>
       </w:r>
@@ -737,34 +884,43 @@
       <w:pPr/>
       <w:r>
         <w:rPr>
-          <w:rFonts w:hint="eastAsia"/>
+          <w:rFonts w:hint="eastAsia" w:eastAsia="黑体"/>
         </w:rPr>
         <w:t xml:space="preserve">由此构成”串联受控开关</w:t>
       </w:r>
       <w:r>
+        <w:rPr>
+          <w:rFonts w:eastAsia="黑体"/>
+        </w:rPr>
         <w:t xml:space="preserve"> + </w:t>
       </w:r>
       <w:r>
         <w:rPr>
-          <w:rFonts w:hint="eastAsia"/>
+          <w:rFonts w:hint="eastAsia" w:eastAsia="黑体"/>
         </w:rPr>
         <w:t xml:space="preserve">输出电流采样</w:t>
       </w:r>
       <w:r>
+        <w:rPr>
+          <w:rFonts w:eastAsia="黑体"/>
+        </w:rPr>
         <w:t xml:space="preserve"> + </w:t>
       </w:r>
       <w:r>
         <w:rPr>
-          <w:rFonts w:hint="eastAsia"/>
+          <w:rFonts w:hint="eastAsia" w:eastAsia="黑体"/>
         </w:rPr>
         <w:t xml:space="preserve">比较关断”的限流/打嗝保护组态，输出短路时检测环节立即关断</w:t>
       </w:r>
       <w:r>
+        <w:rPr>
+          <w:rFonts w:eastAsia="黑体"/>
+        </w:rPr>
         <w:t xml:space="preserve"> Q1 </w:t>
       </w:r>
       <w:r>
         <w:rPr>
-          <w:rFonts w:hint="eastAsia"/>
+          <w:rFonts w:hint="eastAsia" w:eastAsia="黑体"/>
         </w:rPr>
         <w:t xml:space="preserve">切断输出，保护稳压器与线路。</w:t>
       </w:r>
@@ -777,7 +933,7 @@
       </w:pPr>
       <w:r>
         <w:rPr>
-          <w:rFonts w:hint="eastAsia"/>
+          <w:rFonts w:hint="eastAsia" w:eastAsia="黑体"/>
         </w:rPr>
         <w:t xml:space="preserve">工作原理</w:t>
       </w:r>
@@ -788,16 +944,19 @@
       </w:pPr>
       <w:r>
         <w:rPr>
-          <w:rFonts w:hint="eastAsia"/>
+          <w:rFonts w:hint="eastAsia" w:eastAsia="黑体"/>
         </w:rPr>
         <w:t xml:space="preserve">输出电流经采样电阻产生压降，检测环节实时监视。正常恒流输出时开关保持导通；当输出短路使电流超过设定上限，比较器立即关断开关或使稳压器进入限流</w:t>
       </w:r>
       <w:r>
+        <w:rPr>
+          <w:rFonts w:eastAsia="黑体"/>
+        </w:rPr>
         <w:t xml:space="preserve"> / </w:t>
       </w:r>
       <w:r>
         <w:rPr>
-          <w:rFonts w:hint="eastAsia"/>
+          <w:rFonts w:hint="eastAsia" w:eastAsia="黑体"/>
         </w:rPr>
         <w:t xml:space="preserve">打嗝（hiccup）模式，限制短路电流并周期性重试，待故障排除后自动恢复输出。</w:t>
       </w:r>
@@ -810,7 +969,7 @@
       </w:pPr>
       <w:r>
         <w:rPr>
-          <w:rFonts w:hint="eastAsia"/>
+          <w:rFonts w:hint="eastAsia" w:eastAsia="黑体"/>
         </w:rPr>
         <w:t xml:space="preserve">关键计算公式</w:t>
       </w:r>
@@ -824,7 +983,7 @@
       </w:pPr>
       <w:r>
         <w:rPr>
-          <w:rFonts w:hint="eastAsia"/>
+          <w:rFonts w:hint="eastAsia" w:eastAsia="黑体"/>
         </w:rPr>
         <w:t xml:space="preserve">短路保护阈值：</w:t>
       </w:r>
@@ -929,7 +1088,7 @@
       </w:pPr>
       <w:r>
         <w:rPr>
-          <w:rFonts w:hint="eastAsia"/>
+          <w:rFonts w:hint="eastAsia" w:eastAsia="黑体"/>
         </w:rPr>
         <w:t xml:space="preserve">输出短路时瞬时功耗（开关管）：</w:t>
       </w:r>
@@ -1025,7 +1184,7 @@
       </w:pPr>
       <w:r>
         <w:rPr>
-          <w:rFonts w:hint="eastAsia"/>
+          <w:rFonts w:hint="eastAsia" w:eastAsia="黑体"/>
         </w:rPr>
         <w:t xml:space="preserve">打嗝模式平均功率：</w:t>
       </w:r>
@@ -1163,7 +1322,7 @@
       </w:pPr>
       <w:r>
         <w:rPr>
-          <w:rFonts w:hint="eastAsia"/>
+          <w:rFonts w:hint="eastAsia" w:eastAsia="黑体"/>
         </w:rPr>
         <w:t xml:space="preserve">采样电阻取值：</w:t>
       </w:r>
@@ -1268,7 +1427,7 @@
       </w:pPr>
       <w:r>
         <w:rPr>
-          <w:rFonts w:hint="eastAsia"/>
+          <w:rFonts w:hint="eastAsia" w:eastAsia="黑体"/>
         </w:rPr>
         <w:t xml:space="preserve">限流时输出电压：</w:t>
       </w:r>
@@ -1366,7 +1525,7 @@
             </w:pPr>
             <w:r>
               <w:rPr>
-                <w:rFonts w:hint="eastAsia"/>
+                <w:rFonts w:hint="eastAsia" w:eastAsia="黑体"/>
               </w:rPr>
               <w:t xml:space="preserve">符号</w:t>
             </w:r>
@@ -1380,7 +1539,7 @@
             </w:pPr>
             <w:r>
               <w:rPr>
-                <w:rFonts w:hint="eastAsia"/>
+                <w:rFonts w:hint="eastAsia" w:eastAsia="黑体"/>
               </w:rPr>
               <w:t xml:space="preserve">含义</w:t>
             </w:r>
@@ -1394,7 +1553,7 @@
             </w:pPr>
             <w:r>
               <w:rPr>
-                <w:rFonts w:hint="eastAsia"/>
+                <w:rFonts w:hint="eastAsia" w:eastAsia="黑体"/>
               </w:rPr>
               <w:t xml:space="preserve">单位</w:t>
             </w:r>
@@ -1435,6 +1594,9 @@
               </m:sSub>
             </m:oMath>
             <w:r>
+              <w:rPr>
+                <w:rFonts w:eastAsia="黑体"/>
+              </w:rPr>
               <w:t xml:space="preserve">​</w:t>
             </w:r>
           </w:p>
@@ -1447,16 +1609,19 @@
             </w:pPr>
             <w:r>
               <w:rPr>
-                <w:rFonts w:hint="eastAsia"/>
+                <w:rFonts w:hint="eastAsia" w:eastAsia="黑体"/>
               </w:rPr>
               <w:t xml:space="preserve">限流</w:t>
             </w:r>
             <w:r>
+              <w:rPr>
+                <w:rFonts w:eastAsia="黑体"/>
+              </w:rPr>
               <w:t xml:space="preserve"> / </w:t>
             </w:r>
             <w:r>
               <w:rPr>
-                <w:rFonts w:hint="eastAsia"/>
+                <w:rFonts w:hint="eastAsia" w:eastAsia="黑体"/>
               </w:rPr>
               <w:t xml:space="preserve">保护电流</w:t>
             </w:r>
@@ -1469,6 +1634,9 @@
               <w:pStyle w:val="Compact"/>
             </w:pPr>
             <w:r>
+              <w:rPr>
+                <w:rFonts w:eastAsia="黑体"/>
+              </w:rPr>
               <w:t xml:space="preserve">A</w:t>
             </w:r>
           </w:p>
@@ -1499,6 +1667,9 @@
               </m:sSub>
             </m:oMath>
             <w:r>
+              <w:rPr>
+                <w:rFonts w:eastAsia="黑体"/>
+              </w:rPr>
               <w:t xml:space="preserve">​</w:t>
             </w:r>
           </w:p>
@@ -1511,7 +1682,7 @@
             </w:pPr>
             <w:r>
               <w:rPr>
-                <w:rFonts w:hint="eastAsia"/>
+                <w:rFonts w:hint="eastAsia" w:eastAsia="黑体"/>
               </w:rPr>
               <w:t xml:space="preserve">阈值电压</w:t>
             </w:r>
@@ -1524,6 +1695,9 @@
               <w:pStyle w:val="Compact"/>
             </w:pPr>
             <w:r>
+              <w:rPr>
+                <w:rFonts w:eastAsia="黑体"/>
+              </w:rPr>
               <w:t xml:space="preserve">V</w:t>
             </w:r>
           </w:p>
@@ -1563,6 +1737,9 @@
               </m:sSub>
             </m:oMath>
             <w:r>
+              <w:rPr>
+                <w:rFonts w:eastAsia="黑体"/>
+              </w:rPr>
               <w:t xml:space="preserve">​</w:t>
             </w:r>
           </w:p>
@@ -1575,7 +1752,7 @@
             </w:pPr>
             <w:r>
               <w:rPr>
-                <w:rFonts w:hint="eastAsia"/>
+                <w:rFonts w:hint="eastAsia" w:eastAsia="黑体"/>
               </w:rPr>
               <w:t xml:space="preserve">采样电阻</w:t>
             </w:r>
@@ -1588,6 +1765,9 @@
               <w:pStyle w:val="Compact"/>
             </w:pPr>
             <w:r>
+              <w:rPr>
+                <w:rFonts w:eastAsia="黑体"/>
+              </w:rPr>
               <w:t xml:space="preserve">Ω</w:t>
             </w:r>
           </w:p>
@@ -1618,6 +1798,9 @@
               </m:sSub>
             </m:oMath>
             <w:r>
+              <w:rPr>
+                <w:rFonts w:eastAsia="黑体"/>
+              </w:rPr>
               <w:t xml:space="preserve">​</w:t>
             </w:r>
           </w:p>
@@ -1630,7 +1813,7 @@
             </w:pPr>
             <w:r>
               <w:rPr>
-                <w:rFonts w:hint="eastAsia"/>
+                <w:rFonts w:hint="eastAsia" w:eastAsia="黑体"/>
               </w:rPr>
               <w:t xml:space="preserve">输入电压</w:t>
             </w:r>
@@ -1643,6 +1826,9 @@
               <w:pStyle w:val="Compact"/>
             </w:pPr>
             <w:r>
+              <w:rPr>
+                <w:rFonts w:eastAsia="黑体"/>
+              </w:rPr>
               <w:t xml:space="preserve">V</w:t>
             </w:r>
           </w:p>
@@ -1679,6 +1865,9 @@
               </m:sSub>
             </m:oMath>
             <w:r>
+              <w:rPr>
+                <w:rFonts w:eastAsia="黑体"/>
+              </w:rPr>
               <w:t xml:space="preserve">​</w:t>
             </w:r>
           </w:p>
@@ -1691,7 +1880,7 @@
             </w:pPr>
             <w:r>
               <w:rPr>
-                <w:rFonts w:hint="eastAsia"/>
+                <w:rFonts w:hint="eastAsia" w:eastAsia="黑体"/>
               </w:rPr>
               <w:t xml:space="preserve">开关管耗散功率</w:t>
             </w:r>
@@ -1704,6 +1893,9 @@
               <w:pStyle w:val="Compact"/>
             </w:pPr>
             <w:r>
+              <w:rPr>
+                <w:rFonts w:eastAsia="黑体"/>
+              </w:rPr>
               <w:t xml:space="preserve">W</w:t>
             </w:r>
           </w:p>
@@ -1761,6 +1953,9 @@
               </m:sSub>
             </m:oMath>
             <w:r>
+              <w:rPr>
+                <w:rFonts w:eastAsia="黑体"/>
+              </w:rPr>
               <w:t xml:space="preserve">​</w:t>
             </w:r>
           </w:p>
@@ -1773,16 +1968,19 @@
             </w:pPr>
             <w:r>
               <w:rPr>
-                <w:rFonts w:hint="eastAsia"/>
+                <w:rFonts w:hint="eastAsia" w:eastAsia="黑体"/>
               </w:rPr>
               <w:t xml:space="preserve">打嗝导通</w:t>
             </w:r>
             <w:r>
+              <w:rPr>
+                <w:rFonts w:eastAsia="黑体"/>
+              </w:rPr>
               <w:t xml:space="preserve"> / </w:t>
             </w:r>
             <w:r>
               <w:rPr>
-                <w:rFonts w:hint="eastAsia"/>
+                <w:rFonts w:hint="eastAsia" w:eastAsia="黑体"/>
               </w:rPr>
               <w:t xml:space="preserve">关断时间</w:t>
             </w:r>
@@ -1795,6 +1993,9 @@
               <w:pStyle w:val="Compact"/>
             </w:pPr>
             <w:r>
+              <w:rPr>
+                <w:rFonts w:eastAsia="黑体"/>
+              </w:rPr>
               <w:t xml:space="preserve">s</w:t>
             </w:r>
           </w:p>
@@ -1809,7 +2010,7 @@
       </w:pPr>
       <w:r>
         <w:rPr>
-          <w:rFonts w:hint="eastAsia"/>
+          <w:rFonts w:hint="eastAsia" w:eastAsia="黑体"/>
         </w:rPr>
         <w:t xml:space="preserve">元件调整影响</w:t>
       </w:r>
@@ -1850,6 +2051,7 @@
       </m:oMath>
       <w:r>
         <w:rPr>
+          <w:rFonts w:eastAsia="黑体"/>
           <w:b/>
           <w:bCs/>
         </w:rPr>
@@ -1857,21 +2059,27 @@
       </w:r>
       <w:r>
         <w:rPr>
-          <w:rFonts w:hint="eastAsia"/>
+          <w:rFonts w:hint="eastAsia" w:eastAsia="黑体"/>
           <w:b/>
           <w:bCs/>
         </w:rPr>
         <w:t xml:space="preserve">增大</w:t>
       </w:r>
       <w:r>
+        <w:rPr>
+          <w:rFonts w:eastAsia="黑体"/>
+        </w:rPr>
         <w:t xml:space="preserve"> </w:t>
       </w:r>
       <w:r>
+        <w:rPr>
+          <w:rFonts w:eastAsia="黑体"/>
+        </w:rPr>
         <w:t xml:space="preserve">→ </w:t>
       </w:r>
       <w:r>
         <w:rPr>
-          <w:rFonts w:hint="eastAsia"/>
+          <w:rFonts w:hint="eastAsia" w:eastAsia="黑体"/>
         </w:rPr>
         <w:t xml:space="preserve">限流阈值降低、保护更早，但正常输出压降和损耗增大。</w:t>
       </w:r>
@@ -1886,7 +2094,7 @@
       </w:pPr>
       <w:r>
         <w:rPr>
-          <w:rFonts w:hint="eastAsia"/>
+          <w:rFonts w:hint="eastAsia" w:eastAsia="黑体"/>
           <w:b/>
           <w:bCs/>
         </w:rPr>
@@ -1894,6 +2102,7 @@
       </w:r>
       <w:r>
         <w:rPr>
+          <w:rFonts w:eastAsia="黑体"/>
           <w:b/>
           <w:bCs/>
         </w:rPr>
@@ -1918,6 +2127,7 @@
       </m:oMath>
       <w:r>
         <w:rPr>
+          <w:rFonts w:eastAsia="黑体"/>
           <w:b/>
           <w:bCs/>
         </w:rPr>
@@ -1925,21 +2135,27 @@
       </w:r>
       <w:r>
         <w:rPr>
-          <w:rFonts w:hint="eastAsia"/>
+          <w:rFonts w:hint="eastAsia" w:eastAsia="黑体"/>
           <w:b/>
           <w:bCs/>
         </w:rPr>
         <w:t xml:space="preserve">提高</w:t>
       </w:r>
       <w:r>
+        <w:rPr>
+          <w:rFonts w:eastAsia="黑体"/>
+        </w:rPr>
         <w:t xml:space="preserve"> </w:t>
       </w:r>
       <w:r>
+        <w:rPr>
+          <w:rFonts w:eastAsia="黑体"/>
+        </w:rPr>
         <w:t xml:space="preserve">→ </w:t>
       </w:r>
       <w:r>
         <w:rPr>
-          <w:rFonts w:hint="eastAsia"/>
+          <w:rFonts w:hint="eastAsia" w:eastAsia="黑体"/>
         </w:rPr>
         <w:t xml:space="preserve">允许更大短路电流，保护变迟，器件承受应力增大。</w:t>
       </w:r>
@@ -1954,7 +2170,7 @@
       </w:pPr>
       <w:r>
         <w:rPr>
-          <w:rFonts w:hint="eastAsia"/>
+          <w:rFonts w:hint="eastAsia" w:eastAsia="黑体"/>
           <w:b/>
           <w:bCs/>
         </w:rPr>
@@ -1962,6 +2178,7 @@
       </w:r>
       <w:r>
         <w:rPr>
+          <w:rFonts w:eastAsia="黑体"/>
           <w:b/>
           <w:bCs/>
         </w:rPr>
@@ -2043,6 +2260,7 @@
       </m:oMath>
       <w:r>
         <w:rPr>
+          <w:rFonts w:eastAsia="黑体"/>
           <w:b/>
           <w:bCs/>
         </w:rPr>
@@ -2050,21 +2268,27 @@
       </w:r>
       <w:r>
         <w:rPr>
-          <w:rFonts w:hint="eastAsia"/>
+          <w:rFonts w:hint="eastAsia" w:eastAsia="黑体"/>
           <w:b/>
           <w:bCs/>
         </w:rPr>
         <w:t xml:space="preserve">越小</w:t>
       </w:r>
       <w:r>
+        <w:rPr>
+          <w:rFonts w:eastAsia="黑体"/>
+        </w:rPr>
         <w:t xml:space="preserve"> </w:t>
       </w:r>
       <w:r>
+        <w:rPr>
+          <w:rFonts w:eastAsia="黑体"/>
+        </w:rPr>
         <w:t xml:space="preserve">→ </w:t>
       </w:r>
       <w:r>
         <w:rPr>
-          <w:rFonts w:hint="eastAsia"/>
+          <w:rFonts w:hint="eastAsia" w:eastAsia="黑体"/>
         </w:rPr>
         <w:t xml:space="preserve">平均功耗越低、发热小，但短路自恢复变慢。</w:t>
       </w:r>
@@ -2079,7 +2303,7 @@
       </w:pPr>
       <w:r>
         <w:rPr>
-          <w:rFonts w:hint="eastAsia"/>
+          <w:rFonts w:hint="eastAsia" w:eastAsia="黑体"/>
           <w:b/>
           <w:bCs/>
         </w:rPr>
@@ -2087,6 +2311,7 @@
       </w:r>
       <w:r>
         <w:rPr>
+          <w:rFonts w:eastAsia="黑体"/>
           <w:b/>
           <w:bCs/>
         </w:rPr>
@@ -2094,25 +2319,34 @@
       </w:r>
       <w:r>
         <w:rPr>
-          <w:rFonts w:hint="eastAsia"/>
+          <w:rFonts w:hint="eastAsia" w:eastAsia="黑体"/>
           <w:b/>
           <w:bCs/>
         </w:rPr>
         <w:t xml:space="preserve">散热不足</w:t>
       </w:r>
       <w:r>
+        <w:rPr>
+          <w:rFonts w:eastAsia="黑体"/>
+        </w:rPr>
         <w:t xml:space="preserve"> </w:t>
       </w:r>
       <w:r>
+        <w:rPr>
+          <w:rFonts w:eastAsia="黑体"/>
+        </w:rPr>
         <w:t xml:space="preserve">→ </w:t>
       </w:r>
       <w:r>
         <w:rPr>
-          <w:rFonts w:hint="eastAsia"/>
+          <w:rFonts w:hint="eastAsia" w:eastAsia="黑体"/>
         </w:rPr>
         <w:t xml:space="preserve">短路时瞬时功耗</w:t>
       </w:r>
       <w:r>
+        <w:rPr>
+          <w:rFonts w:eastAsia="黑体"/>
+        </w:rPr>
         <w:t xml:space="preserve"> </w:t>
       </w:r>
       <m:oMath>
@@ -2157,11 +2391,14 @@
         </m:sSub>
       </m:oMath>
       <w:r>
+        <w:rPr>
+          <w:rFonts w:eastAsia="黑体"/>
+        </w:rPr>
         <w:t xml:space="preserve"> </w:t>
       </w:r>
       <w:r>
         <w:rPr>
-          <w:rFonts w:hint="eastAsia"/>
+          <w:rFonts w:hint="eastAsia" w:eastAsia="黑体"/>
         </w:rPr>
         <w:t xml:space="preserve">很大，易过温损坏。</w:t>
       </w:r>
@@ -2176,21 +2413,27 @@
       </w:pPr>
       <w:r>
         <w:rPr>
-          <w:rFonts w:hint="eastAsia"/>
+          <w:rFonts w:hint="eastAsia" w:eastAsia="黑体"/>
           <w:b/>
           <w:bCs/>
         </w:rPr>
         <w:t xml:space="preserve">采样点接近输出端</w:t>
       </w:r>
       <w:r>
+        <w:rPr>
+          <w:rFonts w:eastAsia="黑体"/>
+        </w:rPr>
         <w:t xml:space="preserve"> </w:t>
       </w:r>
       <w:r>
+        <w:rPr>
+          <w:rFonts w:eastAsia="黑体"/>
+        </w:rPr>
         <w:t xml:space="preserve">→ </w:t>
       </w:r>
       <w:r>
         <w:rPr>
-          <w:rFonts w:hint="eastAsia"/>
+          <w:rFonts w:hint="eastAsia" w:eastAsia="黑体"/>
         </w:rPr>
         <w:t xml:space="preserve">能包含线路压降，保护更真实，但要兼顾负载瞬态裕量。</w:t>
       </w:r>
@@ -2203,7 +2446,7 @@
       </w:pPr>
       <w:r>
         <w:rPr>
-          <w:rFonts w:hint="eastAsia"/>
+          <w:rFonts w:hint="eastAsia" w:eastAsia="黑体"/>
         </w:rPr>
         <w:t xml:space="preserve">典型参数示例</w:t>
       </w:r>
@@ -2218,11 +2461,14 @@
       </w:pPr>
       <w:r>
         <w:rPr>
-          <w:rFonts w:hint="eastAsia"/>
+          <w:rFonts w:hint="eastAsia" w:eastAsia="黑体"/>
         </w:rPr>
         <w:t xml:space="preserve">取</w:t>
       </w:r>
       <w:r>
+        <w:rPr>
+          <w:rFonts w:eastAsia="黑体"/>
+        </w:rPr>
         <w:t xml:space="preserve"> </w:t>
       </w:r>
       <m:oMath>
@@ -2271,6 +2517,9 @@
         </m:r>
       </m:oMath>
       <w:r>
+        <w:rPr>
+          <w:rFonts w:eastAsia="黑体"/>
+        </w:rPr>
         <w:t xml:space="preserve">、</w:t>
       </w:r>
       <m:oMath>
@@ -2311,7 +2560,7 @@
       </m:oMath>
       <w:r>
         <w:rPr>
-          <w:rFonts w:hint="eastAsia"/>
+          <w:rFonts w:hint="eastAsia" w:eastAsia="黑体"/>
         </w:rPr>
         <w:t xml:space="preserve">：</w:t>
       </w:r>
@@ -2382,6 +2631,9 @@
         </m:r>
       </m:oMath>
       <w:r>
+        <w:rPr>
+          <w:rFonts w:eastAsia="黑体"/>
+        </w:rPr>
         <w:t xml:space="preserve">。</w:t>
       </w:r>
     </w:p>
@@ -2395,11 +2647,14 @@
       </w:pPr>
       <w:r>
         <w:rPr>
-          <w:rFonts w:hint="eastAsia"/>
+          <w:rFonts w:hint="eastAsia" w:eastAsia="黑体"/>
         </w:rPr>
         <w:t xml:space="preserve">输入</w:t>
       </w:r>
       <w:r>
+        <w:rPr>
+          <w:rFonts w:eastAsia="黑体"/>
+        </w:rPr>
         <w:t xml:space="preserve"> </w:t>
       </w:r>
       <m:oMath>
@@ -2440,20 +2695,26 @@
       </m:oMath>
       <w:r>
         <w:rPr>
-          <w:rFonts w:hint="eastAsia"/>
+          <w:rFonts w:hint="eastAsia" w:eastAsia="黑体"/>
         </w:rPr>
         <w:t xml:space="preserve">、短路限流</w:t>
       </w:r>
       <w:r>
+        <w:rPr>
+          <w:rFonts w:eastAsia="黑体"/>
+        </w:rPr>
         <w:t xml:space="preserve"> 2 </w:t>
       </w:r>
       <w:r>
         <w:rPr>
-          <w:rFonts w:hint="eastAsia"/>
+          <w:rFonts w:hint="eastAsia" w:eastAsia="黑体"/>
         </w:rPr>
         <w:t xml:space="preserve">A：开关瞬时功耗</w:t>
       </w:r>
       <w:r>
+        <w:rPr>
+          <w:rFonts w:eastAsia="黑体"/>
+        </w:rPr>
         <w:t xml:space="preserve"> </w:t>
       </w:r>
       <m:oMath>
@@ -2518,7 +2779,7 @@
       </m:oMath>
       <w:r>
         <w:rPr>
-          <w:rFonts w:hint="eastAsia"/>
+          <w:rFonts w:hint="eastAsia" w:eastAsia="黑体"/>
         </w:rPr>
         <w:t xml:space="preserve">；采用打嗝模式、</w:t>
       </w:r>
@@ -2562,6 +2823,9 @@
         </m:r>
       </m:oMath>
       <w:r>
+        <w:rPr>
+          <w:rFonts w:eastAsia="黑体"/>
+        </w:rPr>
         <w:t xml:space="preserve">、</w:t>
       </w:r>
       <m:oMath>
@@ -2605,11 +2869,14 @@
       </m:oMath>
       <w:r>
         <w:rPr>
-          <w:rFonts w:hint="eastAsia"/>
+          <w:rFonts w:hint="eastAsia" w:eastAsia="黑体"/>
         </w:rPr>
         <w:t xml:space="preserve">，平均功耗</w:t>
       </w:r>
       <w:r>
+        <w:rPr>
+          <w:rFonts w:eastAsia="黑体"/>
+        </w:rPr>
         <w:t xml:space="preserve"> </w:t>
       </w:r>
       <m:oMath>
@@ -2739,6 +3006,9 @@
         </m:r>
       </m:oMath>
       <w:r>
+        <w:rPr>
+          <w:rFonts w:eastAsia="黑体"/>
+        </w:rPr>
         <w:t xml:space="preserve">。</w:t>
       </w:r>
     </w:p>
@@ -2750,7 +3020,7 @@
       </w:pPr>
       <w:r>
         <w:rPr>
-          <w:rFonts w:hint="eastAsia"/>
+          <w:rFonts w:hint="eastAsia" w:eastAsia="黑体"/>
         </w:rPr>
         <w:t xml:space="preserve">常见器件型号</w:t>
       </w:r>
@@ -2765,25 +3035,31 @@
       </w:pPr>
       <w:r>
         <w:rPr>
-          <w:rFonts w:hint="eastAsia"/>
+          <w:rFonts w:hint="eastAsia" w:eastAsia="黑体"/>
         </w:rPr>
         <w:t xml:space="preserve">集成限流稳压器：LM317（自带过流保护）、78xx</w:t>
       </w:r>
       <w:r>
+        <w:rPr>
+          <w:rFonts w:eastAsia="黑体"/>
+        </w:rPr>
         <w:t xml:space="preserve"> </w:t>
       </w:r>
       <w:r>
         <w:rPr>
-          <w:rFonts w:hint="eastAsia"/>
+          <w:rFonts w:hint="eastAsia" w:eastAsia="黑体"/>
         </w:rPr>
         <w:t xml:space="preserve">系列、TPS</w:t>
       </w:r>
       <w:r>
+        <w:rPr>
+          <w:rFonts w:eastAsia="黑体"/>
+        </w:rPr>
         <w:t xml:space="preserve"> </w:t>
       </w:r>
       <w:r>
         <w:rPr>
-          <w:rFonts w:hint="eastAsia"/>
+          <w:rFonts w:hint="eastAsia" w:eastAsia="黑体"/>
         </w:rPr>
         <w:t xml:space="preserve">系列。</w:t>
       </w:r>
@@ -2798,34 +3074,43 @@
       </w:pPr>
       <w:r>
         <w:rPr>
-          <w:rFonts w:hint="eastAsia"/>
+          <w:rFonts w:hint="eastAsia" w:eastAsia="黑体"/>
         </w:rPr>
         <w:t xml:space="preserve">电源保护开关：TI</w:t>
       </w:r>
       <w:r>
+        <w:rPr>
+          <w:rFonts w:eastAsia="黑体"/>
+        </w:rPr>
         <w:t xml:space="preserve"> TPS25200 </w:t>
       </w:r>
       <w:r>
         <w:rPr>
-          <w:rFonts w:hint="eastAsia"/>
+          <w:rFonts w:hint="eastAsia" w:eastAsia="黑体"/>
         </w:rPr>
         <w:t xml:space="preserve">系列、USB</w:t>
       </w:r>
       <w:r>
+        <w:rPr>
+          <w:rFonts w:eastAsia="黑体"/>
+        </w:rPr>
         <w:t xml:space="preserve"> </w:t>
       </w:r>
       <w:r>
         <w:rPr>
-          <w:rFonts w:hint="eastAsia"/>
+          <w:rFonts w:hint="eastAsia" w:eastAsia="黑体"/>
         </w:rPr>
         <w:t xml:space="preserve">限流开关（如</w:t>
       </w:r>
       <w:r>
+        <w:rPr>
+          <w:rFonts w:eastAsia="黑体"/>
+        </w:rPr>
         <w:t xml:space="preserve"> </w:t>
       </w:r>
       <w:r>
         <w:rPr>
-          <w:rFonts w:hint="eastAsia"/>
+          <w:rFonts w:hint="eastAsia" w:eastAsia="黑体"/>
         </w:rPr>
         <w:t xml:space="preserve">APL3551、TPS2051）。</w:t>
       </w:r>
@@ -2840,16 +3125,19 @@
       </w:pPr>
       <w:r>
         <w:rPr>
-          <w:rFonts w:hint="eastAsia"/>
+          <w:rFonts w:hint="eastAsia" w:eastAsia="黑体"/>
         </w:rPr>
         <w:t xml:space="preserve">采样电阻：低阻合金</w:t>
       </w:r>
       <w:r>
+        <w:rPr>
+          <w:rFonts w:eastAsia="黑体"/>
+        </w:rPr>
         <w:t xml:space="preserve"> / </w:t>
       </w:r>
       <w:r>
         <w:rPr>
-          <w:rFonts w:hint="eastAsia"/>
+          <w:rFonts w:hint="eastAsia" w:eastAsia="黑体"/>
         </w:rPr>
         <w:t xml:space="preserve">四端子电阻。</w:t>
       </w:r>
@@ -2864,34 +3152,43 @@
       </w:pPr>
       <w:r>
         <w:rPr>
-          <w:rFonts w:hint="eastAsia"/>
+          <w:rFonts w:hint="eastAsia" w:eastAsia="黑体"/>
         </w:rPr>
         <w:t xml:space="preserve">开关管：N</w:t>
       </w:r>
       <w:r>
+        <w:rPr>
+          <w:rFonts w:eastAsia="黑体"/>
+        </w:rPr>
         <w:t xml:space="preserve"> </w:t>
       </w:r>
       <w:r>
         <w:rPr>
-          <w:rFonts w:hint="eastAsia"/>
+          <w:rFonts w:hint="eastAsia" w:eastAsia="黑体"/>
         </w:rPr>
         <w:t xml:space="preserve">沟道</w:t>
       </w:r>
       <w:r>
+        <w:rPr>
+          <w:rFonts w:eastAsia="黑体"/>
+        </w:rPr>
         <w:t xml:space="preserve"> </w:t>
       </w:r>
       <w:r>
         <w:rPr>
-          <w:rFonts w:hint="eastAsia"/>
+          <w:rFonts w:hint="eastAsia" w:eastAsia="黑体"/>
         </w:rPr>
         <w:t xml:space="preserve">MOSFET（如</w:t>
       </w:r>
       <w:r>
+        <w:rPr>
+          <w:rFonts w:eastAsia="黑体"/>
+        </w:rPr>
         <w:t xml:space="preserve"> </w:t>
       </w:r>
       <w:r>
         <w:rPr>
-          <w:rFonts w:hint="eastAsia"/>
+          <w:rFonts w:hint="eastAsia" w:eastAsia="黑体"/>
         </w:rPr>
         <w:t xml:space="preserve">AO3400、IRLML6344）。</w:t>
       </w:r>
@@ -2904,7 +3201,7 @@
       </w:pPr>
       <w:r>
         <w:rPr>
-          <w:rFonts w:hint="eastAsia"/>
+          <w:rFonts w:hint="eastAsia" w:eastAsia="黑体"/>
         </w:rPr>
         <w:t xml:space="preserve">注意事项</w:t>
       </w:r>
@@ -2919,16 +3216,19 @@
       </w:pPr>
       <w:r>
         <w:rPr>
-          <w:rFonts w:hint="eastAsia"/>
+          <w:rFonts w:hint="eastAsia" w:eastAsia="黑体"/>
         </w:rPr>
         <w:t xml:space="preserve">短路瞬间输出电流与功率可能远超额定，必须靠硬件限流</w:t>
       </w:r>
       <w:r>
+        <w:rPr>
+          <w:rFonts w:eastAsia="黑体"/>
+        </w:rPr>
         <w:t xml:space="preserve"> / </w:t>
       </w:r>
       <w:r>
         <w:rPr>
-          <w:rFonts w:hint="eastAsia"/>
+          <w:rFonts w:hint="eastAsia" w:eastAsia="黑体"/>
         </w:rPr>
         <w:t xml:space="preserve">打嗝，不能只依赖软件。</w:t>
       </w:r>
@@ -2943,11 +3243,14 @@
       </w:pPr>
       <w:r>
         <w:rPr>
-          <w:rFonts w:hint="eastAsia"/>
+          <w:rFonts w:hint="eastAsia" w:eastAsia="黑体"/>
         </w:rPr>
         <w:t xml:space="preserve">恒定限流模式会让开关管长期承受</w:t>
       </w:r>
       <w:r>
+        <w:rPr>
+          <w:rFonts w:eastAsia="黑体"/>
+        </w:rPr>
         <w:t xml:space="preserve"> </w:t>
       </w:r>
       <m:oMath>
@@ -2993,7 +3296,7 @@
       </m:oMath>
       <w:r>
         <w:rPr>
-          <w:rFonts w:hint="eastAsia"/>
+          <w:rFonts w:hint="eastAsia" w:eastAsia="黑体"/>
         </w:rPr>
         <w:t xml:space="preserve">，需核算功耗与散热或采用打嗝降低平均损耗。</w:t>
       </w:r>
@@ -3008,16 +3311,19 @@
       </w:pPr>
       <w:r>
         <w:rPr>
-          <w:rFonts w:hint="eastAsia"/>
+          <w:rFonts w:hint="eastAsia" w:eastAsia="黑体"/>
         </w:rPr>
         <w:t xml:space="preserve">采样电阻的温漂与寄生电感会引入误差与尖峰，选低</w:t>
       </w:r>
       <w:r>
+        <w:rPr>
+          <w:rFonts w:eastAsia="黑体"/>
+        </w:rPr>
         <w:t xml:space="preserve"> TCR </w:t>
       </w:r>
       <w:r>
         <w:rPr>
-          <w:rFonts w:hint="eastAsia"/>
+          <w:rFonts w:hint="eastAsia" w:eastAsia="黑体"/>
         </w:rPr>
         <w:t xml:space="preserve">器件并做好布局。</w:t>
       </w:r>
@@ -3032,7 +3338,7 @@
       </w:pPr>
       <w:r>
         <w:rPr>
-          <w:rFonts w:hint="eastAsia"/>
+          <w:rFonts w:hint="eastAsia" w:eastAsia="黑体"/>
         </w:rPr>
         <w:t xml:space="preserve">保护阈值要高于最大正常负载电流与启动冲击，否则易误触发。</w:t>
       </w:r>
@@ -3045,7 +3351,7 @@
       </w:pPr>
       <w:r>
         <w:rPr>
-          <w:rFonts w:hint="eastAsia"/>
+          <w:rFonts w:hint="eastAsia" w:eastAsia="黑体"/>
         </w:rPr>
         <w:t xml:space="preserve">参考资料</w:t>
       </w:r>
@@ -3059,29 +3365,38 @@
         </w:numPr>
       </w:pPr>
       <w:r>
+        <w:rPr>
+          <w:rFonts w:eastAsia="黑体"/>
+        </w:rPr>
         <w:t xml:space="preserve">TI </w:t>
       </w:r>
       <w:r>
         <w:rPr>
-          <w:rFonts w:hint="eastAsia"/>
+          <w:rFonts w:hint="eastAsia" w:eastAsia="黑体"/>
         </w:rPr>
         <w:t xml:space="preserve">官网：TPS25200</w:t>
       </w:r>
       <w:r>
+        <w:rPr>
+          <w:rFonts w:eastAsia="黑体"/>
+        </w:rPr>
         <w:t xml:space="preserve"> </w:t>
       </w:r>
       <w:r>
         <w:rPr>
-          <w:rFonts w:hint="eastAsia"/>
+          <w:rFonts w:hint="eastAsia" w:eastAsia="黑体"/>
         </w:rPr>
         <w:t xml:space="preserve">系列电子保险丝</w:t>
       </w:r>
       <w:r>
+        <w:rPr>
+          <w:rFonts w:eastAsia="黑体"/>
+        </w:rPr>
         <w:t xml:space="preserve"> / </w:t>
       </w:r>
       <w:r>
         <w:rPr>
-          <w:rFonts w:hint="eastAsia"/>
+          <w:rFonts w:hint="eastAsia" w:eastAsia="黑体"/>
         </w:rPr>
         <w:t xml:space="preserve">限流开关。</w:t>
       </w:r>
@@ -3095,6 +3410,9 @@
         </w:numPr>
       </w:pPr>
       <w:r>
+        <w:rPr>
+          <w:rFonts w:eastAsia="黑体"/>
+        </w:rPr>
         <w:t xml:space="preserve">Wikipedia: Current limiting / Foldback current limiting。</w:t>
       </w:r>
     </w:p>
@@ -3108,16 +3426,19 @@
       </w:pPr>
       <w:r>
         <w:rPr>
-          <w:rFonts w:hint="eastAsia"/>
+          <w:rFonts w:hint="eastAsia" w:eastAsia="黑体"/>
         </w:rPr>
         <w:t xml:space="preserve">《开关电源设计》（Abraham</w:t>
       </w:r>
       <w:r>
+        <w:rPr>
+          <w:rFonts w:eastAsia="黑体"/>
+        </w:rPr>
         <w:t xml:space="preserve"> </w:t>
       </w:r>
       <w:r>
         <w:rPr>
-          <w:rFonts w:hint="eastAsia"/>
+          <w:rFonts w:hint="eastAsia" w:eastAsia="黑体"/>
         </w:rPr>
         <w:t xml:space="preserve">Pressman）。</w:t>
       </w:r>
@@ -3131,11 +3452,11 @@
       </w:pPr>
       <w:r>
         <w:rPr>
-          <w:rFonts w:ascii="Times New Roman" w:hAnsi="Times New Roman"/>
+          <w:rFonts w:ascii="Times New Roman" w:hAnsi="Times New Roman" w:eastAsia="黑体"/>
           <w:color w:val="555555"/>
           <w:sz w:val="21"/>
         </w:rPr>
-        <w:t>材料收集者：杜文杰</w:t>
+        <w:t>材料收集者：杜文杰，WX手机：19519196569，QQ:3478827729</w:t>
       </w:r>
     </w:p>
     <w:sectPr>
@@ -3155,7 +3476,7 @@
 </file>
 
 <file path=word/footer1.xml><?xml version="1.0" encoding="utf-8"?>
-<w:ftr xmlns:m="http://schemas.openxmlformats.org/officeDocument/2006/math" xmlns:mc="http://schemas.openxmlformats.org/markup-compatibility/2006" xmlns:mo="http://schemas.microsoft.com/office/mac/office/2008/main" xmlns:mv="urn:schemas-microsoft-com:mac:vml" xmlns:o="urn:schemas-microsoft-com:office:office" xmlns:r="http://schemas.openxmlformats.org/officeDocument/2006/relationships" xmlns:v="urn:schemas-microsoft-com:vml" xmlns:w10="urn:schemas-microsoft-com:office:word" xmlns:w14="http://schemas.microsoft.com/office/word/2010/wordml" xmlns:w="http://schemas.openxmlformats.org/wordprocessingml/2006/main" xmlns:wne="http://schemas.microsoft.com/office/word/2006/wordml" xmlns:wp14="http://schemas.microsoft.com/office/word/2010/wordprocessingDrawing" xmlns:wp="http://schemas.openxmlformats.org/drawingml/2006/wordprocessingDrawing" xmlns:wpc="http://schemas.microsoft.com/office/word/2010/wordprocessingCanvas" xmlns:wpg="http://schemas.microsoft.com/office/word/2010/wordprocessingGroup" xmlns:wpi="http://schemas.microsoft.com/office/word/2010/wordprocessingInk" xmlns:wps="http://schemas.microsoft.com/office/word/2010/wordprocessingShape" mc:Ignorable="w14 wp14">
+<w:ftr xmlns:mc="http://schemas.openxmlformats.org/markup-compatibility/2006" xmlns:w="http://schemas.openxmlformats.org/wordprocessingml/2006/main" xmlns:m="http://schemas.openxmlformats.org/officeDocument/2006/math" xmlns:mo="http://schemas.microsoft.com/office/mac/office/2008/main" xmlns:mv="urn:schemas-microsoft-com:mac:vml" xmlns:o="urn:schemas-microsoft-com:office:office" xmlns:r="http://schemas.openxmlformats.org/officeDocument/2006/relationships" xmlns:v="urn:schemas-microsoft-com:vml" xmlns:w10="urn:schemas-microsoft-com:office:word" xmlns:w14="http://schemas.microsoft.com/office/word/2010/wordml" xmlns:wne="http://schemas.microsoft.com/office/word/2006/wordml" xmlns:wp14="http://schemas.microsoft.com/office/word/2010/wordprocessingDrawing" xmlns:wp="http://schemas.openxmlformats.org/drawingml/2006/wordprocessingDrawing" xmlns:wpc="http://schemas.microsoft.com/office/word/2010/wordprocessingCanvas" xmlns:wpg="http://schemas.microsoft.com/office/word/2010/wordprocessingGroup" xmlns:wpi="http://schemas.microsoft.com/office/word/2010/wordprocessingInk" xmlns:wps="http://schemas.microsoft.com/office/word/2010/wordprocessingShape" mc:Ignorable="w14 wp14">
   <w:p>
     <w:pPr>
       <w:pStyle w:val="Footer"/>
@@ -3163,12 +3484,14 @@
     </w:pPr>
     <w:r>
       <w:rPr>
+        <w:rFonts w:eastAsia="黑体"/>
         <w:sz w:val="18"/>
       </w:rPr>
       <w:t xml:space="preserve">第 </w:t>
     </w:r>
     <w:r>
       <w:rPr>
+        <w:rFonts w:eastAsia="黑体"/>
         <w:sz w:val="18"/>
       </w:rPr>
       <w:fldChar w:fldCharType="begin"/>
@@ -3177,6 +3500,7 @@
     </w:r>
     <w:r>
       <w:rPr>
+        <w:rFonts w:eastAsia="黑体"/>
         <w:sz w:val="18"/>
       </w:rPr>
       <w:t xml:space="preserve"> 页</w:t>
@@ -3190,6 +3514,9 @@
   <w:footnote w:type="continuationSeparator" w:id="0">
     <w:p>
       <w:r>
+        <w:rPr>
+          <w:rFonts w:eastAsia="黑体"/>
+        </w:rPr>
         <w:continuationSeparator/>
       </w:r>
     </w:p>
@@ -3197,6 +3524,9 @@
   <w:footnote w:type="separator" w:id="-1">
     <w:p>
       <w:r>
+        <w:rPr>
+          <w:rFonts w:eastAsia="黑体"/>
+        </w:rPr>
         <w:separator/>
       </w:r>
     </w:p>
@@ -3205,7 +3535,7 @@
 </file>
 
 <file path=word/header1.xml><?xml version="1.0" encoding="utf-8"?>
-<w:hdr xmlns:m="http://schemas.openxmlformats.org/officeDocument/2006/math" xmlns:mc="http://schemas.openxmlformats.org/markup-compatibility/2006" xmlns:mo="http://schemas.microsoft.com/office/mac/office/2008/main" xmlns:mv="urn:schemas-microsoft-com:mac:vml" xmlns:o="urn:schemas-microsoft-com:office:office" xmlns:r="http://schemas.openxmlformats.org/officeDocument/2006/relationships" xmlns:v="urn:schemas-microsoft-com:vml" xmlns:w10="urn:schemas-microsoft-com:office:word" xmlns:w14="http://schemas.microsoft.com/office/word/2010/wordml" xmlns:w="http://schemas.openxmlformats.org/wordprocessingml/2006/main" xmlns:wne="http://schemas.microsoft.com/office/word/2006/wordml" xmlns:wp14="http://schemas.microsoft.com/office/word/2010/wordprocessingDrawing" xmlns:wp="http://schemas.openxmlformats.org/drawingml/2006/wordprocessingDrawing" xmlns:wpc="http://schemas.microsoft.com/office/word/2010/wordprocessingCanvas" xmlns:wpg="http://schemas.microsoft.com/office/word/2010/wordprocessingGroup" xmlns:wpi="http://schemas.microsoft.com/office/word/2010/wordprocessingInk" xmlns:wps="http://schemas.microsoft.com/office/word/2010/wordprocessingShape" mc:Ignorable="w14 wp14">
+<w:hdr xmlns:mc="http://schemas.openxmlformats.org/markup-compatibility/2006" xmlns:w="http://schemas.openxmlformats.org/wordprocessingml/2006/main" xmlns:m="http://schemas.openxmlformats.org/officeDocument/2006/math" xmlns:mo="http://schemas.microsoft.com/office/mac/office/2008/main" xmlns:mv="urn:schemas-microsoft-com:mac:vml" xmlns:o="urn:schemas-microsoft-com:office:office" xmlns:r="http://schemas.openxmlformats.org/officeDocument/2006/relationships" xmlns:v="urn:schemas-microsoft-com:vml" xmlns:w10="urn:schemas-microsoft-com:office:word" xmlns:w14="http://schemas.microsoft.com/office/word/2010/wordml" xmlns:wne="http://schemas.microsoft.com/office/word/2006/wordml" xmlns:wp14="http://schemas.microsoft.com/office/word/2010/wordprocessingDrawing" xmlns:wp="http://schemas.openxmlformats.org/drawingml/2006/wordprocessingDrawing" xmlns:wpc="http://schemas.microsoft.com/office/word/2010/wordprocessingCanvas" xmlns:wpg="http://schemas.microsoft.com/office/word/2010/wordprocessingGroup" xmlns:wpi="http://schemas.microsoft.com/office/word/2010/wordprocessingInk" xmlns:wps="http://schemas.microsoft.com/office/word/2010/wordprocessingShape" mc:Ignorable="w14 wp14">
   <w:p>
     <w:pPr>
       <w:pStyle w:val="Header"/>
@@ -3213,7 +3543,7 @@
     </w:pPr>
     <w:r>
       <w:rPr>
-        <w:rFonts w:ascii="Times New Roman" w:hAnsi="Times New Roman"/>
+        <w:rFonts w:ascii="Times New Roman" w:hAnsi="Times New Roman" w:eastAsia="黑体"/>
         <w:sz w:val="18"/>
         <w:rFonts w:eastAsia="黑体"/>
         <w:rFonts w:eastAsia="黑体"/>
@@ -3225,7 +3555,7 @@
 </file>
 
 <file path=word/numbering.xml><?xml version="1.0" encoding="utf-8"?>
-<w:numbering xmlns:m="http://schemas.openxmlformats.org/officeDocument/2006/math" xmlns:mc="http://schemas.openxmlformats.org/markup-compatibility/2006" xmlns:mo="http://schemas.microsoft.com/office/mac/office/2008/main" xmlns:mv="urn:schemas-microsoft-com:mac:vml" xmlns:o="urn:schemas-microsoft-com:office:office" xmlns:r="http://schemas.openxmlformats.org/officeDocument/2006/relationships" xmlns:v="urn:schemas-microsoft-com:vml" xmlns:w="http://schemas.openxmlformats.org/wordprocessingml/2006/main" xmlns:w10="urn:schemas-microsoft-com:office:word" xmlns:w14="http://schemas.microsoft.com/office/word/2010/wordml" xmlns:wne="http://schemas.microsoft.com/office/word/2006/wordml" xmlns:wp="http://schemas.openxmlformats.org/drawingml/2006/wordprocessingDrawing" xmlns:wp14="http://schemas.microsoft.com/office/word/2010/wordprocessingDrawing" xmlns:wpc="http://schemas.microsoft.com/office/word/2010/wordprocessingCanvas" xmlns:wpg="http://schemas.microsoft.com/office/word/2010/wordprocessingGroup" xmlns:wpi="http://schemas.microsoft.com/office/word/2010/wordprocessingInk" xmlns:wps="http://schemas.microsoft.com/office/word/2010/wordprocessingShape" mc:Ignorable="w14 wp14">
+<w:numbering xmlns:mc="http://schemas.openxmlformats.org/markup-compatibility/2006" xmlns:w="http://schemas.openxmlformats.org/wordprocessingml/2006/main" xmlns:m="http://schemas.openxmlformats.org/officeDocument/2006/math" xmlns:mo="http://schemas.microsoft.com/office/mac/office/2008/main" xmlns:mv="urn:schemas-microsoft-com:mac:vml" xmlns:o="urn:schemas-microsoft-com:office:office" xmlns:r="http://schemas.openxmlformats.org/officeDocument/2006/relationships" xmlns:v="urn:schemas-microsoft-com:vml" xmlns:w10="urn:schemas-microsoft-com:office:word" xmlns:w14="http://schemas.microsoft.com/office/word/2010/wordml" xmlns:wne="http://schemas.microsoft.com/office/word/2006/wordml" xmlns:wp="http://schemas.openxmlformats.org/drawingml/2006/wordprocessingDrawing" xmlns:wp14="http://schemas.microsoft.com/office/word/2010/wordprocessingDrawing" xmlns:wpc="http://schemas.microsoft.com/office/word/2010/wordprocessingCanvas" xmlns:wpg="http://schemas.microsoft.com/office/word/2010/wordprocessingGroup" xmlns:wpi="http://schemas.microsoft.com/office/word/2010/wordprocessingInk" xmlns:wps="http://schemas.microsoft.com/office/word/2010/wordprocessingShape" mc:Ignorable="w14 wp14">
   <w:abstractNum w:abstractNumId="0">
     <w:nsid w:val="FFFFFF7C"/>
     <w:multiLevelType w:val="singleLevel"/>
@@ -3312,7 +3642,7 @@
         <w:ind w:hanging="360" w:left="1440"/>
       </w:pPr>
       <w:rPr>
-        <w:rFonts w:ascii="Symbol" w:hAnsi="Symbol" w:hint="default"/>
+        <w:rFonts w:ascii="Symbol" w:hAnsi="Symbol" w:hint="default" w:eastAsia="黑体"/>
       </w:rPr>
     </w:lvl>
   </w:abstractNum>
@@ -3333,7 +3663,7 @@
         <w:ind w:hanging="360" w:left="1080"/>
       </w:pPr>
       <w:rPr>
-        <w:rFonts w:ascii="Symbol" w:hAnsi="Symbol" w:hint="default"/>
+        <w:rFonts w:ascii="Symbol" w:hAnsi="Symbol" w:hint="default" w:eastAsia="黑体"/>
       </w:rPr>
     </w:lvl>
   </w:abstractNum>
@@ -3354,7 +3684,7 @@
         <w:ind w:hanging="360" w:left="720"/>
       </w:pPr>
       <w:rPr>
-        <w:rFonts w:ascii="Symbol" w:hAnsi="Symbol" w:hint="default"/>
+        <w:rFonts w:ascii="Symbol" w:hAnsi="Symbol" w:hint="default" w:eastAsia="黑体"/>
       </w:rPr>
     </w:lvl>
   </w:abstractNum>
@@ -3393,7 +3723,7 @@
         <w:ind w:hanging="360" w:left="360"/>
       </w:pPr>
       <w:rPr>
-        <w:rFonts w:ascii="Symbol" w:hAnsi="Symbol" w:hint="default"/>
+        <w:rFonts w:ascii="Symbol" w:hAnsi="Symbol" w:hint="default" w:eastAsia="黑体"/>
       </w:rPr>
     </w:lvl>
   </w:abstractNum>
@@ -3484,7 +3814,7 @@
         <w:ind w:left="720" w:hanging="360"/>
       </w:pPr>
       <w:rPr>
-        <w:rFonts w:ascii="Symbol" w:hAnsi="Symbol" w:cs="Symbol" w:hint="default"/>
+        <w:rFonts w:ascii="Symbol" w:hAnsi="Symbol" w:cs="Symbol" w:hint="default" w:eastAsia="黑体"/>
       </w:rPr>
     </w:lvl>
     <w:lvl w:ilvl="1">
@@ -3495,7 +3825,7 @@
         <w:ind w:left="1440" w:hanging="360"/>
       </w:pPr>
       <w:rPr>
-        <w:rFonts w:ascii="Courier New" w:hAnsi="Courier New" w:cs="Courier New" w:hint="default"/>
+        <w:rFonts w:ascii="Courier New" w:hAnsi="Courier New" w:cs="Courier New" w:hint="default" w:eastAsia="黑体"/>
       </w:rPr>
     </w:lvl>
     <w:lvl w:ilvl="2">
@@ -3506,7 +3836,7 @@
         <w:ind w:left="2160" w:hanging="360"/>
       </w:pPr>
       <w:rPr>
-        <w:rFonts w:ascii="Wingdings" w:hAnsi="Wingdings" w:cs="Wingdings" w:hint="default"/>
+        <w:rFonts w:ascii="Wingdings" w:hAnsi="Wingdings" w:cs="Wingdings" w:hint="default" w:eastAsia="黑体"/>
       </w:rPr>
     </w:lvl>
     <w:lvl w:ilvl="3">
@@ -3517,7 +3847,7 @@
         <w:ind w:left="2880" w:hanging="360"/>
       </w:pPr>
       <w:rPr>
-        <w:rFonts w:ascii="Symbol" w:hAnsi="Symbol" w:cs="Symbol" w:hint="default"/>
+        <w:rFonts w:ascii="Symbol" w:hAnsi="Symbol" w:cs="Symbol" w:hint="default" w:eastAsia="黑体"/>
       </w:rPr>
     </w:lvl>
     <w:lvl w:ilvl="4">
@@ -3528,7 +3858,7 @@
         <w:ind w:left="3600" w:hanging="360"/>
       </w:pPr>
       <w:rPr>
-        <w:rFonts w:ascii="Courier New" w:hAnsi="Courier New" w:cs="Courier New" w:hint="default"/>
+        <w:rFonts w:ascii="Courier New" w:hAnsi="Courier New" w:cs="Courier New" w:hint="default" w:eastAsia="黑体"/>
       </w:rPr>
     </w:lvl>
     <w:lvl w:ilvl="5">
@@ -3539,7 +3869,7 @@
         <w:ind w:left="4320" w:hanging="360"/>
       </w:pPr>
       <w:rPr>
-        <w:rFonts w:ascii="Wingdings" w:hAnsi="Wingdings" w:cs="Wingdings" w:hint="default"/>
+        <w:rFonts w:ascii="Wingdings" w:hAnsi="Wingdings" w:cs="Wingdings" w:hint="default" w:eastAsia="黑体"/>
       </w:rPr>
     </w:lvl>
     <w:lvl w:ilvl="6">
@@ -3550,7 +3880,7 @@
         <w:ind w:left="5040" w:hanging="360"/>
       </w:pPr>
       <w:rPr>
-        <w:rFonts w:ascii="Symbol" w:hAnsi="Symbol" w:cs="Symbol" w:hint="default"/>
+        <w:rFonts w:ascii="Symbol" w:hAnsi="Symbol" w:cs="Symbol" w:hint="default" w:eastAsia="黑体"/>
       </w:rPr>
     </w:lvl>
     <w:lvl w:ilvl="7">
@@ -3561,7 +3891,7 @@
         <w:ind w:left="5760" w:hanging="360"/>
       </w:pPr>
       <w:rPr>
-        <w:rFonts w:ascii="Courier New" w:hAnsi="Courier New" w:cs="Courier New" w:hint="default"/>
+        <w:rFonts w:ascii="Courier New" w:hAnsi="Courier New" w:cs="Courier New" w:hint="default" w:eastAsia="黑体"/>
       </w:rPr>
     </w:lvl>
     <w:lvl w:ilvl="8">
@@ -3572,7 +3902,7 @@
         <w:ind w:left="6480" w:hanging="360"/>
       </w:pPr>
       <w:rPr>
-        <w:rFonts w:ascii="Wingdings" w:hAnsi="Wingdings" w:cs="Wingdings" w:hint="default"/>
+        <w:rFonts w:ascii="Wingdings" w:hAnsi="Wingdings" w:cs="Wingdings" w:hint="default" w:eastAsia="黑体"/>
       </w:rPr>
     </w:lvl>
   </w:abstractNum>
@@ -3628,11 +3958,11 @@
 </file>
 
 <file path=word/styles.xml><?xml version="1.0" encoding="utf-8"?>
-<w:styles xmlns:mc="http://schemas.openxmlformats.org/markup-compatibility/2006" xmlns:r="http://schemas.openxmlformats.org/officeDocument/2006/relationships" xmlns:w="http://schemas.openxmlformats.org/wordprocessingml/2006/main" xmlns:w14="http://schemas.microsoft.com/office/word/2010/wordml" mc:Ignorable="w14">
+<w:styles xmlns:mc="http://schemas.openxmlformats.org/markup-compatibility/2006" xmlns:w="http://schemas.openxmlformats.org/wordprocessingml/2006/main" xmlns:r="http://schemas.openxmlformats.org/officeDocument/2006/relationships" xmlns:w14="http://schemas.microsoft.com/office/word/2010/wordml" mc:Ignorable="w14">
   <w:docDefaults>
     <w:rPrDefault>
       <w:rPr>
-        <w:rFonts w:asciiTheme="minorHAnsi" w:cstheme="minorBidi" w:eastAsiaTheme="minorEastAsia" w:hAnsiTheme="minorHAnsi"/>
+        <w:rFonts w:asciiTheme="minorHAnsi" w:cstheme="minorBidi" w:hAnsiTheme="minorHAnsi" w:eastAsia="黑体"/>
         <w:sz w:val="22"/>
         <w:szCs w:val="22"/>
         <w:lang w:bidi="ar-SA" w:eastAsia="en-US" w:val="en-US"/>
@@ -3854,7 +4184,7 @@
       <w:outlineLvl w:val="0"/>
     </w:pPr>
     <w:rPr>
-      <w:rFonts w:ascii="Times New Roman" w:asciiTheme="majorHAnsi" w:cstheme="majorBidi" w:eastAsia="黑体" w:eastAsiaTheme="majorEastAsia" w:hAnsi="Times New Roman" w:hAnsiTheme="majorHAnsi"/>
+      <w:rFonts w:ascii="Times New Roman" w:asciiTheme="majorHAnsi" w:cstheme="majorBidi" w:eastAsia="黑体" w:hAnsi="Times New Roman" w:hAnsiTheme="majorHAnsi"/>
       <w:b/>
       <w:bCs/>
       <w:color w:val="1F3864"/>
@@ -3878,7 +4208,7 @@
       <w:outlineLvl w:val="1"/>
     </w:pPr>
     <w:rPr>
-      <w:rFonts w:ascii="Times New Roman" w:asciiTheme="majorHAnsi" w:cstheme="majorBidi" w:eastAsia="黑体" w:eastAsiaTheme="majorEastAsia" w:hAnsi="Times New Roman" w:hAnsiTheme="majorHAnsi"/>
+      <w:rFonts w:ascii="Times New Roman" w:asciiTheme="majorHAnsi" w:cstheme="majorBidi" w:eastAsia="黑体" w:hAnsi="Times New Roman" w:hAnsiTheme="majorHAnsi"/>
       <w:b/>
       <w:bCs/>
       <w:color w:val="2E4E7E"/>
@@ -3902,7 +4232,7 @@
       <w:outlineLvl w:val="2"/>
     </w:pPr>
     <w:rPr>
-      <w:rFonts w:ascii="Times New Roman" w:asciiTheme="majorHAnsi" w:cstheme="majorBidi" w:eastAsia="黑体" w:eastAsiaTheme="majorEastAsia" w:hAnsi="Times New Roman" w:hAnsiTheme="majorHAnsi"/>
+      <w:rFonts w:ascii="Times New Roman" w:asciiTheme="majorHAnsi" w:cstheme="majorBidi" w:eastAsia="黑体" w:hAnsi="Times New Roman" w:hAnsiTheme="majorHAnsi"/>
       <w:b/>
       <w:bCs/>
       <w:color w:val="2E4E7E"/>
@@ -3926,7 +4256,7 @@
       <w:outlineLvl w:val="3"/>
     </w:pPr>
     <w:rPr>
-      <w:rFonts w:ascii="Times New Roman" w:asciiTheme="majorHAnsi" w:cstheme="majorBidi" w:eastAsia="黑体" w:eastAsiaTheme="majorEastAsia" w:hAnsi="Times New Roman" w:hAnsiTheme="majorHAnsi"/>
+      <w:rFonts w:ascii="Times New Roman" w:asciiTheme="majorHAnsi" w:cstheme="majorBidi" w:eastAsia="黑体" w:hAnsi="Times New Roman" w:hAnsiTheme="majorHAnsi"/>
       <w:b/>
       <w:bCs/>
       <w:i/>
@@ -3952,7 +4282,7 @@
       <w:outlineLvl w:val="4"/>
     </w:pPr>
     <w:rPr>
-      <w:rFonts w:ascii="Times New Roman" w:asciiTheme="majorHAnsi" w:cstheme="majorBidi" w:eastAsia="黑体" w:eastAsiaTheme="majorEastAsia" w:hAnsi="Times New Roman" w:hAnsiTheme="majorHAnsi"/>
+      <w:rFonts w:ascii="Times New Roman" w:asciiTheme="majorHAnsi" w:cstheme="majorBidi" w:eastAsia="黑体" w:hAnsi="Times New Roman" w:hAnsiTheme="majorHAnsi"/>
       <w:b/>
       <w:color w:val="333333"/>
       <w:sz w:val="22"/>
@@ -3975,7 +4305,7 @@
       <w:outlineLvl w:val="5"/>
     </w:pPr>
     <w:rPr>
-      <w:rFonts w:asciiTheme="majorHAnsi" w:cstheme="majorBidi" w:eastAsiaTheme="majorEastAsia" w:hAnsiTheme="majorHAnsi"/>
+      <w:rFonts w:asciiTheme="majorHAnsi" w:cstheme="majorBidi" w:hAnsiTheme="majorHAnsi" w:eastAsia="黑体"/>
       <w:i/>
       <w:iCs/>
       <w:color w:themeColor="accent1" w:themeShade="7F" w:val="243F60"/>
@@ -3998,7 +4328,7 @@
       <w:outlineLvl w:val="6"/>
     </w:pPr>
     <w:rPr>
-      <w:rFonts w:asciiTheme="majorHAnsi" w:cstheme="majorBidi" w:eastAsiaTheme="majorEastAsia" w:hAnsiTheme="majorHAnsi"/>
+      <w:rFonts w:asciiTheme="majorHAnsi" w:cstheme="majorBidi" w:hAnsiTheme="majorHAnsi" w:eastAsia="黑体"/>
       <w:i/>
       <w:iCs/>
       <w:color w:themeColor="text1" w:themeTint="BF" w:val="404040"/>
@@ -4021,7 +4351,7 @@
       <w:outlineLvl w:val="7"/>
     </w:pPr>
     <w:rPr>
-      <w:rFonts w:asciiTheme="majorHAnsi" w:cstheme="majorBidi" w:eastAsiaTheme="majorEastAsia" w:hAnsiTheme="majorHAnsi"/>
+      <w:rFonts w:asciiTheme="majorHAnsi" w:cstheme="majorBidi" w:hAnsiTheme="majorHAnsi" w:eastAsia="黑体"/>
       <w:color w:themeColor="accent1" w:val="4F81BD"/>
       <w:sz w:val="20"/>
       <w:szCs w:val="20"/>
@@ -4044,7 +4374,7 @@
       <w:outlineLvl w:val="8"/>
     </w:pPr>
     <w:rPr>
-      <w:rFonts w:asciiTheme="majorHAnsi" w:cstheme="majorBidi" w:eastAsiaTheme="majorEastAsia" w:hAnsiTheme="majorHAnsi"/>
+      <w:rFonts w:asciiTheme="majorHAnsi" w:cstheme="majorBidi" w:hAnsiTheme="majorHAnsi" w:eastAsia="黑体"/>
       <w:i/>
       <w:iCs/>
       <w:color w:themeColor="text1" w:themeTint="BF" w:val="404040"/>
@@ -4095,7 +4425,7 @@
     <w:uiPriority w:val="9"/>
     <w:rsid w:val="00FC693F"/>
     <w:rPr>
-      <w:rFonts w:asciiTheme="majorHAnsi" w:cstheme="majorBidi" w:eastAsiaTheme="majorEastAsia" w:hAnsiTheme="majorHAnsi"/>
+      <w:rFonts w:asciiTheme="majorHAnsi" w:cstheme="majorBidi" w:hAnsiTheme="majorHAnsi" w:eastAsia="黑体"/>
       <w:b/>
       <w:bCs/>
       <w:color w:themeColor="accent1" w:themeShade="BF" w:val="365F91"/>
@@ -4110,7 +4440,7 @@
     <w:uiPriority w:val="9"/>
     <w:rsid w:val="00FC693F"/>
     <w:rPr>
-      <w:rFonts w:asciiTheme="majorHAnsi" w:cstheme="majorBidi" w:eastAsiaTheme="majorEastAsia" w:hAnsiTheme="majorHAnsi"/>
+      <w:rFonts w:asciiTheme="majorHAnsi" w:cstheme="majorBidi" w:hAnsiTheme="majorHAnsi" w:eastAsia="黑体"/>
       <w:b/>
       <w:bCs/>
       <w:color w:themeColor="accent1" w:val="4F81BD"/>
@@ -4125,7 +4455,7 @@
     <w:uiPriority w:val="9"/>
     <w:rsid w:val="00FC693F"/>
     <w:rPr>
-      <w:rFonts w:asciiTheme="majorHAnsi" w:cstheme="majorBidi" w:eastAsiaTheme="majorEastAsia" w:hAnsiTheme="majorHAnsi"/>
+      <w:rFonts w:asciiTheme="majorHAnsi" w:cstheme="majorBidi" w:hAnsiTheme="majorHAnsi" w:eastAsia="黑体"/>
       <w:b/>
       <w:bCs/>
       <w:color w:themeColor="accent1" w:val="4F81BD"/>
@@ -4148,7 +4478,7 @@
       <w:contextualSpacing/>
     </w:pPr>
     <w:rPr>
-      <w:rFonts w:ascii="Times New Roman" w:asciiTheme="majorHAnsi" w:cstheme="majorBidi" w:eastAsia="黑体" w:eastAsiaTheme="majorEastAsia" w:hAnsi="Times New Roman" w:hAnsiTheme="majorHAnsi"/>
+      <w:rFonts w:ascii="Times New Roman" w:asciiTheme="majorHAnsi" w:cstheme="majorBidi" w:eastAsia="黑体" w:hAnsi="Times New Roman" w:hAnsiTheme="majorHAnsi"/>
       <w:b/>
       <w:color w:val="1F3864"/>
       <w:spacing w:val="5"/>
@@ -4164,7 +4494,7 @@
     <w:uiPriority w:val="10"/>
     <w:rsid w:val="00FC693F"/>
     <w:rPr>
-      <w:rFonts w:asciiTheme="majorHAnsi" w:cstheme="majorBidi" w:eastAsiaTheme="majorEastAsia" w:hAnsiTheme="majorHAnsi"/>
+      <w:rFonts w:asciiTheme="majorHAnsi" w:cstheme="majorBidi" w:hAnsiTheme="majorHAnsi" w:eastAsia="黑体"/>
       <w:color w:themeColor="text2" w:themeShade="BF" w:val="17365D"/>
       <w:spacing w:val="5"/>
       <w:kern w:val="28"/>
@@ -4186,7 +4516,7 @@
       </w:numPr>
     </w:pPr>
     <w:rPr>
-      <w:rFonts w:asciiTheme="majorHAnsi" w:cstheme="majorBidi" w:eastAsiaTheme="majorEastAsia" w:hAnsiTheme="majorHAnsi"/>
+      <w:rFonts w:asciiTheme="majorHAnsi" w:cstheme="majorBidi" w:hAnsiTheme="majorHAnsi" w:eastAsia="黑体"/>
       <w:i/>
       <w:iCs/>
       <w:color w:themeColor="accent1" w:val="4F81BD"/>
@@ -4202,7 +4532,7 @@
     <w:uiPriority w:val="11"/>
     <w:rsid w:val="00FC693F"/>
     <w:rPr>
-      <w:rFonts w:asciiTheme="majorHAnsi" w:cstheme="majorBidi" w:eastAsiaTheme="majorEastAsia" w:hAnsiTheme="majorHAnsi"/>
+      <w:rFonts w:asciiTheme="majorHAnsi" w:cstheme="majorBidi" w:hAnsiTheme="majorHAnsi" w:eastAsia="黑体"/>
       <w:i/>
       <w:iCs/>
       <w:color w:themeColor="accent1" w:val="4F81BD"/>
@@ -4269,6 +4599,7 @@
       <w:spacing w:after="120"/>
     </w:pPr>
     <w:rPr>
+      <w:rFonts w:eastAsia="黑体"/>
       <w:sz w:val="16"/>
       <w:szCs w:val="16"/>
     </w:rPr>
@@ -4280,6 +4611,7 @@
     <w:uiPriority w:val="99"/>
     <w:rsid w:val="00AA1D8D"/>
     <w:rPr>
+      <w:rFonts w:eastAsia="黑体"/>
       <w:sz w:val="16"/>
       <w:szCs w:val="16"/>
     </w:rPr>
@@ -4449,7 +4781,7 @@
       </w:tabs>
     </w:pPr>
     <w:rPr>
-      <w:rFonts w:ascii="Courier" w:hAnsi="Courier"/>
+      <w:rFonts w:ascii="Courier" w:hAnsi="Courier" w:eastAsia="黑体"/>
       <w:sz w:val="20"/>
       <w:szCs w:val="20"/>
     </w:rPr>
@@ -4461,7 +4793,7 @@
     <w:uiPriority w:val="99"/>
     <w:rsid w:val="0029639D"/>
     <w:rPr>
-      <w:rFonts w:ascii="Courier" w:hAnsi="Courier"/>
+      <w:rFonts w:ascii="Courier" w:hAnsi="Courier" w:eastAsia="黑体"/>
       <w:sz w:val="20"/>
       <w:szCs w:val="20"/>
     </w:rPr>
@@ -4497,6 +4829,7 @@
     <w:uiPriority w:val="29"/>
     <w:rsid w:val="00FC693F"/>
     <w:rPr>
+      <w:rFonts w:eastAsia="黑体"/>
       <w:i/>
       <w:iCs/>
       <w:color w:themeColor="text1" w:val="000000"/>
@@ -4510,7 +4843,7 @@
     <w:semiHidden/>
     <w:rsid w:val="00FC693F"/>
     <w:rPr>
-      <w:rFonts w:asciiTheme="majorHAnsi" w:cstheme="majorBidi" w:eastAsiaTheme="majorEastAsia" w:hAnsiTheme="majorHAnsi"/>
+      <w:rFonts w:asciiTheme="majorHAnsi" w:cstheme="majorBidi" w:hAnsiTheme="majorHAnsi" w:eastAsia="黑体"/>
       <w:b/>
       <w:bCs/>
       <w:i/>
@@ -4526,7 +4859,7 @@
     <w:semiHidden/>
     <w:rsid w:val="00FC693F"/>
     <w:rPr>
-      <w:rFonts w:asciiTheme="majorHAnsi" w:cstheme="majorBidi" w:eastAsiaTheme="majorEastAsia" w:hAnsiTheme="majorHAnsi"/>
+      <w:rFonts w:asciiTheme="majorHAnsi" w:cstheme="majorBidi" w:hAnsiTheme="majorHAnsi" w:eastAsia="黑体"/>
       <w:color w:themeColor="accent1" w:themeShade="7F" w:val="243F60"/>
     </w:rPr>
   </w:style>
@@ -4538,7 +4871,7 @@
     <w:semiHidden/>
     <w:rsid w:val="00FC693F"/>
     <w:rPr>
-      <w:rFonts w:asciiTheme="majorHAnsi" w:cstheme="majorBidi" w:eastAsiaTheme="majorEastAsia" w:hAnsiTheme="majorHAnsi"/>
+      <w:rFonts w:asciiTheme="majorHAnsi" w:cstheme="majorBidi" w:hAnsiTheme="majorHAnsi" w:eastAsia="黑体"/>
       <w:i/>
       <w:iCs/>
       <w:color w:themeColor="accent1" w:themeShade="7F" w:val="243F60"/>
@@ -4552,7 +4885,7 @@
     <w:semiHidden/>
     <w:rsid w:val="00FC693F"/>
     <w:rPr>
-      <w:rFonts w:asciiTheme="majorHAnsi" w:cstheme="majorBidi" w:eastAsiaTheme="majorEastAsia" w:hAnsiTheme="majorHAnsi"/>
+      <w:rFonts w:asciiTheme="majorHAnsi" w:cstheme="majorBidi" w:hAnsiTheme="majorHAnsi" w:eastAsia="黑体"/>
       <w:i/>
       <w:iCs/>
       <w:color w:themeColor="text1" w:themeTint="BF" w:val="404040"/>
@@ -4566,7 +4899,7 @@
     <w:semiHidden/>
     <w:rsid w:val="00FC693F"/>
     <w:rPr>
-      <w:rFonts w:asciiTheme="majorHAnsi" w:cstheme="majorBidi" w:eastAsiaTheme="majorEastAsia" w:hAnsiTheme="majorHAnsi"/>
+      <w:rFonts w:asciiTheme="majorHAnsi" w:cstheme="majorBidi" w:hAnsiTheme="majorHAnsi" w:eastAsia="黑体"/>
       <w:color w:themeColor="accent1" w:val="4F81BD"/>
       <w:sz w:val="20"/>
       <w:szCs w:val="20"/>
@@ -4580,7 +4913,7 @@
     <w:semiHidden/>
     <w:rsid w:val="00FC693F"/>
     <w:rPr>
-      <w:rFonts w:asciiTheme="majorHAnsi" w:cstheme="majorBidi" w:eastAsiaTheme="majorEastAsia" w:hAnsiTheme="majorHAnsi"/>
+      <w:rFonts w:asciiTheme="majorHAnsi" w:cstheme="majorBidi" w:hAnsiTheme="majorHAnsi" w:eastAsia="黑体"/>
       <w:i/>
       <w:iCs/>
       <w:color w:themeColor="text1" w:themeTint="BF" w:val="404040"/>
@@ -4601,6 +4934,7 @@
       <w:spacing w:line="240" w:lineRule="auto"/>
     </w:pPr>
     <w:rPr>
+      <w:rFonts w:eastAsia="黑体"/>
       <w:b/>
       <w:bCs/>
       <w:color w:themeColor="accent1" w:val="4F81BD"/>
@@ -4615,6 +4949,7 @@
     <w:qFormat/>
     <w:rsid w:val="00FC693F"/>
     <w:rPr>
+      <w:rFonts w:eastAsia="黑体"/>
       <w:b/>
       <w:bCs/>
     </w:rPr>
@@ -4626,6 +4961,7 @@
     <w:qFormat/>
     <w:rsid w:val="00FC693F"/>
     <w:rPr>
+      <w:rFonts w:eastAsia="黑体"/>
       <w:i/>
       <w:iCs/>
     </w:rPr>
@@ -4646,6 +4982,7 @@
       <w:ind w:left="936" w:right="936"/>
     </w:pPr>
     <w:rPr>
+      <w:rFonts w:eastAsia="黑体"/>
       <w:b/>
       <w:bCs/>
       <w:i/>
@@ -4660,6 +4997,7 @@
     <w:uiPriority w:val="30"/>
     <w:rsid w:val="00FC693F"/>
     <w:rPr>
+      <w:rFonts w:eastAsia="黑体"/>
       <w:b/>
       <w:bCs/>
       <w:i/>
@@ -4674,6 +5012,7 @@
     <w:qFormat/>
     <w:rsid w:val="00FC693F"/>
     <w:rPr>
+      <w:rFonts w:eastAsia="黑体"/>
       <w:i/>
       <w:iCs/>
       <w:color w:themeColor="text1" w:themeTint="7F" w:val="808080"/>
@@ -4686,6 +5025,7 @@
     <w:qFormat/>
     <w:rsid w:val="00FC693F"/>
     <w:rPr>
+      <w:rFonts w:eastAsia="黑体"/>
       <w:b/>
       <w:bCs/>
       <w:i/>
@@ -4700,6 +5040,7 @@
     <w:qFormat/>
     <w:rsid w:val="00FC693F"/>
     <w:rPr>
+      <w:rFonts w:eastAsia="黑体"/>
       <w:smallCaps/>
       <w:color w:themeColor="accent2" w:val="C0504D"/>
       <w:u w:val="single"/>
@@ -4712,6 +5053,7 @@
     <w:qFormat/>
     <w:rsid w:val="00FC693F"/>
     <w:rPr>
+      <w:rFonts w:eastAsia="黑体"/>
       <w:b/>
       <w:bCs/>
       <w:smallCaps/>
@@ -4727,6 +5069,7 @@
     <w:qFormat/>
     <w:rsid w:val="00FC693F"/>
     <w:rPr>
+      <w:rFonts w:eastAsia="黑体"/>
       <w:b/>
       <w:bCs/>
       <w:smallCaps/>
@@ -4781,6 +5124,7 @@
       <w:spacing w:after="0" w:line="240" w:lineRule="auto"/>
     </w:pPr>
     <w:rPr>
+      <w:rFonts w:eastAsia="黑体"/>
       <w:color w:themeColor="text1" w:themeShade="BF" w:val="000000"/>
     </w:rPr>
     <w:tblPr>
@@ -4803,6 +5147,7 @@
         <w:spacing w:after="0" w:before="0" w:line="240" w:lineRule="auto"/>
       </w:pPr>
       <w:rPr>
+        <w:rFonts w:eastAsia="黑体"/>
         <w:b/>
         <w:bCs/>
       </w:rPr>
@@ -4823,6 +5168,7 @@
         <w:spacing w:after="0" w:before="0" w:line="240" w:lineRule="auto"/>
       </w:pPr>
       <w:rPr>
+        <w:rFonts w:eastAsia="黑体"/>
         <w:b/>
         <w:bCs/>
       </w:rPr>
@@ -4840,12 +5186,14 @@
     </w:tblStylePr>
     <w:tblStylePr w:type="firstCol">
       <w:rPr>
+        <w:rFonts w:eastAsia="黑体"/>
         <w:b/>
         <w:bCs/>
       </w:rPr>
     </w:tblStylePr>
     <w:tblStylePr w:type="lastCol">
       <w:rPr>
+        <w:rFonts w:eastAsia="黑体"/>
         <w:b/>
         <w:bCs/>
       </w:rPr>
@@ -4884,6 +5232,7 @@
       <w:spacing w:after="0" w:line="240" w:lineRule="auto"/>
     </w:pPr>
     <w:rPr>
+      <w:rFonts w:eastAsia="黑体"/>
       <w:color w:themeColor="accent1" w:themeShade="BF" w:val="365F91"/>
     </w:rPr>
     <w:tblPr>
@@ -4906,6 +5255,7 @@
         <w:spacing w:after="0" w:before="0" w:line="240" w:lineRule="auto"/>
       </w:pPr>
       <w:rPr>
+        <w:rFonts w:eastAsia="黑体"/>
         <w:b/>
         <w:bCs/>
       </w:rPr>
@@ -4926,6 +5276,7 @@
         <w:spacing w:after="0" w:before="0" w:line="240" w:lineRule="auto"/>
       </w:pPr>
       <w:rPr>
+        <w:rFonts w:eastAsia="黑体"/>
         <w:b/>
         <w:bCs/>
       </w:rPr>
@@ -4943,12 +5294,14 @@
     </w:tblStylePr>
     <w:tblStylePr w:type="firstCol">
       <w:rPr>
+        <w:rFonts w:eastAsia="黑体"/>
         <w:b/>
         <w:bCs/>
       </w:rPr>
     </w:tblStylePr>
     <w:tblStylePr w:type="lastCol">
       <w:rPr>
+        <w:rFonts w:eastAsia="黑体"/>
         <w:b/>
         <w:bCs/>
       </w:rPr>
@@ -4987,6 +5340,7 @@
       <w:spacing w:after="0" w:line="240" w:lineRule="auto"/>
     </w:pPr>
     <w:rPr>
+      <w:rFonts w:eastAsia="黑体"/>
       <w:color w:themeColor="accent2" w:themeShade="BF" w:val="943634"/>
     </w:rPr>
     <w:tblPr>
@@ -5009,6 +5363,7 @@
         <w:spacing w:after="0" w:before="0" w:line="240" w:lineRule="auto"/>
       </w:pPr>
       <w:rPr>
+        <w:rFonts w:eastAsia="黑体"/>
         <w:b/>
         <w:bCs/>
       </w:rPr>
@@ -5029,6 +5384,7 @@
         <w:spacing w:after="0" w:before="0" w:line="240" w:lineRule="auto"/>
       </w:pPr>
       <w:rPr>
+        <w:rFonts w:eastAsia="黑体"/>
         <w:b/>
         <w:bCs/>
       </w:rPr>
@@ -5046,12 +5402,14 @@
     </w:tblStylePr>
     <w:tblStylePr w:type="firstCol">
       <w:rPr>
+        <w:rFonts w:eastAsia="黑体"/>
         <w:b/>
         <w:bCs/>
       </w:rPr>
     </w:tblStylePr>
     <w:tblStylePr w:type="lastCol">
       <w:rPr>
+        <w:rFonts w:eastAsia="黑体"/>
         <w:b/>
         <w:bCs/>
       </w:rPr>
@@ -5090,6 +5448,7 @@
       <w:spacing w:after="0" w:line="240" w:lineRule="auto"/>
     </w:pPr>
     <w:rPr>
+      <w:rFonts w:eastAsia="黑体"/>
       <w:color w:themeColor="accent3" w:themeShade="BF" w:val="76923C"/>
     </w:rPr>
     <w:tblPr>
@@ -5112,6 +5471,7 @@
         <w:spacing w:after="0" w:before="0" w:line="240" w:lineRule="auto"/>
       </w:pPr>
       <w:rPr>
+        <w:rFonts w:eastAsia="黑体"/>
         <w:b/>
         <w:bCs/>
       </w:rPr>
@@ -5132,6 +5492,7 @@
         <w:spacing w:after="0" w:before="0" w:line="240" w:lineRule="auto"/>
       </w:pPr>
       <w:rPr>
+        <w:rFonts w:eastAsia="黑体"/>
         <w:b/>
         <w:bCs/>
       </w:rPr>
@@ -5149,12 +5510,14 @@
     </w:tblStylePr>
     <w:tblStylePr w:type="firstCol">
       <w:rPr>
+        <w:rFonts w:eastAsia="黑体"/>
         <w:b/>
         <w:bCs/>
       </w:rPr>
     </w:tblStylePr>
     <w:tblStylePr w:type="lastCol">
       <w:rPr>
+        <w:rFonts w:eastAsia="黑体"/>
         <w:b/>
         <w:bCs/>
       </w:rPr>
@@ -5193,6 +5556,7 @@
       <w:spacing w:after="0" w:line="240" w:lineRule="auto"/>
     </w:pPr>
     <w:rPr>
+      <w:rFonts w:eastAsia="黑体"/>
       <w:color w:themeColor="accent4" w:themeShade="BF" w:val="5F497A"/>
     </w:rPr>
     <w:tblPr>
@@ -5215,6 +5579,7 @@
         <w:spacing w:after="0" w:before="0" w:line="240" w:lineRule="auto"/>
       </w:pPr>
       <w:rPr>
+        <w:rFonts w:eastAsia="黑体"/>
         <w:b/>
         <w:bCs/>
       </w:rPr>
@@ -5235,6 +5600,7 @@
         <w:spacing w:after="0" w:before="0" w:line="240" w:lineRule="auto"/>
       </w:pPr>
       <w:rPr>
+        <w:rFonts w:eastAsia="黑体"/>
         <w:b/>
         <w:bCs/>
       </w:rPr>
@@ -5252,12 +5618,14 @@
     </w:tblStylePr>
     <w:tblStylePr w:type="firstCol">
       <w:rPr>
+        <w:rFonts w:eastAsia="黑体"/>
         <w:b/>
         <w:bCs/>
       </w:rPr>
     </w:tblStylePr>
     <w:tblStylePr w:type="lastCol">
       <w:rPr>
+        <w:rFonts w:eastAsia="黑体"/>
         <w:b/>
         <w:bCs/>
       </w:rPr>
@@ -5296,6 +5664,7 @@
       <w:spacing w:after="0" w:line="240" w:lineRule="auto"/>
     </w:pPr>
     <w:rPr>
+      <w:rFonts w:eastAsia="黑体"/>
       <w:color w:themeColor="accent5" w:themeShade="BF" w:val="31849B"/>
     </w:rPr>
     <w:tblPr>
@@ -5318,6 +5687,7 @@
         <w:spacing w:after="0" w:before="0" w:line="240" w:lineRule="auto"/>
       </w:pPr>
       <w:rPr>
+        <w:rFonts w:eastAsia="黑体"/>
         <w:b/>
         <w:bCs/>
       </w:rPr>
@@ -5338,6 +5708,7 @@
         <w:spacing w:after="0" w:before="0" w:line="240" w:lineRule="auto"/>
       </w:pPr>
       <w:rPr>
+        <w:rFonts w:eastAsia="黑体"/>
         <w:b/>
         <w:bCs/>
       </w:rPr>
@@ -5355,12 +5726,14 @@
     </w:tblStylePr>
     <w:tblStylePr w:type="firstCol">
       <w:rPr>
+        <w:rFonts w:eastAsia="黑体"/>
         <w:b/>
         <w:bCs/>
       </w:rPr>
     </w:tblStylePr>
     <w:tblStylePr w:type="lastCol">
       <w:rPr>
+        <w:rFonts w:eastAsia="黑体"/>
         <w:b/>
         <w:bCs/>
       </w:rPr>
@@ -5399,6 +5772,7 @@
       <w:spacing w:after="0" w:line="240" w:lineRule="auto"/>
     </w:pPr>
     <w:rPr>
+      <w:rFonts w:eastAsia="黑体"/>
       <w:color w:themeColor="accent6" w:themeShade="BF" w:val="E36C0A"/>
     </w:rPr>
     <w:tblPr>
@@ -5421,6 +5795,7 @@
         <w:spacing w:after="0" w:before="0" w:line="240" w:lineRule="auto"/>
       </w:pPr>
       <w:rPr>
+        <w:rFonts w:eastAsia="黑体"/>
         <w:b/>
         <w:bCs/>
       </w:rPr>
@@ -5441,6 +5816,7 @@
         <w:spacing w:after="0" w:before="0" w:line="240" w:lineRule="auto"/>
       </w:pPr>
       <w:rPr>
+        <w:rFonts w:eastAsia="黑体"/>
         <w:b/>
         <w:bCs/>
       </w:rPr>
@@ -5458,12 +5834,14 @@
     </w:tblStylePr>
     <w:tblStylePr w:type="firstCol">
       <w:rPr>
+        <w:rFonts w:eastAsia="黑体"/>
         <w:b/>
         <w:bCs/>
       </w:rPr>
     </w:tblStylePr>
     <w:tblStylePr w:type="lastCol">
       <w:rPr>
+        <w:rFonts w:eastAsia="黑体"/>
         <w:b/>
         <w:bCs/>
       </w:rPr>
@@ -5523,6 +5901,7 @@
         <w:spacing w:after="0" w:before="0" w:line="240" w:lineRule="auto"/>
       </w:pPr>
       <w:rPr>
+        <w:rFonts w:eastAsia="黑体"/>
         <w:b/>
         <w:bCs/>
         <w:color w:themeColor="background1" w:val="FFFFFF"/>
@@ -5537,6 +5916,7 @@
         <w:spacing w:after="0" w:before="0" w:line="240" w:lineRule="auto"/>
       </w:pPr>
       <w:rPr>
+        <w:rFonts w:eastAsia="黑体"/>
         <w:b/>
         <w:bCs/>
       </w:rPr>
@@ -5552,12 +5932,14 @@
     </w:tblStylePr>
     <w:tblStylePr w:type="firstCol">
       <w:rPr>
+        <w:rFonts w:eastAsia="黑体"/>
         <w:b/>
         <w:bCs/>
       </w:rPr>
     </w:tblStylePr>
     <w:tblStylePr w:type="lastCol">
       <w:rPr>
+        <w:rFonts w:eastAsia="黑体"/>
         <w:b/>
         <w:bCs/>
       </w:rPr>
@@ -5615,6 +5997,7 @@
         <w:spacing w:after="0" w:before="0" w:line="240" w:lineRule="auto"/>
       </w:pPr>
       <w:rPr>
+        <w:rFonts w:eastAsia="黑体"/>
         <w:b/>
         <w:bCs/>
         <w:color w:themeColor="background1" w:val="FFFFFF"/>
@@ -5629,6 +6012,7 @@
         <w:spacing w:after="0" w:before="0" w:line="240" w:lineRule="auto"/>
       </w:pPr>
       <w:rPr>
+        <w:rFonts w:eastAsia="黑体"/>
         <w:b/>
         <w:bCs/>
       </w:rPr>
@@ -5644,12 +6028,14 @@
     </w:tblStylePr>
     <w:tblStylePr w:type="firstCol">
       <w:rPr>
+        <w:rFonts w:eastAsia="黑体"/>
         <w:b/>
         <w:bCs/>
       </w:rPr>
     </w:tblStylePr>
     <w:tblStylePr w:type="lastCol">
       <w:rPr>
+        <w:rFonts w:eastAsia="黑体"/>
         <w:b/>
         <w:bCs/>
       </w:rPr>
@@ -5707,6 +6093,7 @@
         <w:spacing w:after="0" w:before="0" w:line="240" w:lineRule="auto"/>
       </w:pPr>
       <w:rPr>
+        <w:rFonts w:eastAsia="黑体"/>
         <w:b/>
         <w:bCs/>
         <w:color w:themeColor="background1" w:val="FFFFFF"/>
@@ -5721,6 +6108,7 @@
         <w:spacing w:after="0" w:before="0" w:line="240" w:lineRule="auto"/>
       </w:pPr>
       <w:rPr>
+        <w:rFonts w:eastAsia="黑体"/>
         <w:b/>
         <w:bCs/>
       </w:rPr>
@@ -5736,12 +6124,14 @@
     </w:tblStylePr>
     <w:tblStylePr w:type="firstCol">
       <w:rPr>
+        <w:rFonts w:eastAsia="黑体"/>
         <w:b/>
         <w:bCs/>
       </w:rPr>
     </w:tblStylePr>
     <w:tblStylePr w:type="lastCol">
       <w:rPr>
+        <w:rFonts w:eastAsia="黑体"/>
         <w:b/>
         <w:bCs/>
       </w:rPr>
@@ -5799,6 +6189,7 @@
         <w:spacing w:after="0" w:before="0" w:line="240" w:lineRule="auto"/>
       </w:pPr>
       <w:rPr>
+        <w:rFonts w:eastAsia="黑体"/>
         <w:b/>
         <w:bCs/>
         <w:color w:themeColor="background1" w:val="FFFFFF"/>
@@ -5813,6 +6204,7 @@
         <w:spacing w:after="0" w:before="0" w:line="240" w:lineRule="auto"/>
       </w:pPr>
       <w:rPr>
+        <w:rFonts w:eastAsia="黑体"/>
         <w:b/>
         <w:bCs/>
       </w:rPr>
@@ -5828,12 +6220,14 @@
     </w:tblStylePr>
     <w:tblStylePr w:type="firstCol">
       <w:rPr>
+        <w:rFonts w:eastAsia="黑体"/>
         <w:b/>
         <w:bCs/>
       </w:rPr>
     </w:tblStylePr>
     <w:tblStylePr w:type="lastCol">
       <w:rPr>
+        <w:rFonts w:eastAsia="黑体"/>
         <w:b/>
         <w:bCs/>
       </w:rPr>
@@ -5891,6 +6285,7 @@
         <w:spacing w:after="0" w:before="0" w:line="240" w:lineRule="auto"/>
       </w:pPr>
       <w:rPr>
+        <w:rFonts w:eastAsia="黑体"/>
         <w:b/>
         <w:bCs/>
         <w:color w:themeColor="background1" w:val="FFFFFF"/>
@@ -5905,6 +6300,7 @@
         <w:spacing w:after="0" w:before="0" w:line="240" w:lineRule="auto"/>
       </w:pPr>
       <w:rPr>
+        <w:rFonts w:eastAsia="黑体"/>
         <w:b/>
         <w:bCs/>
       </w:rPr>
@@ -5920,12 +6316,14 @@
     </w:tblStylePr>
     <w:tblStylePr w:type="firstCol">
       <w:rPr>
+        <w:rFonts w:eastAsia="黑体"/>
         <w:b/>
         <w:bCs/>
       </w:rPr>
     </w:tblStylePr>
     <w:tblStylePr w:type="lastCol">
       <w:rPr>
+        <w:rFonts w:eastAsia="黑体"/>
         <w:b/>
         <w:bCs/>
       </w:rPr>
@@ -5983,6 +6381,7 @@
         <w:spacing w:after="0" w:before="0" w:line="240" w:lineRule="auto"/>
       </w:pPr>
       <w:rPr>
+        <w:rFonts w:eastAsia="黑体"/>
         <w:b/>
         <w:bCs/>
         <w:color w:themeColor="background1" w:val="FFFFFF"/>
@@ -5997,6 +6396,7 @@
         <w:spacing w:after="0" w:before="0" w:line="240" w:lineRule="auto"/>
       </w:pPr>
       <w:rPr>
+        <w:rFonts w:eastAsia="黑体"/>
         <w:b/>
         <w:bCs/>
       </w:rPr>
@@ -6012,12 +6412,14 @@
     </w:tblStylePr>
     <w:tblStylePr w:type="firstCol">
       <w:rPr>
+        <w:rFonts w:eastAsia="黑体"/>
         <w:b/>
         <w:bCs/>
       </w:rPr>
     </w:tblStylePr>
     <w:tblStylePr w:type="lastCol">
       <w:rPr>
+        <w:rFonts w:eastAsia="黑体"/>
         <w:b/>
         <w:bCs/>
       </w:rPr>
@@ -6075,6 +6477,7 @@
         <w:spacing w:after="0" w:before="0" w:line="240" w:lineRule="auto"/>
       </w:pPr>
       <w:rPr>
+        <w:rFonts w:eastAsia="黑体"/>
         <w:b/>
         <w:bCs/>
         <w:color w:themeColor="background1" w:val="FFFFFF"/>
@@ -6089,6 +6492,7 @@
         <w:spacing w:after="0" w:before="0" w:line="240" w:lineRule="auto"/>
       </w:pPr>
       <w:rPr>
+        <w:rFonts w:eastAsia="黑体"/>
         <w:b/>
         <w:bCs/>
       </w:rPr>
@@ -6104,12 +6508,14 @@
     </w:tblStylePr>
     <w:tblStylePr w:type="firstCol">
       <w:rPr>
+        <w:rFonts w:eastAsia="黑体"/>
         <w:b/>
         <w:bCs/>
       </w:rPr>
     </w:tblStylePr>
     <w:tblStylePr w:type="lastCol">
       <w:rPr>
+        <w:rFonts w:eastAsia="黑体"/>
         <w:b/>
         <w:bCs/>
       </w:rPr>
@@ -6169,7 +6575,7 @@
         <w:spacing w:after="0" w:before="0" w:line="240" w:lineRule="auto"/>
       </w:pPr>
       <w:rPr>
-        <w:rFonts w:asciiTheme="majorHAnsi" w:cstheme="majorBidi" w:eastAsiaTheme="majorEastAsia" w:hAnsiTheme="majorHAnsi"/>
+        <w:rFonts w:asciiTheme="majorHAnsi" w:cstheme="majorBidi" w:hAnsiTheme="majorHAnsi" w:eastAsia="黑体"/>
         <w:b/>
         <w:bCs/>
       </w:rPr>
@@ -6190,7 +6596,7 @@
         <w:spacing w:after="0" w:before="0" w:line="240" w:lineRule="auto"/>
       </w:pPr>
       <w:rPr>
-        <w:rFonts w:asciiTheme="majorHAnsi" w:cstheme="majorBidi" w:eastAsiaTheme="majorEastAsia" w:hAnsiTheme="majorHAnsi"/>
+        <w:rFonts w:asciiTheme="majorHAnsi" w:cstheme="majorBidi" w:hAnsiTheme="majorHAnsi" w:eastAsia="黑体"/>
         <w:b/>
         <w:bCs/>
       </w:rPr>
@@ -6208,14 +6614,14 @@
     </w:tblStylePr>
     <w:tblStylePr w:type="firstCol">
       <w:rPr>
-        <w:rFonts w:asciiTheme="majorHAnsi" w:cstheme="majorBidi" w:eastAsiaTheme="majorEastAsia" w:hAnsiTheme="majorHAnsi"/>
+        <w:rFonts w:asciiTheme="majorHAnsi" w:cstheme="majorBidi" w:hAnsiTheme="majorHAnsi" w:eastAsia="黑体"/>
         <w:b/>
         <w:bCs/>
       </w:rPr>
     </w:tblStylePr>
     <w:tblStylePr w:type="lastCol">
       <w:rPr>
-        <w:rFonts w:asciiTheme="majorHAnsi" w:cstheme="majorBidi" w:eastAsiaTheme="majorEastAsia" w:hAnsiTheme="majorHAnsi"/>
+        <w:rFonts w:asciiTheme="majorHAnsi" w:cstheme="majorBidi" w:hAnsiTheme="majorHAnsi" w:eastAsia="黑体"/>
         <w:b/>
         <w:bCs/>
       </w:rPr>
@@ -6299,7 +6705,7 @@
         <w:spacing w:after="0" w:before="0" w:line="240" w:lineRule="auto"/>
       </w:pPr>
       <w:rPr>
-        <w:rFonts w:asciiTheme="majorHAnsi" w:cstheme="majorBidi" w:eastAsiaTheme="majorEastAsia" w:hAnsiTheme="majorHAnsi"/>
+        <w:rFonts w:asciiTheme="majorHAnsi" w:cstheme="majorBidi" w:hAnsiTheme="majorHAnsi" w:eastAsia="黑体"/>
         <w:b/>
         <w:bCs/>
       </w:rPr>
@@ -6320,7 +6726,7 @@
         <w:spacing w:after="0" w:before="0" w:line="240" w:lineRule="auto"/>
       </w:pPr>
       <w:rPr>
-        <w:rFonts w:asciiTheme="majorHAnsi" w:cstheme="majorBidi" w:eastAsiaTheme="majorEastAsia" w:hAnsiTheme="majorHAnsi"/>
+        <w:rFonts w:asciiTheme="majorHAnsi" w:cstheme="majorBidi" w:hAnsiTheme="majorHAnsi" w:eastAsia="黑体"/>
         <w:b/>
         <w:bCs/>
       </w:rPr>
@@ -6338,14 +6744,14 @@
     </w:tblStylePr>
     <w:tblStylePr w:type="firstCol">
       <w:rPr>
-        <w:rFonts w:asciiTheme="majorHAnsi" w:cstheme="majorBidi" w:eastAsiaTheme="majorEastAsia" w:hAnsiTheme="majorHAnsi"/>
+        <w:rFonts w:asciiTheme="majorHAnsi" w:cstheme="majorBidi" w:hAnsiTheme="majorHAnsi" w:eastAsia="黑体"/>
         <w:b/>
         <w:bCs/>
       </w:rPr>
     </w:tblStylePr>
     <w:tblStylePr w:type="lastCol">
       <w:rPr>
-        <w:rFonts w:asciiTheme="majorHAnsi" w:cstheme="majorBidi" w:eastAsiaTheme="majorEastAsia" w:hAnsiTheme="majorHAnsi"/>
+        <w:rFonts w:asciiTheme="majorHAnsi" w:cstheme="majorBidi" w:hAnsiTheme="majorHAnsi" w:eastAsia="黑体"/>
         <w:b/>
         <w:bCs/>
       </w:rPr>
@@ -6429,7 +6835,7 @@
         <w:spacing w:after="0" w:before="0" w:line="240" w:lineRule="auto"/>
       </w:pPr>
       <w:rPr>
-        <w:rFonts w:asciiTheme="majorHAnsi" w:cstheme="majorBidi" w:eastAsiaTheme="majorEastAsia" w:hAnsiTheme="majorHAnsi"/>
+        <w:rFonts w:asciiTheme="majorHAnsi" w:cstheme="majorBidi" w:hAnsiTheme="majorHAnsi" w:eastAsia="黑体"/>
         <w:b/>
         <w:bCs/>
       </w:rPr>
@@ -6450,7 +6856,7 @@
         <w:spacing w:after="0" w:before="0" w:line="240" w:lineRule="auto"/>
       </w:pPr>
       <w:rPr>
-        <w:rFonts w:asciiTheme="majorHAnsi" w:cstheme="majorBidi" w:eastAsiaTheme="majorEastAsia" w:hAnsiTheme="majorHAnsi"/>
+        <w:rFonts w:asciiTheme="majorHAnsi" w:cstheme="majorBidi" w:hAnsiTheme="majorHAnsi" w:eastAsia="黑体"/>
         <w:b/>
         <w:bCs/>
       </w:rPr>
@@ -6468,14 +6874,14 @@
     </w:tblStylePr>
     <w:tblStylePr w:type="firstCol">
       <w:rPr>
-        <w:rFonts w:asciiTheme="majorHAnsi" w:cstheme="majorBidi" w:eastAsiaTheme="majorEastAsia" w:hAnsiTheme="majorHAnsi"/>
+        <w:rFonts w:asciiTheme="majorHAnsi" w:cstheme="majorBidi" w:hAnsiTheme="majorHAnsi" w:eastAsia="黑体"/>
         <w:b/>
         <w:bCs/>
       </w:rPr>
     </w:tblStylePr>
     <w:tblStylePr w:type="lastCol">
       <w:rPr>
-        <w:rFonts w:asciiTheme="majorHAnsi" w:cstheme="majorBidi" w:eastAsiaTheme="majorEastAsia" w:hAnsiTheme="majorHAnsi"/>
+        <w:rFonts w:asciiTheme="majorHAnsi" w:cstheme="majorBidi" w:hAnsiTheme="majorHAnsi" w:eastAsia="黑体"/>
         <w:b/>
         <w:bCs/>
       </w:rPr>
@@ -6559,7 +6965,7 @@
         <w:spacing w:after="0" w:before="0" w:line="240" w:lineRule="auto"/>
       </w:pPr>
       <w:rPr>
-        <w:rFonts w:asciiTheme="majorHAnsi" w:cstheme="majorBidi" w:eastAsiaTheme="majorEastAsia" w:hAnsiTheme="majorHAnsi"/>
+        <w:rFonts w:asciiTheme="majorHAnsi" w:cstheme="majorBidi" w:hAnsiTheme="majorHAnsi" w:eastAsia="黑体"/>
         <w:b/>
         <w:bCs/>
       </w:rPr>
@@ -6580,7 +6986,7 @@
         <w:spacing w:after="0" w:before="0" w:line="240" w:lineRule="auto"/>
       </w:pPr>
       <w:rPr>
-        <w:rFonts w:asciiTheme="majorHAnsi" w:cstheme="majorBidi" w:eastAsiaTheme="majorEastAsia" w:hAnsiTheme="majorHAnsi"/>
+        <w:rFonts w:asciiTheme="majorHAnsi" w:cstheme="majorBidi" w:hAnsiTheme="majorHAnsi" w:eastAsia="黑体"/>
         <w:b/>
         <w:bCs/>
       </w:rPr>
@@ -6598,14 +7004,14 @@
     </w:tblStylePr>
     <w:tblStylePr w:type="firstCol">
       <w:rPr>
-        <w:rFonts w:asciiTheme="majorHAnsi" w:cstheme="majorBidi" w:eastAsiaTheme="majorEastAsia" w:hAnsiTheme="majorHAnsi"/>
+        <w:rFonts w:asciiTheme="majorHAnsi" w:cstheme="majorBidi" w:hAnsiTheme="majorHAnsi" w:eastAsia="黑体"/>
         <w:b/>
         <w:bCs/>
       </w:rPr>
     </w:tblStylePr>
     <w:tblStylePr w:type="lastCol">
       <w:rPr>
-        <w:rFonts w:asciiTheme="majorHAnsi" w:cstheme="majorBidi" w:eastAsiaTheme="majorEastAsia" w:hAnsiTheme="majorHAnsi"/>
+        <w:rFonts w:asciiTheme="majorHAnsi" w:cstheme="majorBidi" w:hAnsiTheme="majorHAnsi" w:eastAsia="黑体"/>
         <w:b/>
         <w:bCs/>
       </w:rPr>
@@ -6689,7 +7095,7 @@
         <w:spacing w:after="0" w:before="0" w:line="240" w:lineRule="auto"/>
       </w:pPr>
       <w:rPr>
-        <w:rFonts w:asciiTheme="majorHAnsi" w:cstheme="majorBidi" w:eastAsiaTheme="majorEastAsia" w:hAnsiTheme="majorHAnsi"/>
+        <w:rFonts w:asciiTheme="majorHAnsi" w:cstheme="majorBidi" w:hAnsiTheme="majorHAnsi" w:eastAsia="黑体"/>
         <w:b/>
         <w:bCs/>
       </w:rPr>
@@ -6710,7 +7116,7 @@
         <w:spacing w:after="0" w:before="0" w:line="240" w:lineRule="auto"/>
       </w:pPr>
       <w:rPr>
-        <w:rFonts w:asciiTheme="majorHAnsi" w:cstheme="majorBidi" w:eastAsiaTheme="majorEastAsia" w:hAnsiTheme="majorHAnsi"/>
+        <w:rFonts w:asciiTheme="majorHAnsi" w:cstheme="majorBidi" w:hAnsiTheme="majorHAnsi" w:eastAsia="黑体"/>
         <w:b/>
         <w:bCs/>
       </w:rPr>
@@ -6728,14 +7134,14 @@
     </w:tblStylePr>
     <w:tblStylePr w:type="firstCol">
       <w:rPr>
-        <w:rFonts w:asciiTheme="majorHAnsi" w:cstheme="majorBidi" w:eastAsiaTheme="majorEastAsia" w:hAnsiTheme="majorHAnsi"/>
+        <w:rFonts w:asciiTheme="majorHAnsi" w:cstheme="majorBidi" w:hAnsiTheme="majorHAnsi" w:eastAsia="黑体"/>
         <w:b/>
         <w:bCs/>
       </w:rPr>
     </w:tblStylePr>
     <w:tblStylePr w:type="lastCol">
       <w:rPr>
-        <w:rFonts w:asciiTheme="majorHAnsi" w:cstheme="majorBidi" w:eastAsiaTheme="majorEastAsia" w:hAnsiTheme="majorHAnsi"/>
+        <w:rFonts w:asciiTheme="majorHAnsi" w:cstheme="majorBidi" w:hAnsiTheme="majorHAnsi" w:eastAsia="黑体"/>
         <w:b/>
         <w:bCs/>
       </w:rPr>
@@ -6819,7 +7225,7 @@
         <w:spacing w:after="0" w:before="0" w:line="240" w:lineRule="auto"/>
       </w:pPr>
       <w:rPr>
-        <w:rFonts w:asciiTheme="majorHAnsi" w:cstheme="majorBidi" w:eastAsiaTheme="majorEastAsia" w:hAnsiTheme="majorHAnsi"/>
+        <w:rFonts w:asciiTheme="majorHAnsi" w:cstheme="majorBidi" w:hAnsiTheme="majorHAnsi" w:eastAsia="黑体"/>
         <w:b/>
         <w:bCs/>
       </w:rPr>
@@ -6840,7 +7246,7 @@
         <w:spacing w:after="0" w:before="0" w:line="240" w:lineRule="auto"/>
       </w:pPr>
       <w:rPr>
-        <w:rFonts w:asciiTheme="majorHAnsi" w:cstheme="majorBidi" w:eastAsiaTheme="majorEastAsia" w:hAnsiTheme="majorHAnsi"/>
+        <w:rFonts w:asciiTheme="majorHAnsi" w:cstheme="majorBidi" w:hAnsiTheme="majorHAnsi" w:eastAsia="黑体"/>
         <w:b/>
         <w:bCs/>
       </w:rPr>
@@ -6858,14 +7264,14 @@
     </w:tblStylePr>
     <w:tblStylePr w:type="firstCol">
       <w:rPr>
-        <w:rFonts w:asciiTheme="majorHAnsi" w:cstheme="majorBidi" w:eastAsiaTheme="majorEastAsia" w:hAnsiTheme="majorHAnsi"/>
+        <w:rFonts w:asciiTheme="majorHAnsi" w:cstheme="majorBidi" w:hAnsiTheme="majorHAnsi" w:eastAsia="黑体"/>
         <w:b/>
         <w:bCs/>
       </w:rPr>
     </w:tblStylePr>
     <w:tblStylePr w:type="lastCol">
       <w:rPr>
-        <w:rFonts w:asciiTheme="majorHAnsi" w:cstheme="majorBidi" w:eastAsiaTheme="majorEastAsia" w:hAnsiTheme="majorHAnsi"/>
+        <w:rFonts w:asciiTheme="majorHAnsi" w:cstheme="majorBidi" w:hAnsiTheme="majorHAnsi" w:eastAsia="黑体"/>
         <w:b/>
         <w:bCs/>
       </w:rPr>
@@ -6949,7 +7355,7 @@
         <w:spacing w:after="0" w:before="0" w:line="240" w:lineRule="auto"/>
       </w:pPr>
       <w:rPr>
-        <w:rFonts w:asciiTheme="majorHAnsi" w:cstheme="majorBidi" w:eastAsiaTheme="majorEastAsia" w:hAnsiTheme="majorHAnsi"/>
+        <w:rFonts w:asciiTheme="majorHAnsi" w:cstheme="majorBidi" w:hAnsiTheme="majorHAnsi" w:eastAsia="黑体"/>
         <w:b/>
         <w:bCs/>
       </w:rPr>
@@ -6970,7 +7376,7 @@
         <w:spacing w:after="0" w:before="0" w:line="240" w:lineRule="auto"/>
       </w:pPr>
       <w:rPr>
-        <w:rFonts w:asciiTheme="majorHAnsi" w:cstheme="majorBidi" w:eastAsiaTheme="majorEastAsia" w:hAnsiTheme="majorHAnsi"/>
+        <w:rFonts w:asciiTheme="majorHAnsi" w:cstheme="majorBidi" w:hAnsiTheme="majorHAnsi" w:eastAsia="黑体"/>
         <w:b/>
         <w:bCs/>
       </w:rPr>
@@ -6988,14 +7394,14 @@
     </w:tblStylePr>
     <w:tblStylePr w:type="firstCol">
       <w:rPr>
-        <w:rFonts w:asciiTheme="majorHAnsi" w:cstheme="majorBidi" w:eastAsiaTheme="majorEastAsia" w:hAnsiTheme="majorHAnsi"/>
+        <w:rFonts w:asciiTheme="majorHAnsi" w:cstheme="majorBidi" w:hAnsiTheme="majorHAnsi" w:eastAsia="黑体"/>
         <w:b/>
         <w:bCs/>
       </w:rPr>
     </w:tblStylePr>
     <w:tblStylePr w:type="lastCol">
       <w:rPr>
-        <w:rFonts w:asciiTheme="majorHAnsi" w:cstheme="majorBidi" w:eastAsiaTheme="majorEastAsia" w:hAnsiTheme="majorHAnsi"/>
+        <w:rFonts w:asciiTheme="majorHAnsi" w:cstheme="majorBidi" w:hAnsiTheme="majorHAnsi" w:eastAsia="黑体"/>
         <w:b/>
         <w:bCs/>
       </w:rPr>
@@ -7078,6 +7484,7 @@
         <w:spacing w:after="0" w:before="0" w:line="240" w:lineRule="auto"/>
       </w:pPr>
       <w:rPr>
+        <w:rFonts w:eastAsia="黑体"/>
         <w:b/>
         <w:bCs/>
         <w:color w:themeColor="background1" w:val="FFFFFF"/>
@@ -7100,6 +7507,7 @@
         <w:spacing w:after="0" w:before="0" w:line="240" w:lineRule="auto"/>
       </w:pPr>
       <w:rPr>
+        <w:rFonts w:eastAsia="黑体"/>
         <w:b/>
         <w:bCs/>
       </w:rPr>
@@ -7117,12 +7525,14 @@
     </w:tblStylePr>
     <w:tblStylePr w:type="firstCol">
       <w:rPr>
+        <w:rFonts w:eastAsia="黑体"/>
         <w:b/>
         <w:bCs/>
       </w:rPr>
     </w:tblStylePr>
     <w:tblStylePr w:type="lastCol">
       <w:rPr>
+        <w:rFonts w:eastAsia="黑体"/>
         <w:b/>
         <w:bCs/>
       </w:rPr>
@@ -7184,6 +7594,7 @@
         <w:spacing w:after="0" w:before="0" w:line="240" w:lineRule="auto"/>
       </w:pPr>
       <w:rPr>
+        <w:rFonts w:eastAsia="黑体"/>
         <w:b/>
         <w:bCs/>
         <w:color w:themeColor="background1" w:val="FFFFFF"/>
@@ -7206,6 +7617,7 @@
         <w:spacing w:after="0" w:before="0" w:line="240" w:lineRule="auto"/>
       </w:pPr>
       <w:rPr>
+        <w:rFonts w:eastAsia="黑体"/>
         <w:b/>
         <w:bCs/>
       </w:rPr>
@@ -7223,12 +7635,14 @@
     </w:tblStylePr>
     <w:tblStylePr w:type="firstCol">
       <w:rPr>
+        <w:rFonts w:eastAsia="黑体"/>
         <w:b/>
         <w:bCs/>
       </w:rPr>
     </w:tblStylePr>
     <w:tblStylePr w:type="lastCol">
       <w:rPr>
+        <w:rFonts w:eastAsia="黑体"/>
         <w:b/>
         <w:bCs/>
       </w:rPr>
@@ -7290,6 +7704,7 @@
         <w:spacing w:after="0" w:before="0" w:line="240" w:lineRule="auto"/>
       </w:pPr>
       <w:rPr>
+        <w:rFonts w:eastAsia="黑体"/>
         <w:b/>
         <w:bCs/>
         <w:color w:themeColor="background1" w:val="FFFFFF"/>
@@ -7312,6 +7727,7 @@
         <w:spacing w:after="0" w:before="0" w:line="240" w:lineRule="auto"/>
       </w:pPr>
       <w:rPr>
+        <w:rFonts w:eastAsia="黑体"/>
         <w:b/>
         <w:bCs/>
       </w:rPr>
@@ -7329,12 +7745,14 @@
     </w:tblStylePr>
     <w:tblStylePr w:type="firstCol">
       <w:rPr>
+        <w:rFonts w:eastAsia="黑体"/>
         <w:b/>
         <w:bCs/>
       </w:rPr>
     </w:tblStylePr>
     <w:tblStylePr w:type="lastCol">
       <w:rPr>
+        <w:rFonts w:eastAsia="黑体"/>
         <w:b/>
         <w:bCs/>
       </w:rPr>
@@ -7396,6 +7814,7 @@
         <w:spacing w:after="0" w:before="0" w:line="240" w:lineRule="auto"/>
       </w:pPr>
       <w:rPr>
+        <w:rFonts w:eastAsia="黑体"/>
         <w:b/>
         <w:bCs/>
         <w:color w:themeColor="background1" w:val="FFFFFF"/>
@@ -7418,6 +7837,7 @@
         <w:spacing w:after="0" w:before="0" w:line="240" w:lineRule="auto"/>
       </w:pPr>
       <w:rPr>
+        <w:rFonts w:eastAsia="黑体"/>
         <w:b/>
         <w:bCs/>
       </w:rPr>
@@ -7435,12 +7855,14 @@
     </w:tblStylePr>
     <w:tblStylePr w:type="firstCol">
       <w:rPr>
+        <w:rFonts w:eastAsia="黑体"/>
         <w:b/>
         <w:bCs/>
       </w:rPr>
     </w:tblStylePr>
     <w:tblStylePr w:type="lastCol">
       <w:rPr>
+        <w:rFonts w:eastAsia="黑体"/>
         <w:b/>
         <w:bCs/>
       </w:rPr>
@@ -7502,6 +7924,7 @@
         <w:spacing w:after="0" w:before="0" w:line="240" w:lineRule="auto"/>
       </w:pPr>
       <w:rPr>
+        <w:rFonts w:eastAsia="黑体"/>
         <w:b/>
         <w:bCs/>
         <w:color w:themeColor="background1" w:val="FFFFFF"/>
@@ -7524,6 +7947,7 @@
         <w:spacing w:after="0" w:before="0" w:line="240" w:lineRule="auto"/>
       </w:pPr>
       <w:rPr>
+        <w:rFonts w:eastAsia="黑体"/>
         <w:b/>
         <w:bCs/>
       </w:rPr>
@@ -7541,12 +7965,14 @@
     </w:tblStylePr>
     <w:tblStylePr w:type="firstCol">
       <w:rPr>
+        <w:rFonts w:eastAsia="黑体"/>
         <w:b/>
         <w:bCs/>
       </w:rPr>
     </w:tblStylePr>
     <w:tblStylePr w:type="lastCol">
       <w:rPr>
+        <w:rFonts w:eastAsia="黑体"/>
         <w:b/>
         <w:bCs/>
       </w:rPr>
@@ -7608,6 +8034,7 @@
         <w:spacing w:after="0" w:before="0" w:line="240" w:lineRule="auto"/>
       </w:pPr>
       <w:rPr>
+        <w:rFonts w:eastAsia="黑体"/>
         <w:b/>
         <w:bCs/>
         <w:color w:themeColor="background1" w:val="FFFFFF"/>
@@ -7630,6 +8057,7 @@
         <w:spacing w:after="0" w:before="0" w:line="240" w:lineRule="auto"/>
       </w:pPr>
       <w:rPr>
+        <w:rFonts w:eastAsia="黑体"/>
         <w:b/>
         <w:bCs/>
       </w:rPr>
@@ -7647,12 +8075,14 @@
     </w:tblStylePr>
     <w:tblStylePr w:type="firstCol">
       <w:rPr>
+        <w:rFonts w:eastAsia="黑体"/>
         <w:b/>
         <w:bCs/>
       </w:rPr>
     </w:tblStylePr>
     <w:tblStylePr w:type="lastCol">
       <w:rPr>
+        <w:rFonts w:eastAsia="黑体"/>
         <w:b/>
         <w:bCs/>
       </w:rPr>
@@ -7714,6 +8144,7 @@
         <w:spacing w:after="0" w:before="0" w:line="240" w:lineRule="auto"/>
       </w:pPr>
       <w:rPr>
+        <w:rFonts w:eastAsia="黑体"/>
         <w:b/>
         <w:bCs/>
         <w:color w:themeColor="background1" w:val="FFFFFF"/>
@@ -7736,6 +8167,7 @@
         <w:spacing w:after="0" w:before="0" w:line="240" w:lineRule="auto"/>
       </w:pPr>
       <w:rPr>
+        <w:rFonts w:eastAsia="黑体"/>
         <w:b/>
         <w:bCs/>
       </w:rPr>
@@ -7753,12 +8185,14 @@
     </w:tblStylePr>
     <w:tblStylePr w:type="firstCol">
       <w:rPr>
+        <w:rFonts w:eastAsia="黑体"/>
         <w:b/>
         <w:bCs/>
       </w:rPr>
     </w:tblStylePr>
     <w:tblStylePr w:type="lastCol">
       <w:rPr>
+        <w:rFonts w:eastAsia="黑体"/>
         <w:b/>
         <w:bCs/>
       </w:rPr>
@@ -7817,6 +8251,7 @@
         <w:spacing w:after="0" w:before="0" w:line="240" w:lineRule="auto"/>
       </w:pPr>
       <w:rPr>
+        <w:rFonts w:eastAsia="黑体"/>
         <w:b/>
         <w:bCs/>
         <w:color w:themeColor="background1" w:val="FFFFFF"/>
@@ -7839,6 +8274,7 @@
         <w:spacing w:after="0" w:before="0" w:line="240" w:lineRule="auto"/>
       </w:pPr>
       <w:rPr>
+        <w:rFonts w:eastAsia="黑体"/>
         <w:color w:val="auto"/>
       </w:rPr>
       <w:tblPr/>
@@ -7856,6 +8292,7 @@
     </w:tblStylePr>
     <w:tblStylePr w:type="firstCol">
       <w:rPr>
+        <w:rFonts w:eastAsia="黑体"/>
         <w:b/>
         <w:bCs/>
         <w:color w:themeColor="background1" w:val="FFFFFF"/>
@@ -7875,6 +8312,7 @@
     </w:tblStylePr>
     <w:tblStylePr w:type="lastCol">
       <w:rPr>
+        <w:rFonts w:eastAsia="黑体"/>
         <w:b/>
         <w:bCs/>
         <w:color w:themeColor="background1" w:val="FFFFFF"/>
@@ -7923,6 +8361,7 @@
     </w:tblStylePr>
     <w:tblStylePr w:type="nwCell">
       <w:rPr>
+        <w:rFonts w:eastAsia="黑体"/>
         <w:color w:themeColor="background1" w:val="FFFFFF"/>
       </w:rPr>
       <w:tblPr/>
@@ -7966,6 +8405,7 @@
         <w:spacing w:after="0" w:before="0" w:line="240" w:lineRule="auto"/>
       </w:pPr>
       <w:rPr>
+        <w:rFonts w:eastAsia="黑体"/>
         <w:b/>
         <w:bCs/>
         <w:color w:themeColor="background1" w:val="FFFFFF"/>
@@ -7988,6 +8428,7 @@
         <w:spacing w:after="0" w:before="0" w:line="240" w:lineRule="auto"/>
       </w:pPr>
       <w:rPr>
+        <w:rFonts w:eastAsia="黑体"/>
         <w:color w:val="auto"/>
       </w:rPr>
       <w:tblPr/>
@@ -8005,6 +8446,7 @@
     </w:tblStylePr>
     <w:tblStylePr w:type="firstCol">
       <w:rPr>
+        <w:rFonts w:eastAsia="黑体"/>
         <w:b/>
         <w:bCs/>
         <w:color w:themeColor="background1" w:val="FFFFFF"/>
@@ -8024,6 +8466,7 @@
     </w:tblStylePr>
     <w:tblStylePr w:type="lastCol">
       <w:rPr>
+        <w:rFonts w:eastAsia="黑体"/>
         <w:b/>
         <w:bCs/>
         <w:color w:themeColor="background1" w:val="FFFFFF"/>
@@ -8072,6 +8515,7 @@
     </w:tblStylePr>
     <w:tblStylePr w:type="nwCell">
       <w:rPr>
+        <w:rFonts w:eastAsia="黑体"/>
         <w:color w:themeColor="background1" w:val="FFFFFF"/>
       </w:rPr>
       <w:tblPr/>
@@ -8115,6 +8559,7 @@
         <w:spacing w:after="0" w:before="0" w:line="240" w:lineRule="auto"/>
       </w:pPr>
       <w:rPr>
+        <w:rFonts w:eastAsia="黑体"/>
         <w:b/>
         <w:bCs/>
         <w:color w:themeColor="background1" w:val="FFFFFF"/>
@@ -8137,6 +8582,7 @@
         <w:spacing w:after="0" w:before="0" w:line="240" w:lineRule="auto"/>
       </w:pPr>
       <w:rPr>
+        <w:rFonts w:eastAsia="黑体"/>
         <w:color w:val="auto"/>
       </w:rPr>
       <w:tblPr/>
@@ -8154,6 +8600,7 @@
     </w:tblStylePr>
     <w:tblStylePr w:type="firstCol">
       <w:rPr>
+        <w:rFonts w:eastAsia="黑体"/>
         <w:b/>
         <w:bCs/>
         <w:color w:themeColor="background1" w:val="FFFFFF"/>
@@ -8173,6 +8620,7 @@
     </w:tblStylePr>
     <w:tblStylePr w:type="lastCol">
       <w:rPr>
+        <w:rFonts w:eastAsia="黑体"/>
         <w:b/>
         <w:bCs/>
         <w:color w:themeColor="background1" w:val="FFFFFF"/>
@@ -8221,6 +8669,7 @@
     </w:tblStylePr>
     <w:tblStylePr w:type="nwCell">
       <w:rPr>
+        <w:rFonts w:eastAsia="黑体"/>
         <w:color w:themeColor="background1" w:val="FFFFFF"/>
       </w:rPr>
       <w:tblPr/>
@@ -8264,6 +8713,7 @@
         <w:spacing w:after="0" w:before="0" w:line="240" w:lineRule="auto"/>
       </w:pPr>
       <w:rPr>
+        <w:rFonts w:eastAsia="黑体"/>
         <w:b/>
         <w:bCs/>
         <w:color w:themeColor="background1" w:val="FFFFFF"/>
@@ -8286,6 +8736,7 @@
         <w:spacing w:after="0" w:before="0" w:line="240" w:lineRule="auto"/>
       </w:pPr>
       <w:rPr>
+        <w:rFonts w:eastAsia="黑体"/>
         <w:color w:val="auto"/>
       </w:rPr>
       <w:tblPr/>
@@ -8303,6 +8754,7 @@
     </w:tblStylePr>
     <w:tblStylePr w:type="firstCol">
       <w:rPr>
+        <w:rFonts w:eastAsia="黑体"/>
         <w:b/>
         <w:bCs/>
         <w:color w:themeColor="background1" w:val="FFFFFF"/>
@@ -8322,6 +8774,7 @@
     </w:tblStylePr>
     <w:tblStylePr w:type="lastCol">
       <w:rPr>
+        <w:rFonts w:eastAsia="黑体"/>
         <w:b/>
         <w:bCs/>
         <w:color w:themeColor="background1" w:val="FFFFFF"/>
@@ -8370,6 +8823,7 @@
     </w:tblStylePr>
     <w:tblStylePr w:type="nwCell">
       <w:rPr>
+        <w:rFonts w:eastAsia="黑体"/>
         <w:color w:themeColor="background1" w:val="FFFFFF"/>
       </w:rPr>
       <w:tblPr/>
@@ -8413,6 +8867,7 @@
         <w:spacing w:after="0" w:before="0" w:line="240" w:lineRule="auto"/>
       </w:pPr>
       <w:rPr>
+        <w:rFonts w:eastAsia="黑体"/>
         <w:b/>
         <w:bCs/>
         <w:color w:themeColor="background1" w:val="FFFFFF"/>
@@ -8435,6 +8890,7 @@
         <w:spacing w:after="0" w:before="0" w:line="240" w:lineRule="auto"/>
       </w:pPr>
       <w:rPr>
+        <w:rFonts w:eastAsia="黑体"/>
         <w:color w:val="auto"/>
       </w:rPr>
       <w:tblPr/>
@@ -8452,6 +8908,7 @@
     </w:tblStylePr>
     <w:tblStylePr w:type="firstCol">
       <w:rPr>
+        <w:rFonts w:eastAsia="黑体"/>
         <w:b/>
         <w:bCs/>
         <w:color w:themeColor="background1" w:val="FFFFFF"/>
@@ -8471,6 +8928,7 @@
     </w:tblStylePr>
     <w:tblStylePr w:type="lastCol">
       <w:rPr>
+        <w:rFonts w:eastAsia="黑体"/>
         <w:b/>
         <w:bCs/>
         <w:color w:themeColor="background1" w:val="FFFFFF"/>
@@ -8519,6 +8977,7 @@
     </w:tblStylePr>
     <w:tblStylePr w:type="nwCell">
       <w:rPr>
+        <w:rFonts w:eastAsia="黑体"/>
         <w:color w:themeColor="background1" w:val="FFFFFF"/>
       </w:rPr>
       <w:tblPr/>
@@ -8562,6 +9021,7 @@
         <w:spacing w:after="0" w:before="0" w:line="240" w:lineRule="auto"/>
       </w:pPr>
       <w:rPr>
+        <w:rFonts w:eastAsia="黑体"/>
         <w:b/>
         <w:bCs/>
         <w:color w:themeColor="background1" w:val="FFFFFF"/>
@@ -8584,6 +9044,7 @@
         <w:spacing w:after="0" w:before="0" w:line="240" w:lineRule="auto"/>
       </w:pPr>
       <w:rPr>
+        <w:rFonts w:eastAsia="黑体"/>
         <w:color w:val="auto"/>
       </w:rPr>
       <w:tblPr/>
@@ -8601,6 +9062,7 @@
     </w:tblStylePr>
     <w:tblStylePr w:type="firstCol">
       <w:rPr>
+        <w:rFonts w:eastAsia="黑体"/>
         <w:b/>
         <w:bCs/>
         <w:color w:themeColor="background1" w:val="FFFFFF"/>
@@ -8620,6 +9082,7 @@
     </w:tblStylePr>
     <w:tblStylePr w:type="lastCol">
       <w:rPr>
+        <w:rFonts w:eastAsia="黑体"/>
         <w:b/>
         <w:bCs/>
         <w:color w:themeColor="background1" w:val="FFFFFF"/>
@@ -8668,6 +9131,7 @@
     </w:tblStylePr>
     <w:tblStylePr w:type="nwCell">
       <w:rPr>
+        <w:rFonts w:eastAsia="黑体"/>
         <w:color w:themeColor="background1" w:val="FFFFFF"/>
       </w:rPr>
       <w:tblPr/>
@@ -8711,6 +9175,7 @@
         <w:spacing w:after="0" w:before="0" w:line="240" w:lineRule="auto"/>
       </w:pPr>
       <w:rPr>
+        <w:rFonts w:eastAsia="黑体"/>
         <w:b/>
         <w:bCs/>
         <w:color w:themeColor="background1" w:val="FFFFFF"/>
@@ -8733,6 +9198,7 @@
         <w:spacing w:after="0" w:before="0" w:line="240" w:lineRule="auto"/>
       </w:pPr>
       <w:rPr>
+        <w:rFonts w:eastAsia="黑体"/>
         <w:color w:val="auto"/>
       </w:rPr>
       <w:tblPr/>
@@ -8750,6 +9216,7 @@
     </w:tblStylePr>
     <w:tblStylePr w:type="firstCol">
       <w:rPr>
+        <w:rFonts w:eastAsia="黑体"/>
         <w:b/>
         <w:bCs/>
         <w:color w:themeColor="background1" w:val="FFFFFF"/>
@@ -8769,6 +9236,7 @@
     </w:tblStylePr>
     <w:tblStylePr w:type="lastCol">
       <w:rPr>
+        <w:rFonts w:eastAsia="黑体"/>
         <w:b/>
         <w:bCs/>
         <w:color w:themeColor="background1" w:val="FFFFFF"/>
@@ -8817,6 +9285,7 @@
     </w:tblStylePr>
     <w:tblStylePr w:type="nwCell">
       <w:rPr>
+        <w:rFonts w:eastAsia="黑体"/>
         <w:color w:themeColor="background1" w:val="FFFFFF"/>
       </w:rPr>
       <w:tblPr/>
@@ -8841,6 +9310,7 @@
       <w:spacing w:after="0" w:line="240" w:lineRule="auto"/>
     </w:pPr>
     <w:rPr>
+      <w:rFonts w:eastAsia="黑体"/>
       <w:color w:themeColor="text1" w:val="000000"/>
     </w:rPr>
     <w:tblPr>
@@ -8860,7 +9330,7 @@
     </w:tblPr>
     <w:tblStylePr w:type="firstRow">
       <w:rPr>
-        <w:rFonts w:asciiTheme="majorHAnsi" w:cstheme="majorBidi" w:eastAsiaTheme="majorEastAsia" w:hAnsiTheme="majorHAnsi"/>
+        <w:rFonts w:asciiTheme="majorHAnsi" w:cstheme="majorBidi" w:hAnsiTheme="majorHAnsi" w:eastAsia="黑体"/>
       </w:rPr>
       <w:tblPr/>
       <w:tcPr>
@@ -8872,6 +9342,7 @@
     </w:tblStylePr>
     <w:tblStylePr w:type="lastRow">
       <w:rPr>
+        <w:rFonts w:eastAsia="黑体"/>
         <w:b/>
         <w:bCs/>
         <w:color w:themeColor="text2" w:val="1F497D"/>
@@ -8886,12 +9357,14 @@
     </w:tblStylePr>
     <w:tblStylePr w:type="firstCol">
       <w:rPr>
+        <w:rFonts w:eastAsia="黑体"/>
         <w:b/>
         <w:bCs/>
       </w:rPr>
     </w:tblStylePr>
     <w:tblStylePr w:type="lastCol">
       <w:rPr>
+        <w:rFonts w:eastAsia="黑体"/>
         <w:b/>
         <w:bCs/>
       </w:rPr>
@@ -8925,6 +9398,7 @@
       <w:spacing w:after="0" w:line="240" w:lineRule="auto"/>
     </w:pPr>
     <w:rPr>
+      <w:rFonts w:eastAsia="黑体"/>
       <w:color w:themeColor="text1" w:val="000000"/>
     </w:rPr>
     <w:tblPr>
@@ -8944,7 +9418,7 @@
     </w:tblPr>
     <w:tblStylePr w:type="firstRow">
       <w:rPr>
-        <w:rFonts w:asciiTheme="majorHAnsi" w:cstheme="majorBidi" w:eastAsiaTheme="majorEastAsia" w:hAnsiTheme="majorHAnsi"/>
+        <w:rFonts w:asciiTheme="majorHAnsi" w:cstheme="majorBidi" w:hAnsiTheme="majorHAnsi" w:eastAsia="黑体"/>
       </w:rPr>
       <w:tblPr/>
       <w:tcPr>
@@ -8956,6 +9430,7 @@
     </w:tblStylePr>
     <w:tblStylePr w:type="lastRow">
       <w:rPr>
+        <w:rFonts w:eastAsia="黑体"/>
         <w:b/>
         <w:bCs/>
         <w:color w:themeColor="text2" w:val="1F497D"/>
@@ -8970,12 +9445,14 @@
     </w:tblStylePr>
     <w:tblStylePr w:type="firstCol">
       <w:rPr>
+        <w:rFonts w:eastAsia="黑体"/>
         <w:b/>
         <w:bCs/>
       </w:rPr>
     </w:tblStylePr>
     <w:tblStylePr w:type="lastCol">
       <w:rPr>
+        <w:rFonts w:eastAsia="黑体"/>
         <w:b/>
         <w:bCs/>
       </w:rPr>
@@ -9009,6 +9486,7 @@
       <w:spacing w:after="0" w:line="240" w:lineRule="auto"/>
     </w:pPr>
     <w:rPr>
+      <w:rFonts w:eastAsia="黑体"/>
       <w:color w:themeColor="text1" w:val="000000"/>
     </w:rPr>
     <w:tblPr>
@@ -9028,7 +9506,7 @@
     </w:tblPr>
     <w:tblStylePr w:type="firstRow">
       <w:rPr>
-        <w:rFonts w:asciiTheme="majorHAnsi" w:cstheme="majorBidi" w:eastAsiaTheme="majorEastAsia" w:hAnsiTheme="majorHAnsi"/>
+        <w:rFonts w:asciiTheme="majorHAnsi" w:cstheme="majorBidi" w:hAnsiTheme="majorHAnsi" w:eastAsia="黑体"/>
       </w:rPr>
       <w:tblPr/>
       <w:tcPr>
@@ -9040,6 +9518,7 @@
     </w:tblStylePr>
     <w:tblStylePr w:type="lastRow">
       <w:rPr>
+        <w:rFonts w:eastAsia="黑体"/>
         <w:b/>
         <w:bCs/>
         <w:color w:themeColor="text2" w:val="1F497D"/>
@@ -9054,12 +9533,14 @@
     </w:tblStylePr>
     <w:tblStylePr w:type="firstCol">
       <w:rPr>
+        <w:rFonts w:eastAsia="黑体"/>
         <w:b/>
         <w:bCs/>
       </w:rPr>
     </w:tblStylePr>
     <w:tblStylePr w:type="lastCol">
       <w:rPr>
+        <w:rFonts w:eastAsia="黑体"/>
         <w:b/>
         <w:bCs/>
       </w:rPr>
@@ -9093,6 +9574,7 @@
       <w:spacing w:after="0" w:line="240" w:lineRule="auto"/>
     </w:pPr>
     <w:rPr>
+      <w:rFonts w:eastAsia="黑体"/>
       <w:color w:themeColor="text1" w:val="000000"/>
     </w:rPr>
     <w:tblPr>
@@ -9112,7 +9594,7 @@
     </w:tblPr>
     <w:tblStylePr w:type="firstRow">
       <w:rPr>
-        <w:rFonts w:asciiTheme="majorHAnsi" w:cstheme="majorBidi" w:eastAsiaTheme="majorEastAsia" w:hAnsiTheme="majorHAnsi"/>
+        <w:rFonts w:asciiTheme="majorHAnsi" w:cstheme="majorBidi" w:hAnsiTheme="majorHAnsi" w:eastAsia="黑体"/>
       </w:rPr>
       <w:tblPr/>
       <w:tcPr>
@@ -9124,6 +9606,7 @@
     </w:tblStylePr>
     <w:tblStylePr w:type="lastRow">
       <w:rPr>
+        <w:rFonts w:eastAsia="黑体"/>
         <w:b/>
         <w:bCs/>
         <w:color w:themeColor="text2" w:val="1F497D"/>
@@ -9138,12 +9621,14 @@
     </w:tblStylePr>
     <w:tblStylePr w:type="firstCol">
       <w:rPr>
+        <w:rFonts w:eastAsia="黑体"/>
         <w:b/>
         <w:bCs/>
       </w:rPr>
     </w:tblStylePr>
     <w:tblStylePr w:type="lastCol">
       <w:rPr>
+        <w:rFonts w:eastAsia="黑体"/>
         <w:b/>
         <w:bCs/>
       </w:rPr>
@@ -9177,6 +9662,7 @@
       <w:spacing w:after="0" w:line="240" w:lineRule="auto"/>
     </w:pPr>
     <w:rPr>
+      <w:rFonts w:eastAsia="黑体"/>
       <w:color w:themeColor="text1" w:val="000000"/>
     </w:rPr>
     <w:tblPr>
@@ -9196,7 +9682,7 @@
     </w:tblPr>
     <w:tblStylePr w:type="firstRow">
       <w:rPr>
-        <w:rFonts w:asciiTheme="majorHAnsi" w:cstheme="majorBidi" w:eastAsiaTheme="majorEastAsia" w:hAnsiTheme="majorHAnsi"/>
+        <w:rFonts w:asciiTheme="majorHAnsi" w:cstheme="majorBidi" w:hAnsiTheme="majorHAnsi" w:eastAsia="黑体"/>
       </w:rPr>
       <w:tblPr/>
       <w:tcPr>
@@ -9208,6 +9694,7 @@
     </w:tblStylePr>
     <w:tblStylePr w:type="lastRow">
       <w:rPr>
+        <w:rFonts w:eastAsia="黑体"/>
         <w:b/>
         <w:bCs/>
         <w:color w:themeColor="text2" w:val="1F497D"/>
@@ -9222,12 +9709,14 @@
     </w:tblStylePr>
     <w:tblStylePr w:type="firstCol">
       <w:rPr>
+        <w:rFonts w:eastAsia="黑体"/>
         <w:b/>
         <w:bCs/>
       </w:rPr>
     </w:tblStylePr>
     <w:tblStylePr w:type="lastCol">
       <w:rPr>
+        <w:rFonts w:eastAsia="黑体"/>
         <w:b/>
         <w:bCs/>
       </w:rPr>
@@ -9261,6 +9750,7 @@
       <w:spacing w:after="0" w:line="240" w:lineRule="auto"/>
     </w:pPr>
     <w:rPr>
+      <w:rFonts w:eastAsia="黑体"/>
       <w:color w:themeColor="text1" w:val="000000"/>
     </w:rPr>
     <w:tblPr>
@@ -9280,7 +9770,7 @@
     </w:tblPr>
     <w:tblStylePr w:type="firstRow">
       <w:rPr>
-        <w:rFonts w:asciiTheme="majorHAnsi" w:cstheme="majorBidi" w:eastAsiaTheme="majorEastAsia" w:hAnsiTheme="majorHAnsi"/>
+        <w:rFonts w:asciiTheme="majorHAnsi" w:cstheme="majorBidi" w:hAnsiTheme="majorHAnsi" w:eastAsia="黑体"/>
       </w:rPr>
       <w:tblPr/>
       <w:tcPr>
@@ -9292,6 +9782,7 @@
     </w:tblStylePr>
     <w:tblStylePr w:type="lastRow">
       <w:rPr>
+        <w:rFonts w:eastAsia="黑体"/>
         <w:b/>
         <w:bCs/>
         <w:color w:themeColor="text2" w:val="1F497D"/>
@@ -9306,12 +9797,14 @@
     </w:tblStylePr>
     <w:tblStylePr w:type="firstCol">
       <w:rPr>
+        <w:rFonts w:eastAsia="黑体"/>
         <w:b/>
         <w:bCs/>
       </w:rPr>
     </w:tblStylePr>
     <w:tblStylePr w:type="lastCol">
       <w:rPr>
+        <w:rFonts w:eastAsia="黑体"/>
         <w:b/>
         <w:bCs/>
       </w:rPr>
@@ -9345,6 +9838,7 @@
       <w:spacing w:after="0" w:line="240" w:lineRule="auto"/>
     </w:pPr>
     <w:rPr>
+      <w:rFonts w:eastAsia="黑体"/>
       <w:color w:themeColor="text1" w:val="000000"/>
     </w:rPr>
     <w:tblPr>
@@ -9364,7 +9858,7 @@
     </w:tblPr>
     <w:tblStylePr w:type="firstRow">
       <w:rPr>
-        <w:rFonts w:asciiTheme="majorHAnsi" w:cstheme="majorBidi" w:eastAsiaTheme="majorEastAsia" w:hAnsiTheme="majorHAnsi"/>
+        <w:rFonts w:asciiTheme="majorHAnsi" w:cstheme="majorBidi" w:hAnsiTheme="majorHAnsi" w:eastAsia="黑体"/>
       </w:rPr>
       <w:tblPr/>
       <w:tcPr>
@@ -9376,6 +9870,7 @@
     </w:tblStylePr>
     <w:tblStylePr w:type="lastRow">
       <w:rPr>
+        <w:rFonts w:eastAsia="黑体"/>
         <w:b/>
         <w:bCs/>
         <w:color w:themeColor="text2" w:val="1F497D"/>
@@ -9390,12 +9885,14 @@
     </w:tblStylePr>
     <w:tblStylePr w:type="firstCol">
       <w:rPr>
+        <w:rFonts w:eastAsia="黑体"/>
         <w:b/>
         <w:bCs/>
       </w:rPr>
     </w:tblStylePr>
     <w:tblStylePr w:type="lastCol">
       <w:rPr>
+        <w:rFonts w:eastAsia="黑体"/>
         <w:b/>
         <w:bCs/>
       </w:rPr>
@@ -9429,7 +9926,7 @@
       <w:spacing w:after="0" w:line="240" w:lineRule="auto"/>
     </w:pPr>
     <w:rPr>
-      <w:rFonts w:asciiTheme="majorHAnsi" w:cstheme="majorBidi" w:eastAsiaTheme="majorEastAsia" w:hAnsiTheme="majorHAnsi"/>
+      <w:rFonts w:asciiTheme="majorHAnsi" w:cstheme="majorBidi" w:hAnsiTheme="majorHAnsi" w:eastAsia="黑体"/>
       <w:color w:themeColor="text1" w:val="000000"/>
     </w:rPr>
     <w:tblPr>
@@ -9451,6 +9948,7 @@
     </w:tblPr>
     <w:tblStylePr w:type="firstRow">
       <w:rPr>
+        <w:rFonts w:eastAsia="黑体"/>
         <w:sz w:val="24"/>
         <w:szCs w:val="24"/>
       </w:rPr>
@@ -9557,7 +10055,7 @@
       <w:spacing w:after="0" w:line="240" w:lineRule="auto"/>
     </w:pPr>
     <w:rPr>
-      <w:rFonts w:asciiTheme="majorHAnsi" w:cstheme="majorBidi" w:eastAsiaTheme="majorEastAsia" w:hAnsiTheme="majorHAnsi"/>
+      <w:rFonts w:asciiTheme="majorHAnsi" w:cstheme="majorBidi" w:hAnsiTheme="majorHAnsi" w:eastAsia="黑体"/>
       <w:color w:themeColor="text1" w:val="000000"/>
     </w:rPr>
     <w:tblPr>
@@ -9579,6 +10077,7 @@
     </w:tblPr>
     <w:tblStylePr w:type="firstRow">
       <w:rPr>
+        <w:rFonts w:eastAsia="黑体"/>
         <w:sz w:val="24"/>
         <w:szCs w:val="24"/>
       </w:rPr>
@@ -9685,7 +10184,7 @@
       <w:spacing w:after="0" w:line="240" w:lineRule="auto"/>
     </w:pPr>
     <w:rPr>
-      <w:rFonts w:asciiTheme="majorHAnsi" w:cstheme="majorBidi" w:eastAsiaTheme="majorEastAsia" w:hAnsiTheme="majorHAnsi"/>
+      <w:rFonts w:asciiTheme="majorHAnsi" w:cstheme="majorBidi" w:hAnsiTheme="majorHAnsi" w:eastAsia="黑体"/>
       <w:color w:themeColor="text1" w:val="000000"/>
     </w:rPr>
     <w:tblPr>
@@ -9707,6 +10206,7 @@
     </w:tblPr>
     <w:tblStylePr w:type="firstRow">
       <w:rPr>
+        <w:rFonts w:eastAsia="黑体"/>
         <w:sz w:val="24"/>
         <w:szCs w:val="24"/>
       </w:rPr>
@@ -9813,7 +10313,7 @@
       <w:spacing w:after="0" w:line="240" w:lineRule="auto"/>
     </w:pPr>
     <w:rPr>
-      <w:rFonts w:asciiTheme="majorHAnsi" w:cstheme="majorBidi" w:eastAsiaTheme="majorEastAsia" w:hAnsiTheme="majorHAnsi"/>
+      <w:rFonts w:asciiTheme="majorHAnsi" w:cstheme="majorBidi" w:hAnsiTheme="majorHAnsi" w:eastAsia="黑体"/>
       <w:color w:themeColor="text1" w:val="000000"/>
     </w:rPr>
     <w:tblPr>
@@ -9835,6 +10335,7 @@
     </w:tblPr>
     <w:tblStylePr w:type="firstRow">
       <w:rPr>
+        <w:rFonts w:eastAsia="黑体"/>
         <w:sz w:val="24"/>
         <w:szCs w:val="24"/>
       </w:rPr>
@@ -9941,7 +10442,7 @@
       <w:spacing w:after="0" w:line="240" w:lineRule="auto"/>
     </w:pPr>
     <w:rPr>
-      <w:rFonts w:asciiTheme="majorHAnsi" w:cstheme="majorBidi" w:eastAsiaTheme="majorEastAsia" w:hAnsiTheme="majorHAnsi"/>
+      <w:rFonts w:asciiTheme="majorHAnsi" w:cstheme="majorBidi" w:hAnsiTheme="majorHAnsi" w:eastAsia="黑体"/>
       <w:color w:themeColor="text1" w:val="000000"/>
     </w:rPr>
     <w:tblPr>
@@ -9963,6 +10464,7 @@
     </w:tblPr>
     <w:tblStylePr w:type="firstRow">
       <w:rPr>
+        <w:rFonts w:eastAsia="黑体"/>
         <w:sz w:val="24"/>
         <w:szCs w:val="24"/>
       </w:rPr>
@@ -10069,7 +10571,7 @@
       <w:spacing w:after="0" w:line="240" w:lineRule="auto"/>
     </w:pPr>
     <w:rPr>
-      <w:rFonts w:asciiTheme="majorHAnsi" w:cstheme="majorBidi" w:eastAsiaTheme="majorEastAsia" w:hAnsiTheme="majorHAnsi"/>
+      <w:rFonts w:asciiTheme="majorHAnsi" w:cstheme="majorBidi" w:hAnsiTheme="majorHAnsi" w:eastAsia="黑体"/>
       <w:color w:themeColor="text1" w:val="000000"/>
     </w:rPr>
     <w:tblPr>
@@ -10091,6 +10593,7 @@
     </w:tblPr>
     <w:tblStylePr w:type="firstRow">
       <w:rPr>
+        <w:rFonts w:eastAsia="黑体"/>
         <w:sz w:val="24"/>
         <w:szCs w:val="24"/>
       </w:rPr>
@@ -10197,7 +10700,7 @@
       <w:spacing w:after="0" w:line="240" w:lineRule="auto"/>
     </w:pPr>
     <w:rPr>
-      <w:rFonts w:asciiTheme="majorHAnsi" w:cstheme="majorBidi" w:eastAsiaTheme="majorEastAsia" w:hAnsiTheme="majorHAnsi"/>
+      <w:rFonts w:asciiTheme="majorHAnsi" w:cstheme="majorBidi" w:hAnsiTheme="majorHAnsi" w:eastAsia="黑体"/>
       <w:color w:themeColor="text1" w:val="000000"/>
     </w:rPr>
     <w:tblPr>
@@ -10219,6 +10722,7 @@
     </w:tblPr>
     <w:tblStylePr w:type="firstRow">
       <w:rPr>
+        <w:rFonts w:eastAsia="黑体"/>
         <w:sz w:val="24"/>
         <w:szCs w:val="24"/>
       </w:rPr>
@@ -10348,12 +10852,14 @@
     </w:tcPr>
     <w:tblStylePr w:type="firstRow">
       <w:rPr>
+        <w:rFonts w:eastAsia="黑体"/>
         <w:b/>
         <w:bCs/>
       </w:rPr>
     </w:tblStylePr>
     <w:tblStylePr w:type="lastRow">
       <w:rPr>
+        <w:rFonts w:eastAsia="黑体"/>
         <w:b/>
         <w:bCs/>
       </w:rPr>
@@ -10366,12 +10872,14 @@
     </w:tblStylePr>
     <w:tblStylePr w:type="firstCol">
       <w:rPr>
+        <w:rFonts w:eastAsia="黑体"/>
         <w:b/>
         <w:bCs/>
       </w:rPr>
     </w:tblStylePr>
     <w:tblStylePr w:type="lastCol">
       <w:rPr>
+        <w:rFonts w:eastAsia="黑体"/>
         <w:b/>
         <w:bCs/>
       </w:rPr>
@@ -10421,12 +10929,14 @@
     </w:tcPr>
     <w:tblStylePr w:type="firstRow">
       <w:rPr>
+        <w:rFonts w:eastAsia="黑体"/>
         <w:b/>
         <w:bCs/>
       </w:rPr>
     </w:tblStylePr>
     <w:tblStylePr w:type="lastRow">
       <w:rPr>
+        <w:rFonts w:eastAsia="黑体"/>
         <w:b/>
         <w:bCs/>
       </w:rPr>
@@ -10439,12 +10949,14 @@
     </w:tblStylePr>
     <w:tblStylePr w:type="firstCol">
       <w:rPr>
+        <w:rFonts w:eastAsia="黑体"/>
         <w:b/>
         <w:bCs/>
       </w:rPr>
     </w:tblStylePr>
     <w:tblStylePr w:type="lastCol">
       <w:rPr>
+        <w:rFonts w:eastAsia="黑体"/>
         <w:b/>
         <w:bCs/>
       </w:rPr>
@@ -10494,12 +11006,14 @@
     </w:tcPr>
     <w:tblStylePr w:type="firstRow">
       <w:rPr>
+        <w:rFonts w:eastAsia="黑体"/>
         <w:b/>
         <w:bCs/>
       </w:rPr>
     </w:tblStylePr>
     <w:tblStylePr w:type="lastRow">
       <w:rPr>
+        <w:rFonts w:eastAsia="黑体"/>
         <w:b/>
         <w:bCs/>
       </w:rPr>
@@ -10512,12 +11026,14 @@
     </w:tblStylePr>
     <w:tblStylePr w:type="firstCol">
       <w:rPr>
+        <w:rFonts w:eastAsia="黑体"/>
         <w:b/>
         <w:bCs/>
       </w:rPr>
     </w:tblStylePr>
     <w:tblStylePr w:type="lastCol">
       <w:rPr>
+        <w:rFonts w:eastAsia="黑体"/>
         <w:b/>
         <w:bCs/>
       </w:rPr>
@@ -10567,12 +11083,14 @@
     </w:tcPr>
     <w:tblStylePr w:type="firstRow">
       <w:rPr>
+        <w:rFonts w:eastAsia="黑体"/>
         <w:b/>
         <w:bCs/>
       </w:rPr>
     </w:tblStylePr>
     <w:tblStylePr w:type="lastRow">
       <w:rPr>
+        <w:rFonts w:eastAsia="黑体"/>
         <w:b/>
         <w:bCs/>
       </w:rPr>
@@ -10585,12 +11103,14 @@
     </w:tblStylePr>
     <w:tblStylePr w:type="firstCol">
       <w:rPr>
+        <w:rFonts w:eastAsia="黑体"/>
         <w:b/>
         <w:bCs/>
       </w:rPr>
     </w:tblStylePr>
     <w:tblStylePr w:type="lastCol">
       <w:rPr>
+        <w:rFonts w:eastAsia="黑体"/>
         <w:b/>
         <w:bCs/>
       </w:rPr>
@@ -10640,12 +11160,14 @@
     </w:tcPr>
     <w:tblStylePr w:type="firstRow">
       <w:rPr>
+        <w:rFonts w:eastAsia="黑体"/>
         <w:b/>
         <w:bCs/>
       </w:rPr>
     </w:tblStylePr>
     <w:tblStylePr w:type="lastRow">
       <w:rPr>
+        <w:rFonts w:eastAsia="黑体"/>
         <w:b/>
         <w:bCs/>
       </w:rPr>
@@ -10658,12 +11180,14 @@
     </w:tblStylePr>
     <w:tblStylePr w:type="firstCol">
       <w:rPr>
+        <w:rFonts w:eastAsia="黑体"/>
         <w:b/>
         <w:bCs/>
       </w:rPr>
     </w:tblStylePr>
     <w:tblStylePr w:type="lastCol">
       <w:rPr>
+        <w:rFonts w:eastAsia="黑体"/>
         <w:b/>
         <w:bCs/>
       </w:rPr>
@@ -10713,12 +11237,14 @@
     </w:tcPr>
     <w:tblStylePr w:type="firstRow">
       <w:rPr>
+        <w:rFonts w:eastAsia="黑体"/>
         <w:b/>
         <w:bCs/>
       </w:rPr>
     </w:tblStylePr>
     <w:tblStylePr w:type="lastRow">
       <w:rPr>
+        <w:rFonts w:eastAsia="黑体"/>
         <w:b/>
         <w:bCs/>
       </w:rPr>
@@ -10731,12 +11257,14 @@
     </w:tblStylePr>
     <w:tblStylePr w:type="firstCol">
       <w:rPr>
+        <w:rFonts w:eastAsia="黑体"/>
         <w:b/>
         <w:bCs/>
       </w:rPr>
     </w:tblStylePr>
     <w:tblStylePr w:type="lastCol">
       <w:rPr>
+        <w:rFonts w:eastAsia="黑体"/>
         <w:b/>
         <w:bCs/>
       </w:rPr>
@@ -10786,12 +11314,14 @@
     </w:tcPr>
     <w:tblStylePr w:type="firstRow">
       <w:rPr>
+        <w:rFonts w:eastAsia="黑体"/>
         <w:b/>
         <w:bCs/>
       </w:rPr>
     </w:tblStylePr>
     <w:tblStylePr w:type="lastRow">
       <w:rPr>
+        <w:rFonts w:eastAsia="黑体"/>
         <w:b/>
         <w:bCs/>
       </w:rPr>
@@ -10804,12 +11334,14 @@
     </w:tblStylePr>
     <w:tblStylePr w:type="firstCol">
       <w:rPr>
+        <w:rFonts w:eastAsia="黑体"/>
         <w:b/>
         <w:bCs/>
       </w:rPr>
     </w:tblStylePr>
     <w:tblStylePr w:type="lastCol">
       <w:rPr>
+        <w:rFonts w:eastAsia="黑体"/>
         <w:b/>
         <w:bCs/>
       </w:rPr>
@@ -10836,7 +11368,7 @@
       <w:spacing w:after="0" w:line="240" w:lineRule="auto"/>
     </w:pPr>
     <w:rPr>
-      <w:rFonts w:asciiTheme="majorHAnsi" w:cstheme="majorBidi" w:eastAsiaTheme="majorEastAsia" w:hAnsiTheme="majorHAnsi"/>
+      <w:rFonts w:asciiTheme="majorHAnsi" w:cstheme="majorBidi" w:hAnsiTheme="majorHAnsi" w:eastAsia="黑体"/>
       <w:color w:themeColor="text1" w:val="000000"/>
     </w:rPr>
     <w:tblPr>
@@ -10863,6 +11395,7 @@
     </w:tcPr>
     <w:tblStylePr w:type="firstRow">
       <w:rPr>
+        <w:rFonts w:eastAsia="黑体"/>
         <w:b/>
         <w:bCs/>
         <w:color w:themeColor="text1" w:val="000000"/>
@@ -10874,6 +11407,7 @@
     </w:tblStylePr>
     <w:tblStylePr w:type="lastRow">
       <w:rPr>
+        <w:rFonts w:eastAsia="黑体"/>
         <w:b/>
         <w:bCs/>
         <w:color w:themeColor="text1" w:val="000000"/>
@@ -10893,6 +11427,7 @@
     </w:tblStylePr>
     <w:tblStylePr w:type="firstCol">
       <w:rPr>
+        <w:rFonts w:eastAsia="黑体"/>
         <w:b/>
         <w:bCs/>
         <w:color w:themeColor="text1" w:val="000000"/>
@@ -10912,6 +11447,7 @@
     </w:tblStylePr>
     <w:tblStylePr w:type="lastCol">
       <w:rPr>
+        <w:rFonts w:eastAsia="黑体"/>
         <w:b w:val="0"/>
         <w:bCs w:val="0"/>
         <w:color w:themeColor="text1" w:val="000000"/>
@@ -10961,7 +11497,7 @@
       <w:spacing w:after="0" w:line="240" w:lineRule="auto"/>
     </w:pPr>
     <w:rPr>
-      <w:rFonts w:asciiTheme="majorHAnsi" w:cstheme="majorBidi" w:eastAsiaTheme="majorEastAsia" w:hAnsiTheme="majorHAnsi"/>
+      <w:rFonts w:asciiTheme="majorHAnsi" w:cstheme="majorBidi" w:hAnsiTheme="majorHAnsi" w:eastAsia="黑体"/>
       <w:color w:themeColor="text1" w:val="000000"/>
     </w:rPr>
     <w:tblPr>
@@ -10988,6 +11524,7 @@
     </w:tcPr>
     <w:tblStylePr w:type="firstRow">
       <w:rPr>
+        <w:rFonts w:eastAsia="黑体"/>
         <w:b/>
         <w:bCs/>
         <w:color w:themeColor="text1" w:val="000000"/>
@@ -10999,6 +11536,7 @@
     </w:tblStylePr>
     <w:tblStylePr w:type="lastRow">
       <w:rPr>
+        <w:rFonts w:eastAsia="黑体"/>
         <w:b/>
         <w:bCs/>
         <w:color w:themeColor="text1" w:val="000000"/>
@@ -11018,6 +11556,7 @@
     </w:tblStylePr>
     <w:tblStylePr w:type="firstCol">
       <w:rPr>
+        <w:rFonts w:eastAsia="黑体"/>
         <w:b/>
         <w:bCs/>
         <w:color w:themeColor="text1" w:val="000000"/>
@@ -11037,6 +11576,7 @@
     </w:tblStylePr>
     <w:tblStylePr w:type="lastCol">
       <w:rPr>
+        <w:rFonts w:eastAsia="黑体"/>
         <w:b w:val="0"/>
         <w:bCs w:val="0"/>
         <w:color w:themeColor="text1" w:val="000000"/>
@@ -11086,7 +11626,7 @@
       <w:spacing w:after="0" w:line="240" w:lineRule="auto"/>
     </w:pPr>
     <w:rPr>
-      <w:rFonts w:asciiTheme="majorHAnsi" w:cstheme="majorBidi" w:eastAsiaTheme="majorEastAsia" w:hAnsiTheme="majorHAnsi"/>
+      <w:rFonts w:asciiTheme="majorHAnsi" w:cstheme="majorBidi" w:hAnsiTheme="majorHAnsi" w:eastAsia="黑体"/>
       <w:color w:themeColor="text1" w:val="000000"/>
     </w:rPr>
     <w:tblPr>
@@ -11113,6 +11653,7 @@
     </w:tcPr>
     <w:tblStylePr w:type="firstRow">
       <w:rPr>
+        <w:rFonts w:eastAsia="黑体"/>
         <w:b/>
         <w:bCs/>
         <w:color w:themeColor="text1" w:val="000000"/>
@@ -11124,6 +11665,7 @@
     </w:tblStylePr>
     <w:tblStylePr w:type="lastRow">
       <w:rPr>
+        <w:rFonts w:eastAsia="黑体"/>
         <w:b/>
         <w:bCs/>
         <w:color w:themeColor="text1" w:val="000000"/>
@@ -11143,6 +11685,7 @@
     </w:tblStylePr>
     <w:tblStylePr w:type="firstCol">
       <w:rPr>
+        <w:rFonts w:eastAsia="黑体"/>
         <w:b/>
         <w:bCs/>
         <w:color w:themeColor="text1" w:val="000000"/>
@@ -11162,6 +11705,7 @@
     </w:tblStylePr>
     <w:tblStylePr w:type="lastCol">
       <w:rPr>
+        <w:rFonts w:eastAsia="黑体"/>
         <w:b w:val="0"/>
         <w:bCs w:val="0"/>
         <w:color w:themeColor="text1" w:val="000000"/>
@@ -11211,7 +11755,7 @@
       <w:spacing w:after="0" w:line="240" w:lineRule="auto"/>
     </w:pPr>
     <w:rPr>
-      <w:rFonts w:asciiTheme="majorHAnsi" w:cstheme="majorBidi" w:eastAsiaTheme="majorEastAsia" w:hAnsiTheme="majorHAnsi"/>
+      <w:rFonts w:asciiTheme="majorHAnsi" w:cstheme="majorBidi" w:hAnsiTheme="majorHAnsi" w:eastAsia="黑体"/>
       <w:color w:themeColor="text1" w:val="000000"/>
     </w:rPr>
     <w:tblPr>
@@ -11238,6 +11782,7 @@
     </w:tcPr>
     <w:tblStylePr w:type="firstRow">
       <w:rPr>
+        <w:rFonts w:eastAsia="黑体"/>
         <w:b/>
         <w:bCs/>
         <w:color w:themeColor="text1" w:val="000000"/>
@@ -11249,6 +11794,7 @@
     </w:tblStylePr>
     <w:tblStylePr w:type="lastRow">
       <w:rPr>
+        <w:rFonts w:eastAsia="黑体"/>
         <w:b/>
         <w:bCs/>
         <w:color w:themeColor="text1" w:val="000000"/>
@@ -11268,6 +11814,7 @@
     </w:tblStylePr>
     <w:tblStylePr w:type="firstCol">
       <w:rPr>
+        <w:rFonts w:eastAsia="黑体"/>
         <w:b/>
         <w:bCs/>
         <w:color w:themeColor="text1" w:val="000000"/>
@@ -11287,6 +11834,7 @@
     </w:tblStylePr>
     <w:tblStylePr w:type="lastCol">
       <w:rPr>
+        <w:rFonts w:eastAsia="黑体"/>
         <w:b w:val="0"/>
         <w:bCs w:val="0"/>
         <w:color w:themeColor="text1" w:val="000000"/>
@@ -11336,7 +11884,7 @@
       <w:spacing w:after="0" w:line="240" w:lineRule="auto"/>
     </w:pPr>
     <w:rPr>
-      <w:rFonts w:asciiTheme="majorHAnsi" w:cstheme="majorBidi" w:eastAsiaTheme="majorEastAsia" w:hAnsiTheme="majorHAnsi"/>
+      <w:rFonts w:asciiTheme="majorHAnsi" w:cstheme="majorBidi" w:hAnsiTheme="majorHAnsi" w:eastAsia="黑体"/>
       <w:color w:themeColor="text1" w:val="000000"/>
     </w:rPr>
     <w:tblPr>
@@ -11363,6 +11911,7 @@
     </w:tcPr>
     <w:tblStylePr w:type="firstRow">
       <w:rPr>
+        <w:rFonts w:eastAsia="黑体"/>
         <w:b/>
         <w:bCs/>
         <w:color w:themeColor="text1" w:val="000000"/>
@@ -11374,6 +11923,7 @@
     </w:tblStylePr>
     <w:tblStylePr w:type="lastRow">
       <w:rPr>
+        <w:rFonts w:eastAsia="黑体"/>
         <w:b/>
         <w:bCs/>
         <w:color w:themeColor="text1" w:val="000000"/>
@@ -11393,6 +11943,7 @@
     </w:tblStylePr>
     <w:tblStylePr w:type="firstCol">
       <w:rPr>
+        <w:rFonts w:eastAsia="黑体"/>
         <w:b/>
         <w:bCs/>
         <w:color w:themeColor="text1" w:val="000000"/>
@@ -11412,6 +11963,7 @@
     </w:tblStylePr>
     <w:tblStylePr w:type="lastCol">
       <w:rPr>
+        <w:rFonts w:eastAsia="黑体"/>
         <w:b w:val="0"/>
         <w:bCs w:val="0"/>
         <w:color w:themeColor="text1" w:val="000000"/>
@@ -11461,7 +12013,7 @@
       <w:spacing w:after="0" w:line="240" w:lineRule="auto"/>
     </w:pPr>
     <w:rPr>
-      <w:rFonts w:asciiTheme="majorHAnsi" w:cstheme="majorBidi" w:eastAsiaTheme="majorEastAsia" w:hAnsiTheme="majorHAnsi"/>
+      <w:rFonts w:asciiTheme="majorHAnsi" w:cstheme="majorBidi" w:hAnsiTheme="majorHAnsi" w:eastAsia="黑体"/>
       <w:color w:themeColor="text1" w:val="000000"/>
     </w:rPr>
     <w:tblPr>
@@ -11488,6 +12040,7 @@
     </w:tcPr>
     <w:tblStylePr w:type="firstRow">
       <w:rPr>
+        <w:rFonts w:eastAsia="黑体"/>
         <w:b/>
         <w:bCs/>
         <w:color w:themeColor="text1" w:val="000000"/>
@@ -11499,6 +12052,7 @@
     </w:tblStylePr>
     <w:tblStylePr w:type="lastRow">
       <w:rPr>
+        <w:rFonts w:eastAsia="黑体"/>
         <w:b/>
         <w:bCs/>
         <w:color w:themeColor="text1" w:val="000000"/>
@@ -11518,6 +12072,7 @@
     </w:tblStylePr>
     <w:tblStylePr w:type="firstCol">
       <w:rPr>
+        <w:rFonts w:eastAsia="黑体"/>
         <w:b/>
         <w:bCs/>
         <w:color w:themeColor="text1" w:val="000000"/>
@@ -11537,6 +12092,7 @@
     </w:tblStylePr>
     <w:tblStylePr w:type="lastCol">
       <w:rPr>
+        <w:rFonts w:eastAsia="黑体"/>
         <w:b w:val="0"/>
         <w:bCs w:val="0"/>
         <w:color w:themeColor="text1" w:val="000000"/>
@@ -11586,7 +12142,7 @@
       <w:spacing w:after="0" w:line="240" w:lineRule="auto"/>
     </w:pPr>
     <w:rPr>
-      <w:rFonts w:asciiTheme="majorHAnsi" w:cstheme="majorBidi" w:eastAsiaTheme="majorEastAsia" w:hAnsiTheme="majorHAnsi"/>
+      <w:rFonts w:asciiTheme="majorHAnsi" w:cstheme="majorBidi" w:hAnsiTheme="majorHAnsi" w:eastAsia="黑体"/>
       <w:color w:themeColor="text1" w:val="000000"/>
     </w:rPr>
     <w:tblPr>
@@ -11613,6 +12169,7 @@
     </w:tcPr>
     <w:tblStylePr w:type="firstRow">
       <w:rPr>
+        <w:rFonts w:eastAsia="黑体"/>
         <w:b/>
         <w:bCs/>
         <w:color w:themeColor="text1" w:val="000000"/>
@@ -11624,6 +12181,7 @@
     </w:tblStylePr>
     <w:tblStylePr w:type="lastRow">
       <w:rPr>
+        <w:rFonts w:eastAsia="黑体"/>
         <w:b/>
         <w:bCs/>
         <w:color w:themeColor="text1" w:val="000000"/>
@@ -11643,6 +12201,7 @@
     </w:tblStylePr>
     <w:tblStylePr w:type="firstCol">
       <w:rPr>
+        <w:rFonts w:eastAsia="黑体"/>
         <w:b/>
         <w:bCs/>
         <w:color w:themeColor="text1" w:val="000000"/>
@@ -11662,6 +12221,7 @@
     </w:tblStylePr>
     <w:tblStylePr w:type="lastCol">
       <w:rPr>
+        <w:rFonts w:eastAsia="黑体"/>
         <w:b w:val="0"/>
         <w:bCs w:val="0"/>
         <w:color w:themeColor="text1" w:val="000000"/>
@@ -11734,6 +12294,7 @@
     </w:tcPr>
     <w:tblStylePr w:type="firstRow">
       <w:rPr>
+        <w:rFonts w:eastAsia="黑体"/>
         <w:b/>
         <w:bCs/>
         <w:i w:val="0"/>
@@ -11755,6 +12316,7 @@
     </w:tblStylePr>
     <w:tblStylePr w:type="lastRow">
       <w:rPr>
+        <w:rFonts w:eastAsia="黑体"/>
         <w:b/>
         <w:bCs/>
         <w:i w:val="0"/>
@@ -11776,6 +12338,7 @@
     </w:tblStylePr>
     <w:tblStylePr w:type="firstCol">
       <w:rPr>
+        <w:rFonts w:eastAsia="黑体"/>
         <w:b/>
         <w:bCs/>
         <w:i w:val="0"/>
@@ -11795,6 +12358,7 @@
     </w:tblStylePr>
     <w:tblStylePr w:type="lastCol">
       <w:rPr>
+        <w:rFonts w:eastAsia="黑体"/>
         <w:b/>
         <w:bCs/>
         <w:i w:val="0"/>
@@ -11875,6 +12439,7 @@
     </w:tcPr>
     <w:tblStylePr w:type="firstRow">
       <w:rPr>
+        <w:rFonts w:eastAsia="黑体"/>
         <w:b/>
         <w:bCs/>
         <w:i w:val="0"/>
@@ -11896,6 +12461,7 @@
     </w:tblStylePr>
     <w:tblStylePr w:type="lastRow">
       <w:rPr>
+        <w:rFonts w:eastAsia="黑体"/>
         <w:b/>
         <w:bCs/>
         <w:i w:val="0"/>
@@ -11917,6 +12483,7 @@
     </w:tblStylePr>
     <w:tblStylePr w:type="firstCol">
       <w:rPr>
+        <w:rFonts w:eastAsia="黑体"/>
         <w:b/>
         <w:bCs/>
         <w:i w:val="0"/>
@@ -11936,6 +12503,7 @@
     </w:tblStylePr>
     <w:tblStylePr w:type="lastCol">
       <w:rPr>
+        <w:rFonts w:eastAsia="黑体"/>
         <w:b/>
         <w:bCs/>
         <w:i w:val="0"/>
@@ -12016,6 +12584,7 @@
     </w:tcPr>
     <w:tblStylePr w:type="firstRow">
       <w:rPr>
+        <w:rFonts w:eastAsia="黑体"/>
         <w:b/>
         <w:bCs/>
         <w:i w:val="0"/>
@@ -12037,6 +12606,7 @@
     </w:tblStylePr>
     <w:tblStylePr w:type="lastRow">
       <w:rPr>
+        <w:rFonts w:eastAsia="黑体"/>
         <w:b/>
         <w:bCs/>
         <w:i w:val="0"/>
@@ -12058,6 +12628,7 @@
     </w:tblStylePr>
     <w:tblStylePr w:type="firstCol">
       <w:rPr>
+        <w:rFonts w:eastAsia="黑体"/>
         <w:b/>
         <w:bCs/>
         <w:i w:val="0"/>
@@ -12077,6 +12648,7 @@
     </w:tblStylePr>
     <w:tblStylePr w:type="lastCol">
       <w:rPr>
+        <w:rFonts w:eastAsia="黑体"/>
         <w:b/>
         <w:bCs/>
         <w:i w:val="0"/>
@@ -12157,6 +12729,7 @@
     </w:tcPr>
     <w:tblStylePr w:type="firstRow">
       <w:rPr>
+        <w:rFonts w:eastAsia="黑体"/>
         <w:b/>
         <w:bCs/>
         <w:i w:val="0"/>
@@ -12178,6 +12751,7 @@
     </w:tblStylePr>
     <w:tblStylePr w:type="lastRow">
       <w:rPr>
+        <w:rFonts w:eastAsia="黑体"/>
         <w:b/>
         <w:bCs/>
         <w:i w:val="0"/>
@@ -12199,6 +12773,7 @@
     </w:tblStylePr>
     <w:tblStylePr w:type="firstCol">
       <w:rPr>
+        <w:rFonts w:eastAsia="黑体"/>
         <w:b/>
         <w:bCs/>
         <w:i w:val="0"/>
@@ -12218,6 +12793,7 @@
     </w:tblStylePr>
     <w:tblStylePr w:type="lastCol">
       <w:rPr>
+        <w:rFonts w:eastAsia="黑体"/>
         <w:b/>
         <w:bCs/>
         <w:i w:val="0"/>
@@ -12298,6 +12874,7 @@
     </w:tcPr>
     <w:tblStylePr w:type="firstRow">
       <w:rPr>
+        <w:rFonts w:eastAsia="黑体"/>
         <w:b/>
         <w:bCs/>
         <w:i w:val="0"/>
@@ -12319,6 +12896,7 @@
     </w:tblStylePr>
     <w:tblStylePr w:type="lastRow">
       <w:rPr>
+        <w:rFonts w:eastAsia="黑体"/>
         <w:b/>
         <w:bCs/>
         <w:i w:val="0"/>
@@ -12340,6 +12918,7 @@
     </w:tblStylePr>
     <w:tblStylePr w:type="firstCol">
       <w:rPr>
+        <w:rFonts w:eastAsia="黑体"/>
         <w:b/>
         <w:bCs/>
         <w:i w:val="0"/>
@@ -12359,6 +12938,7 @@
     </w:tblStylePr>
     <w:tblStylePr w:type="lastCol">
       <w:rPr>
+        <w:rFonts w:eastAsia="黑体"/>
         <w:b/>
         <w:bCs/>
         <w:i w:val="0"/>
@@ -12439,6 +13019,7 @@
     </w:tcPr>
     <w:tblStylePr w:type="firstRow">
       <w:rPr>
+        <w:rFonts w:eastAsia="黑体"/>
         <w:b/>
         <w:bCs/>
         <w:i w:val="0"/>
@@ -12460,6 +13041,7 @@
     </w:tblStylePr>
     <w:tblStylePr w:type="lastRow">
       <w:rPr>
+        <w:rFonts w:eastAsia="黑体"/>
         <w:b/>
         <w:bCs/>
         <w:i w:val="0"/>
@@ -12481,6 +13063,7 @@
     </w:tblStylePr>
     <w:tblStylePr w:type="firstCol">
       <w:rPr>
+        <w:rFonts w:eastAsia="黑体"/>
         <w:b/>
         <w:bCs/>
         <w:i w:val="0"/>
@@ -12500,6 +13083,7 @@
     </w:tblStylePr>
     <w:tblStylePr w:type="lastCol">
       <w:rPr>
+        <w:rFonts w:eastAsia="黑体"/>
         <w:b/>
         <w:bCs/>
         <w:i w:val="0"/>
@@ -12580,6 +13164,7 @@
     </w:tcPr>
     <w:tblStylePr w:type="firstRow">
       <w:rPr>
+        <w:rFonts w:eastAsia="黑体"/>
         <w:b/>
         <w:bCs/>
         <w:i w:val="0"/>
@@ -12601,6 +13186,7 @@
     </w:tblStylePr>
     <w:tblStylePr w:type="lastRow">
       <w:rPr>
+        <w:rFonts w:eastAsia="黑体"/>
         <w:b/>
         <w:bCs/>
         <w:i w:val="0"/>
@@ -12622,6 +13208,7 @@
     </w:tblStylePr>
     <w:tblStylePr w:type="firstCol">
       <w:rPr>
+        <w:rFonts w:eastAsia="黑体"/>
         <w:b/>
         <w:bCs/>
         <w:i w:val="0"/>
@@ -12641,6 +13228,7 @@
     </w:tblStylePr>
     <w:tblStylePr w:type="lastCol">
       <w:rPr>
+        <w:rFonts w:eastAsia="黑体"/>
         <w:b/>
         <w:bCs/>
         <w:i w:val="0"/>
@@ -12698,6 +13286,7 @@
       <w:spacing w:after="0" w:line="240" w:lineRule="auto"/>
     </w:pPr>
     <w:rPr>
+      <w:rFonts w:eastAsia="黑体"/>
       <w:color w:themeColor="background1" w:val="FFFFFF"/>
     </w:rPr>
     <w:tblPr>
@@ -12716,6 +13305,7 @@
     </w:tcPr>
     <w:tblStylePr w:type="firstRow">
       <w:rPr>
+        <w:rFonts w:eastAsia="黑体"/>
         <w:b/>
         <w:bCs/>
       </w:rPr>
@@ -12812,6 +13402,7 @@
       <w:spacing w:after="0" w:line="240" w:lineRule="auto"/>
     </w:pPr>
     <w:rPr>
+      <w:rFonts w:eastAsia="黑体"/>
       <w:color w:themeColor="background1" w:val="FFFFFF"/>
     </w:rPr>
     <w:tblPr>
@@ -12830,6 +13421,7 @@
     </w:tcPr>
     <w:tblStylePr w:type="firstRow">
       <w:rPr>
+        <w:rFonts w:eastAsia="黑体"/>
         <w:b/>
         <w:bCs/>
       </w:rPr>
@@ -12926,6 +13518,7 @@
       <w:spacing w:after="0" w:line="240" w:lineRule="auto"/>
     </w:pPr>
     <w:rPr>
+      <w:rFonts w:eastAsia="黑体"/>
       <w:color w:themeColor="background1" w:val="FFFFFF"/>
     </w:rPr>
     <w:tblPr>
@@ -12944,6 +13537,7 @@
     </w:tcPr>
     <w:tblStylePr w:type="firstRow">
       <w:rPr>
+        <w:rFonts w:eastAsia="黑体"/>
         <w:b/>
         <w:bCs/>
       </w:rPr>
@@ -13040,6 +13634,7 @@
       <w:spacing w:after="0" w:line="240" w:lineRule="auto"/>
     </w:pPr>
     <w:rPr>
+      <w:rFonts w:eastAsia="黑体"/>
       <w:color w:themeColor="background1" w:val="FFFFFF"/>
     </w:rPr>
     <w:tblPr>
@@ -13058,6 +13653,7 @@
     </w:tcPr>
     <w:tblStylePr w:type="firstRow">
       <w:rPr>
+        <w:rFonts w:eastAsia="黑体"/>
         <w:b/>
         <w:bCs/>
       </w:rPr>
@@ -13154,6 +13750,7 @@
       <w:spacing w:after="0" w:line="240" w:lineRule="auto"/>
     </w:pPr>
     <w:rPr>
+      <w:rFonts w:eastAsia="黑体"/>
       <w:color w:themeColor="background1" w:val="FFFFFF"/>
     </w:rPr>
     <w:tblPr>
@@ -13172,6 +13769,7 @@
     </w:tcPr>
     <w:tblStylePr w:type="firstRow">
       <w:rPr>
+        <w:rFonts w:eastAsia="黑体"/>
         <w:b/>
         <w:bCs/>
       </w:rPr>
@@ -13268,6 +13866,7 @@
       <w:spacing w:after="0" w:line="240" w:lineRule="auto"/>
     </w:pPr>
     <w:rPr>
+      <w:rFonts w:eastAsia="黑体"/>
       <w:color w:themeColor="background1" w:val="FFFFFF"/>
     </w:rPr>
     <w:tblPr>
@@ -13286,6 +13885,7 @@
     </w:tcPr>
     <w:tblStylePr w:type="firstRow">
       <w:rPr>
+        <w:rFonts w:eastAsia="黑体"/>
         <w:b/>
         <w:bCs/>
       </w:rPr>
@@ -13382,6 +13982,7 @@
       <w:spacing w:after="0" w:line="240" w:lineRule="auto"/>
     </w:pPr>
     <w:rPr>
+      <w:rFonts w:eastAsia="黑体"/>
       <w:color w:themeColor="background1" w:val="FFFFFF"/>
     </w:rPr>
     <w:tblPr>
@@ -13400,6 +14001,7 @@
     </w:tcPr>
     <w:tblStylePr w:type="firstRow">
       <w:rPr>
+        <w:rFonts w:eastAsia="黑体"/>
         <w:b/>
         <w:bCs/>
       </w:rPr>
@@ -13496,6 +14098,7 @@
       <w:spacing w:after="0" w:line="240" w:lineRule="auto"/>
     </w:pPr>
     <w:rPr>
+      <w:rFonts w:eastAsia="黑体"/>
       <w:color w:themeColor="text1" w:val="000000"/>
     </w:rPr>
     <w:tblPr>
@@ -13522,6 +14125,7 @@
     </w:tcPr>
     <w:tblStylePr w:type="firstRow">
       <w:rPr>
+        <w:rFonts w:eastAsia="黑体"/>
         <w:b/>
         <w:bCs/>
       </w:rPr>
@@ -13540,6 +14144,7 @@
     </w:tblStylePr>
     <w:tblStylePr w:type="lastRow">
       <w:rPr>
+        <w:rFonts w:eastAsia="黑体"/>
         <w:b/>
         <w:bCs/>
         <w:color w:themeColor="background1" w:val="FFFFFF"/>
@@ -13554,6 +14159,7 @@
     </w:tblStylePr>
     <w:tblStylePr w:type="firstCol">
       <w:rPr>
+        <w:rFonts w:eastAsia="黑体"/>
         <w:color w:themeColor="background1" w:val="FFFFFF"/>
       </w:rPr>
       <w:tblPr/>
@@ -13571,6 +14177,7 @@
     </w:tblStylePr>
     <w:tblStylePr w:type="lastCol">
       <w:rPr>
+        <w:rFonts w:eastAsia="黑体"/>
         <w:color w:themeColor="background1" w:val="FFFFFF"/>
       </w:rPr>
       <w:tblPr/>
@@ -13600,11 +14207,13 @@
     </w:tblStylePr>
     <w:tblStylePr w:type="neCell">
       <w:rPr>
+        <w:rFonts w:eastAsia="黑体"/>
         <w:color w:themeColor="text1" w:val="000000"/>
       </w:rPr>
     </w:tblStylePr>
     <w:tblStylePr w:type="nwCell">
       <w:rPr>
+        <w:rFonts w:eastAsia="黑体"/>
         <w:color w:themeColor="text1" w:val="000000"/>
       </w:rPr>
     </w:tblStylePr>
@@ -13618,6 +14227,7 @@
       <w:spacing w:after="0" w:line="240" w:lineRule="auto"/>
     </w:pPr>
     <w:rPr>
+      <w:rFonts w:eastAsia="黑体"/>
       <w:color w:themeColor="text1" w:val="000000"/>
     </w:rPr>
     <w:tblPr>
@@ -13644,6 +14254,7 @@
     </w:tcPr>
     <w:tblStylePr w:type="firstRow">
       <w:rPr>
+        <w:rFonts w:eastAsia="黑体"/>
         <w:b/>
         <w:bCs/>
       </w:rPr>
@@ -13662,6 +14273,7 @@
     </w:tblStylePr>
     <w:tblStylePr w:type="lastRow">
       <w:rPr>
+        <w:rFonts w:eastAsia="黑体"/>
         <w:b/>
         <w:bCs/>
         <w:color w:themeColor="background1" w:val="FFFFFF"/>
@@ -13676,6 +14288,7 @@
     </w:tblStylePr>
     <w:tblStylePr w:type="firstCol">
       <w:rPr>
+        <w:rFonts w:eastAsia="黑体"/>
         <w:color w:themeColor="background1" w:val="FFFFFF"/>
       </w:rPr>
       <w:tblPr/>
@@ -13693,6 +14306,7 @@
     </w:tblStylePr>
     <w:tblStylePr w:type="lastCol">
       <w:rPr>
+        <w:rFonts w:eastAsia="黑体"/>
         <w:color w:themeColor="background1" w:val="FFFFFF"/>
       </w:rPr>
       <w:tblPr/>
@@ -13722,11 +14336,13 @@
     </w:tblStylePr>
     <w:tblStylePr w:type="neCell">
       <w:rPr>
+        <w:rFonts w:eastAsia="黑体"/>
         <w:color w:themeColor="text1" w:val="000000"/>
       </w:rPr>
     </w:tblStylePr>
     <w:tblStylePr w:type="nwCell">
       <w:rPr>
+        <w:rFonts w:eastAsia="黑体"/>
         <w:color w:themeColor="text1" w:val="000000"/>
       </w:rPr>
     </w:tblStylePr>
@@ -13740,6 +14356,7 @@
       <w:spacing w:after="0" w:line="240" w:lineRule="auto"/>
     </w:pPr>
     <w:rPr>
+      <w:rFonts w:eastAsia="黑体"/>
       <w:color w:themeColor="text1" w:val="000000"/>
     </w:rPr>
     <w:tblPr>
@@ -13766,6 +14383,7 @@
     </w:tcPr>
     <w:tblStylePr w:type="firstRow">
       <w:rPr>
+        <w:rFonts w:eastAsia="黑体"/>
         <w:b/>
         <w:bCs/>
       </w:rPr>
@@ -13784,6 +14402,7 @@
     </w:tblStylePr>
     <w:tblStylePr w:type="lastRow">
       <w:rPr>
+        <w:rFonts w:eastAsia="黑体"/>
         <w:b/>
         <w:bCs/>
         <w:color w:themeColor="background1" w:val="FFFFFF"/>
@@ -13798,6 +14417,7 @@
     </w:tblStylePr>
     <w:tblStylePr w:type="firstCol">
       <w:rPr>
+        <w:rFonts w:eastAsia="黑体"/>
         <w:color w:themeColor="background1" w:val="FFFFFF"/>
       </w:rPr>
       <w:tblPr/>
@@ -13815,6 +14435,7 @@
     </w:tblStylePr>
     <w:tblStylePr w:type="lastCol">
       <w:rPr>
+        <w:rFonts w:eastAsia="黑体"/>
         <w:color w:themeColor="background1" w:val="FFFFFF"/>
       </w:rPr>
       <w:tblPr/>
@@ -13844,11 +14465,13 @@
     </w:tblStylePr>
     <w:tblStylePr w:type="neCell">
       <w:rPr>
+        <w:rFonts w:eastAsia="黑体"/>
         <w:color w:themeColor="text1" w:val="000000"/>
       </w:rPr>
     </w:tblStylePr>
     <w:tblStylePr w:type="nwCell">
       <w:rPr>
+        <w:rFonts w:eastAsia="黑体"/>
         <w:color w:themeColor="text1" w:val="000000"/>
       </w:rPr>
     </w:tblStylePr>
@@ -13862,6 +14485,7 @@
       <w:spacing w:after="0" w:line="240" w:lineRule="auto"/>
     </w:pPr>
     <w:rPr>
+      <w:rFonts w:eastAsia="黑体"/>
       <w:color w:themeColor="text1" w:val="000000"/>
     </w:rPr>
     <w:tblPr>
@@ -13888,6 +14512,7 @@
     </w:tcPr>
     <w:tblStylePr w:type="firstRow">
       <w:rPr>
+        <w:rFonts w:eastAsia="黑体"/>
         <w:b/>
         <w:bCs/>
       </w:rPr>
@@ -13906,6 +14531,7 @@
     </w:tblStylePr>
     <w:tblStylePr w:type="lastRow">
       <w:rPr>
+        <w:rFonts w:eastAsia="黑体"/>
         <w:b/>
         <w:bCs/>
         <w:color w:themeColor="background1" w:val="FFFFFF"/>
@@ -13920,6 +14546,7 @@
     </w:tblStylePr>
     <w:tblStylePr w:type="firstCol">
       <w:rPr>
+        <w:rFonts w:eastAsia="黑体"/>
         <w:color w:themeColor="background1" w:val="FFFFFF"/>
       </w:rPr>
       <w:tblPr/>
@@ -13937,6 +14564,7 @@
     </w:tblStylePr>
     <w:tblStylePr w:type="lastCol">
       <w:rPr>
+        <w:rFonts w:eastAsia="黑体"/>
         <w:color w:themeColor="background1" w:val="FFFFFF"/>
       </w:rPr>
       <w:tblPr/>
@@ -13974,6 +14602,7 @@
       <w:spacing w:after="0" w:line="240" w:lineRule="auto"/>
     </w:pPr>
     <w:rPr>
+      <w:rFonts w:eastAsia="黑体"/>
       <w:color w:themeColor="text1" w:val="000000"/>
     </w:rPr>
     <w:tblPr>
@@ -14000,6 +14629,7 @@
     </w:tcPr>
     <w:tblStylePr w:type="firstRow">
       <w:rPr>
+        <w:rFonts w:eastAsia="黑体"/>
         <w:b/>
         <w:bCs/>
       </w:rPr>
@@ -14018,6 +14648,7 @@
     </w:tblStylePr>
     <w:tblStylePr w:type="lastRow">
       <w:rPr>
+        <w:rFonts w:eastAsia="黑体"/>
         <w:b/>
         <w:bCs/>
         <w:color w:themeColor="background1" w:val="FFFFFF"/>
@@ -14032,6 +14663,7 @@
     </w:tblStylePr>
     <w:tblStylePr w:type="firstCol">
       <w:rPr>
+        <w:rFonts w:eastAsia="黑体"/>
         <w:color w:themeColor="background1" w:val="FFFFFF"/>
       </w:rPr>
       <w:tblPr/>
@@ -14049,6 +14681,7 @@
     </w:tblStylePr>
     <w:tblStylePr w:type="lastCol">
       <w:rPr>
+        <w:rFonts w:eastAsia="黑体"/>
         <w:color w:themeColor="background1" w:val="FFFFFF"/>
       </w:rPr>
       <w:tblPr/>
@@ -14078,11 +14711,13 @@
     </w:tblStylePr>
     <w:tblStylePr w:type="neCell">
       <w:rPr>
+        <w:rFonts w:eastAsia="黑体"/>
         <w:color w:themeColor="text1" w:val="000000"/>
       </w:rPr>
     </w:tblStylePr>
     <w:tblStylePr w:type="nwCell">
       <w:rPr>
+        <w:rFonts w:eastAsia="黑体"/>
         <w:color w:themeColor="text1" w:val="000000"/>
       </w:rPr>
     </w:tblStylePr>
@@ -14096,6 +14731,7 @@
       <w:spacing w:after="0" w:line="240" w:lineRule="auto"/>
     </w:pPr>
     <w:rPr>
+      <w:rFonts w:eastAsia="黑体"/>
       <w:color w:themeColor="text1" w:val="000000"/>
     </w:rPr>
     <w:tblPr>
@@ -14122,6 +14758,7 @@
     </w:tcPr>
     <w:tblStylePr w:type="firstRow">
       <w:rPr>
+        <w:rFonts w:eastAsia="黑体"/>
         <w:b/>
         <w:bCs/>
       </w:rPr>
@@ -14140,6 +14777,7 @@
     </w:tblStylePr>
     <w:tblStylePr w:type="lastRow">
       <w:rPr>
+        <w:rFonts w:eastAsia="黑体"/>
         <w:b/>
         <w:bCs/>
         <w:color w:themeColor="background1" w:val="FFFFFF"/>
@@ -14154,6 +14792,7 @@
     </w:tblStylePr>
     <w:tblStylePr w:type="firstCol">
       <w:rPr>
+        <w:rFonts w:eastAsia="黑体"/>
         <w:color w:themeColor="background1" w:val="FFFFFF"/>
       </w:rPr>
       <w:tblPr/>
@@ -14171,6 +14810,7 @@
     </w:tblStylePr>
     <w:tblStylePr w:type="lastCol">
       <w:rPr>
+        <w:rFonts w:eastAsia="黑体"/>
         <w:color w:themeColor="background1" w:val="FFFFFF"/>
       </w:rPr>
       <w:tblPr/>
@@ -14200,11 +14840,13 @@
     </w:tblStylePr>
     <w:tblStylePr w:type="neCell">
       <w:rPr>
+        <w:rFonts w:eastAsia="黑体"/>
         <w:color w:themeColor="text1" w:val="000000"/>
       </w:rPr>
     </w:tblStylePr>
     <w:tblStylePr w:type="nwCell">
       <w:rPr>
+        <w:rFonts w:eastAsia="黑体"/>
         <w:color w:themeColor="text1" w:val="000000"/>
       </w:rPr>
     </w:tblStylePr>
@@ -14218,6 +14860,7 @@
       <w:spacing w:after="0" w:line="240" w:lineRule="auto"/>
     </w:pPr>
     <w:rPr>
+      <w:rFonts w:eastAsia="黑体"/>
       <w:color w:themeColor="text1" w:val="000000"/>
     </w:rPr>
     <w:tblPr>
@@ -14244,6 +14887,7 @@
     </w:tcPr>
     <w:tblStylePr w:type="firstRow">
       <w:rPr>
+        <w:rFonts w:eastAsia="黑体"/>
         <w:b/>
         <w:bCs/>
       </w:rPr>
@@ -14262,6 +14906,7 @@
     </w:tblStylePr>
     <w:tblStylePr w:type="lastRow">
       <w:rPr>
+        <w:rFonts w:eastAsia="黑体"/>
         <w:b/>
         <w:bCs/>
         <w:color w:themeColor="background1" w:val="FFFFFF"/>
@@ -14276,6 +14921,7 @@
     </w:tblStylePr>
     <w:tblStylePr w:type="firstCol">
       <w:rPr>
+        <w:rFonts w:eastAsia="黑体"/>
         <w:color w:themeColor="background1" w:val="FFFFFF"/>
       </w:rPr>
       <w:tblPr/>
@@ -14293,6 +14939,7 @@
     </w:tblStylePr>
     <w:tblStylePr w:type="lastCol">
       <w:rPr>
+        <w:rFonts w:eastAsia="黑体"/>
         <w:color w:themeColor="background1" w:val="FFFFFF"/>
       </w:rPr>
       <w:tblPr/>
@@ -14322,11 +14969,13 @@
     </w:tblStylePr>
     <w:tblStylePr w:type="neCell">
       <w:rPr>
+        <w:rFonts w:eastAsia="黑体"/>
         <w:color w:themeColor="text1" w:val="000000"/>
       </w:rPr>
     </w:tblStylePr>
     <w:tblStylePr w:type="nwCell">
       <w:rPr>
+        <w:rFonts w:eastAsia="黑体"/>
         <w:color w:themeColor="text1" w:val="000000"/>
       </w:rPr>
     </w:tblStylePr>
@@ -14340,6 +14989,7 @@
       <w:spacing w:after="0" w:line="240" w:lineRule="auto"/>
     </w:pPr>
     <w:rPr>
+      <w:rFonts w:eastAsia="黑体"/>
       <w:color w:themeColor="text1" w:val="000000"/>
     </w:rPr>
     <w:tblPr>
@@ -14358,6 +15008,7 @@
     </w:tcPr>
     <w:tblStylePr w:type="firstRow">
       <w:rPr>
+        <w:rFonts w:eastAsia="黑体"/>
         <w:b/>
         <w:bCs/>
         <w:color w:themeColor="background1" w:val="FFFFFF"/>
@@ -14372,6 +15023,7 @@
     </w:tblStylePr>
     <w:tblStylePr w:type="lastRow">
       <w:rPr>
+        <w:rFonts w:eastAsia="黑体"/>
         <w:b/>
         <w:bCs/>
         <w:color w:themeColor="accent2" w:themeShade="CC" w:val="9E3A38"/>
@@ -14386,12 +15038,14 @@
     </w:tblStylePr>
     <w:tblStylePr w:type="firstCol">
       <w:rPr>
+        <w:rFonts w:eastAsia="黑体"/>
         <w:b/>
         <w:bCs/>
       </w:rPr>
     </w:tblStylePr>
     <w:tblStylePr w:type="lastCol">
       <w:rPr>
+        <w:rFonts w:eastAsia="黑体"/>
         <w:b/>
         <w:bCs/>
       </w:rPr>
@@ -14426,6 +15080,7 @@
       <w:spacing w:after="0" w:line="240" w:lineRule="auto"/>
     </w:pPr>
     <w:rPr>
+      <w:rFonts w:eastAsia="黑体"/>
       <w:color w:themeColor="text1" w:val="000000"/>
     </w:rPr>
     <w:tblPr>
@@ -14444,6 +15099,7 @@
     </w:tcPr>
     <w:tblStylePr w:type="firstRow">
       <w:rPr>
+        <w:rFonts w:eastAsia="黑体"/>
         <w:b/>
         <w:bCs/>
         <w:color w:themeColor="background1" w:val="FFFFFF"/>
@@ -14458,6 +15114,7 @@
     </w:tblStylePr>
     <w:tblStylePr w:type="lastRow">
       <w:rPr>
+        <w:rFonts w:eastAsia="黑体"/>
         <w:b/>
         <w:bCs/>
         <w:color w:themeColor="accent2" w:themeShade="CC" w:val="9E3A38"/>
@@ -14472,12 +15129,14 @@
     </w:tblStylePr>
     <w:tblStylePr w:type="firstCol">
       <w:rPr>
+        <w:rFonts w:eastAsia="黑体"/>
         <w:b/>
         <w:bCs/>
       </w:rPr>
     </w:tblStylePr>
     <w:tblStylePr w:type="lastCol">
       <w:rPr>
+        <w:rFonts w:eastAsia="黑体"/>
         <w:b/>
         <w:bCs/>
       </w:rPr>
@@ -14512,6 +15171,7 @@
       <w:spacing w:after="0" w:line="240" w:lineRule="auto"/>
     </w:pPr>
     <w:rPr>
+      <w:rFonts w:eastAsia="黑体"/>
       <w:color w:themeColor="text1" w:val="000000"/>
     </w:rPr>
     <w:tblPr>
@@ -14530,6 +15190,7 @@
     </w:tcPr>
     <w:tblStylePr w:type="firstRow">
       <w:rPr>
+        <w:rFonts w:eastAsia="黑体"/>
         <w:b/>
         <w:bCs/>
         <w:color w:themeColor="background1" w:val="FFFFFF"/>
@@ -14544,6 +15205,7 @@
     </w:tblStylePr>
     <w:tblStylePr w:type="lastRow">
       <w:rPr>
+        <w:rFonts w:eastAsia="黑体"/>
         <w:b/>
         <w:bCs/>
         <w:color w:themeColor="accent2" w:themeShade="CC" w:val="9E3A38"/>
@@ -14558,12 +15220,14 @@
     </w:tblStylePr>
     <w:tblStylePr w:type="firstCol">
       <w:rPr>
+        <w:rFonts w:eastAsia="黑体"/>
         <w:b/>
         <w:bCs/>
       </w:rPr>
     </w:tblStylePr>
     <w:tblStylePr w:type="lastCol">
       <w:rPr>
+        <w:rFonts w:eastAsia="黑体"/>
         <w:b/>
         <w:bCs/>
       </w:rPr>
@@ -14598,6 +15262,7 @@
       <w:spacing w:after="0" w:line="240" w:lineRule="auto"/>
     </w:pPr>
     <w:rPr>
+      <w:rFonts w:eastAsia="黑体"/>
       <w:color w:themeColor="text1" w:val="000000"/>
     </w:rPr>
     <w:tblPr>
@@ -14616,6 +15281,7 @@
     </w:tcPr>
     <w:tblStylePr w:type="firstRow">
       <w:rPr>
+        <w:rFonts w:eastAsia="黑体"/>
         <w:b/>
         <w:bCs/>
         <w:color w:themeColor="background1" w:val="FFFFFF"/>
@@ -14630,6 +15296,7 @@
     </w:tblStylePr>
     <w:tblStylePr w:type="lastRow">
       <w:rPr>
+        <w:rFonts w:eastAsia="黑体"/>
         <w:b/>
         <w:bCs/>
         <w:color w:themeColor="accent4" w:themeShade="CC" w:val="664E82"/>
@@ -14644,12 +15311,14 @@
     </w:tblStylePr>
     <w:tblStylePr w:type="firstCol">
       <w:rPr>
+        <w:rFonts w:eastAsia="黑体"/>
         <w:b/>
         <w:bCs/>
       </w:rPr>
     </w:tblStylePr>
     <w:tblStylePr w:type="lastCol">
       <w:rPr>
+        <w:rFonts w:eastAsia="黑体"/>
         <w:b/>
         <w:bCs/>
       </w:rPr>
@@ -14684,6 +15353,7 @@
       <w:spacing w:after="0" w:line="240" w:lineRule="auto"/>
     </w:pPr>
     <w:rPr>
+      <w:rFonts w:eastAsia="黑体"/>
       <w:color w:themeColor="text1" w:val="000000"/>
     </w:rPr>
     <w:tblPr>
@@ -14702,6 +15372,7 @@
     </w:tcPr>
     <w:tblStylePr w:type="firstRow">
       <w:rPr>
+        <w:rFonts w:eastAsia="黑体"/>
         <w:b/>
         <w:bCs/>
         <w:color w:themeColor="background1" w:val="FFFFFF"/>
@@ -14716,6 +15387,7 @@
     </w:tblStylePr>
     <w:tblStylePr w:type="lastRow">
       <w:rPr>
+        <w:rFonts w:eastAsia="黑体"/>
         <w:b/>
         <w:bCs/>
         <w:color w:themeColor="accent3" w:themeShade="CC" w:val="7E9C40"/>
@@ -14730,12 +15402,14 @@
     </w:tblStylePr>
     <w:tblStylePr w:type="firstCol">
       <w:rPr>
+        <w:rFonts w:eastAsia="黑体"/>
         <w:b/>
         <w:bCs/>
       </w:rPr>
     </w:tblStylePr>
     <w:tblStylePr w:type="lastCol">
       <w:rPr>
+        <w:rFonts w:eastAsia="黑体"/>
         <w:b/>
         <w:bCs/>
       </w:rPr>
@@ -14770,6 +15444,7 @@
       <w:spacing w:after="0" w:line="240" w:lineRule="auto"/>
     </w:pPr>
     <w:rPr>
+      <w:rFonts w:eastAsia="黑体"/>
       <w:color w:themeColor="text1" w:val="000000"/>
     </w:rPr>
     <w:tblPr>
@@ -14788,6 +15463,7 @@
     </w:tcPr>
     <w:tblStylePr w:type="firstRow">
       <w:rPr>
+        <w:rFonts w:eastAsia="黑体"/>
         <w:b/>
         <w:bCs/>
         <w:color w:themeColor="background1" w:val="FFFFFF"/>
@@ -14802,6 +15478,7 @@
     </w:tblStylePr>
     <w:tblStylePr w:type="lastRow">
       <w:rPr>
+        <w:rFonts w:eastAsia="黑体"/>
         <w:b/>
         <w:bCs/>
         <w:color w:themeColor="accent6" w:themeShade="CC" w:val="F2730A"/>
@@ -14816,12 +15493,14 @@
     </w:tblStylePr>
     <w:tblStylePr w:type="firstCol">
       <w:rPr>
+        <w:rFonts w:eastAsia="黑体"/>
         <w:b/>
         <w:bCs/>
       </w:rPr>
     </w:tblStylePr>
     <w:tblStylePr w:type="lastCol">
       <w:rPr>
+        <w:rFonts w:eastAsia="黑体"/>
         <w:b/>
         <w:bCs/>
       </w:rPr>
@@ -14856,6 +15535,7 @@
       <w:spacing w:after="0" w:line="240" w:lineRule="auto"/>
     </w:pPr>
     <w:rPr>
+      <w:rFonts w:eastAsia="黑体"/>
       <w:color w:themeColor="text1" w:val="000000"/>
     </w:rPr>
     <w:tblPr>
@@ -14874,6 +15554,7 @@
     </w:tcPr>
     <w:tblStylePr w:type="firstRow">
       <w:rPr>
+        <w:rFonts w:eastAsia="黑体"/>
         <w:b/>
         <w:bCs/>
         <w:color w:themeColor="background1" w:val="FFFFFF"/>
@@ -14888,6 +15569,7 @@
     </w:tblStylePr>
     <w:tblStylePr w:type="lastRow">
       <w:rPr>
+        <w:rFonts w:eastAsia="黑体"/>
         <w:b/>
         <w:bCs/>
         <w:color w:themeColor="accent5" w:themeShade="CC" w:val="348DA5"/>
@@ -14902,12 +15584,14 @@
     </w:tblStylePr>
     <w:tblStylePr w:type="firstCol">
       <w:rPr>
+        <w:rFonts w:eastAsia="黑体"/>
         <w:b/>
         <w:bCs/>
       </w:rPr>
     </w:tblStylePr>
     <w:tblStylePr w:type="lastCol">
       <w:rPr>
+        <w:rFonts w:eastAsia="黑体"/>
         <w:b/>
         <w:bCs/>
       </w:rPr>
@@ -14942,6 +15626,7 @@
       <w:spacing w:after="0" w:line="240" w:lineRule="auto"/>
     </w:pPr>
     <w:rPr>
+      <w:rFonts w:eastAsia="黑体"/>
       <w:color w:themeColor="text1" w:val="000000"/>
     </w:rPr>
     <w:tblPr>
@@ -14963,6 +15648,7 @@
     </w:tcPr>
     <w:tblStylePr w:type="firstRow">
       <w:rPr>
+        <w:rFonts w:eastAsia="黑体"/>
         <w:b/>
         <w:bCs/>
       </w:rPr>
@@ -14973,6 +15659,7 @@
     </w:tblStylePr>
     <w:tblStylePr w:type="lastRow">
       <w:rPr>
+        <w:rFonts w:eastAsia="黑体"/>
         <w:b/>
         <w:bCs/>
         <w:color w:themeColor="text1" w:val="000000"/>
@@ -14984,6 +15671,7 @@
     </w:tblStylePr>
     <w:tblStylePr w:type="firstCol">
       <w:rPr>
+        <w:rFonts w:eastAsia="黑体"/>
         <w:color w:themeColor="background1" w:val="FFFFFF"/>
       </w:rPr>
       <w:tblPr/>
@@ -14993,6 +15681,7 @@
     </w:tblStylePr>
     <w:tblStylePr w:type="lastCol">
       <w:rPr>
+        <w:rFonts w:eastAsia="黑体"/>
         <w:color w:themeColor="background1" w:val="FFFFFF"/>
       </w:rPr>
       <w:tblPr/>
@@ -15022,6 +15711,7 @@
       <w:spacing w:after="0" w:line="240" w:lineRule="auto"/>
     </w:pPr>
     <w:rPr>
+      <w:rFonts w:eastAsia="黑体"/>
       <w:color w:themeColor="text1" w:val="000000"/>
     </w:rPr>
     <w:tblPr>
@@ -15043,6 +15733,7 @@
     </w:tcPr>
     <w:tblStylePr w:type="firstRow">
       <w:rPr>
+        <w:rFonts w:eastAsia="黑体"/>
         <w:b/>
         <w:bCs/>
       </w:rPr>
@@ -15053,6 +15744,7 @@
     </w:tblStylePr>
     <w:tblStylePr w:type="lastRow">
       <w:rPr>
+        <w:rFonts w:eastAsia="黑体"/>
         <w:b/>
         <w:bCs/>
         <w:color w:themeColor="text1" w:val="000000"/>
@@ -15064,6 +15756,7 @@
     </w:tblStylePr>
     <w:tblStylePr w:type="firstCol">
       <w:rPr>
+        <w:rFonts w:eastAsia="黑体"/>
         <w:color w:themeColor="background1" w:val="FFFFFF"/>
       </w:rPr>
       <w:tblPr/>
@@ -15073,6 +15766,7 @@
     </w:tblStylePr>
     <w:tblStylePr w:type="lastCol">
       <w:rPr>
+        <w:rFonts w:eastAsia="黑体"/>
         <w:color w:themeColor="background1" w:val="FFFFFF"/>
       </w:rPr>
       <w:tblPr/>
@@ -15102,6 +15796,7 @@
       <w:spacing w:after="0" w:line="240" w:lineRule="auto"/>
     </w:pPr>
     <w:rPr>
+      <w:rFonts w:eastAsia="黑体"/>
       <w:color w:themeColor="text1" w:val="000000"/>
     </w:rPr>
     <w:tblPr>
@@ -15123,6 +15818,7 @@
     </w:tcPr>
     <w:tblStylePr w:type="firstRow">
       <w:rPr>
+        <w:rFonts w:eastAsia="黑体"/>
         <w:b/>
         <w:bCs/>
       </w:rPr>
@@ -15133,6 +15829,7 @@
     </w:tblStylePr>
     <w:tblStylePr w:type="lastRow">
       <w:rPr>
+        <w:rFonts w:eastAsia="黑体"/>
         <w:b/>
         <w:bCs/>
         <w:color w:themeColor="text1" w:val="000000"/>
@@ -15144,6 +15841,7 @@
     </w:tblStylePr>
     <w:tblStylePr w:type="firstCol">
       <w:rPr>
+        <w:rFonts w:eastAsia="黑体"/>
         <w:color w:themeColor="background1" w:val="FFFFFF"/>
       </w:rPr>
       <w:tblPr/>
@@ -15153,6 +15851,7 @@
     </w:tblStylePr>
     <w:tblStylePr w:type="lastCol">
       <w:rPr>
+        <w:rFonts w:eastAsia="黑体"/>
         <w:color w:themeColor="background1" w:val="FFFFFF"/>
       </w:rPr>
       <w:tblPr/>
@@ -15182,6 +15881,7 @@
       <w:spacing w:after="0" w:line="240" w:lineRule="auto"/>
     </w:pPr>
     <w:rPr>
+      <w:rFonts w:eastAsia="黑体"/>
       <w:color w:themeColor="text1" w:val="000000"/>
     </w:rPr>
     <w:tblPr>
@@ -15203,6 +15903,7 @@
     </w:tcPr>
     <w:tblStylePr w:type="firstRow">
       <w:rPr>
+        <w:rFonts w:eastAsia="黑体"/>
         <w:b/>
         <w:bCs/>
       </w:rPr>
@@ -15213,6 +15914,7 @@
     </w:tblStylePr>
     <w:tblStylePr w:type="lastRow">
       <w:rPr>
+        <w:rFonts w:eastAsia="黑体"/>
         <w:b/>
         <w:bCs/>
         <w:color w:themeColor="text1" w:val="000000"/>
@@ -15224,6 +15926,7 @@
     </w:tblStylePr>
     <w:tblStylePr w:type="firstCol">
       <w:rPr>
+        <w:rFonts w:eastAsia="黑体"/>
         <w:color w:themeColor="background1" w:val="FFFFFF"/>
       </w:rPr>
       <w:tblPr/>
@@ -15233,6 +15936,7 @@
     </w:tblStylePr>
     <w:tblStylePr w:type="lastCol">
       <w:rPr>
+        <w:rFonts w:eastAsia="黑体"/>
         <w:color w:themeColor="background1" w:val="FFFFFF"/>
       </w:rPr>
       <w:tblPr/>
@@ -15262,6 +15966,7 @@
       <w:spacing w:after="0" w:line="240" w:lineRule="auto"/>
     </w:pPr>
     <w:rPr>
+      <w:rFonts w:eastAsia="黑体"/>
       <w:color w:themeColor="text1" w:val="000000"/>
     </w:rPr>
     <w:tblPr>
@@ -15283,6 +15988,7 @@
     </w:tcPr>
     <w:tblStylePr w:type="firstRow">
       <w:rPr>
+        <w:rFonts w:eastAsia="黑体"/>
         <w:b/>
         <w:bCs/>
       </w:rPr>
@@ -15293,6 +15999,7 @@
     </w:tblStylePr>
     <w:tblStylePr w:type="lastRow">
       <w:rPr>
+        <w:rFonts w:eastAsia="黑体"/>
         <w:b/>
         <w:bCs/>
         <w:color w:themeColor="text1" w:val="000000"/>
@@ -15304,6 +16011,7 @@
     </w:tblStylePr>
     <w:tblStylePr w:type="firstCol">
       <w:rPr>
+        <w:rFonts w:eastAsia="黑体"/>
         <w:color w:themeColor="background1" w:val="FFFFFF"/>
       </w:rPr>
       <w:tblPr/>
@@ -15313,6 +16021,7 @@
     </w:tblStylePr>
     <w:tblStylePr w:type="lastCol">
       <w:rPr>
+        <w:rFonts w:eastAsia="黑体"/>
         <w:color w:themeColor="background1" w:val="FFFFFF"/>
       </w:rPr>
       <w:tblPr/>
@@ -15342,6 +16051,7 @@
       <w:spacing w:after="0" w:line="240" w:lineRule="auto"/>
     </w:pPr>
     <w:rPr>
+      <w:rFonts w:eastAsia="黑体"/>
       <w:color w:themeColor="text1" w:val="000000"/>
     </w:rPr>
     <w:tblPr>
@@ -15363,6 +16073,7 @@
     </w:tcPr>
     <w:tblStylePr w:type="firstRow">
       <w:rPr>
+        <w:rFonts w:eastAsia="黑体"/>
         <w:b/>
         <w:bCs/>
       </w:rPr>
@@ -15373,6 +16084,7 @@
     </w:tblStylePr>
     <w:tblStylePr w:type="lastRow">
       <w:rPr>
+        <w:rFonts w:eastAsia="黑体"/>
         <w:b/>
         <w:bCs/>
         <w:color w:themeColor="text1" w:val="000000"/>
@@ -15384,6 +16096,7 @@
     </w:tblStylePr>
     <w:tblStylePr w:type="firstCol">
       <w:rPr>
+        <w:rFonts w:eastAsia="黑体"/>
         <w:color w:themeColor="background1" w:val="FFFFFF"/>
       </w:rPr>
       <w:tblPr/>
@@ -15393,6 +16106,7 @@
     </w:tblStylePr>
     <w:tblStylePr w:type="lastCol">
       <w:rPr>
+        <w:rFonts w:eastAsia="黑体"/>
         <w:color w:themeColor="background1" w:val="FFFFFF"/>
       </w:rPr>
       <w:tblPr/>
@@ -15422,6 +16136,7 @@
       <w:spacing w:after="0" w:line="240" w:lineRule="auto"/>
     </w:pPr>
     <w:rPr>
+      <w:rFonts w:eastAsia="黑体"/>
       <w:color w:themeColor="text1" w:val="000000"/>
     </w:rPr>
     <w:tblPr>
@@ -15443,6 +16158,7 @@
     </w:tcPr>
     <w:tblStylePr w:type="firstRow">
       <w:rPr>
+        <w:rFonts w:eastAsia="黑体"/>
         <w:b/>
         <w:bCs/>
       </w:rPr>
@@ -15453,6 +16169,7 @@
     </w:tblStylePr>
     <w:tblStylePr w:type="lastRow">
       <w:rPr>
+        <w:rFonts w:eastAsia="黑体"/>
         <w:b/>
         <w:bCs/>
         <w:color w:themeColor="text1" w:val="000000"/>
@@ -15464,6 +16181,7 @@
     </w:tblStylePr>
     <w:tblStylePr w:type="firstCol">
       <w:rPr>
+        <w:rFonts w:eastAsia="黑体"/>
         <w:color w:themeColor="background1" w:val="FFFFFF"/>
       </w:rPr>
       <w:tblPr/>
@@ -15473,6 +16191,7 @@
     </w:tblStylePr>
     <w:tblStylePr w:type="lastCol">
       <w:rPr>
+        <w:rFonts w:eastAsia="黑体"/>
         <w:color w:themeColor="background1" w:val="FFFFFF"/>
       </w:rPr>
       <w:tblPr/>
@@ -15505,6 +16224,7 @@
     <w:name w:val="KeywordTok"/>
     <w:basedOn w:val="VerbatimChar"/>
     <w:rPr>
+      <w:rFonts w:eastAsia="黑体"/>
       <w:b/>
       <w:color w:val="007020"/>
     </w:rPr>
@@ -15513,6 +16233,7 @@
     <w:name w:val="DataTypeTok"/>
     <w:basedOn w:val="VerbatimChar"/>
     <w:rPr>
+      <w:rFonts w:eastAsia="黑体"/>
       <w:color w:val="902000"/>
     </w:rPr>
   </w:style>
@@ -15520,6 +16241,7 @@
     <w:name w:val="DecValTok"/>
     <w:basedOn w:val="VerbatimChar"/>
     <w:rPr>
+      <w:rFonts w:eastAsia="黑体"/>
       <w:color w:val="40a070"/>
     </w:rPr>
   </w:style>
@@ -15527,6 +16249,7 @@
     <w:name w:val="BaseNTok"/>
     <w:basedOn w:val="VerbatimChar"/>
     <w:rPr>
+      <w:rFonts w:eastAsia="黑体"/>
       <w:color w:val="40a070"/>
     </w:rPr>
   </w:style>
@@ -15534,6 +16257,7 @@
     <w:name w:val="FloatTok"/>
     <w:basedOn w:val="VerbatimChar"/>
     <w:rPr>
+      <w:rFonts w:eastAsia="黑体"/>
       <w:color w:val="40a070"/>
     </w:rPr>
   </w:style>
@@ -15541,6 +16265,7 @@
     <w:name w:val="ConstantTok"/>
     <w:basedOn w:val="VerbatimChar"/>
     <w:rPr>
+      <w:rFonts w:eastAsia="黑体"/>
       <w:color w:val="880000"/>
     </w:rPr>
   </w:style>
@@ -15548,6 +16273,7 @@
     <w:name w:val="CharTok"/>
     <w:basedOn w:val="VerbatimChar"/>
     <w:rPr>
+      <w:rFonts w:eastAsia="黑体"/>
       <w:color w:val="4070a0"/>
     </w:rPr>
   </w:style>
@@ -15555,6 +16281,7 @@
     <w:name w:val="SpecialCharTok"/>
     <w:basedOn w:val="VerbatimChar"/>
     <w:rPr>
+      <w:rFonts w:eastAsia="黑体"/>
       <w:color w:val="4070a0"/>
     </w:rPr>
   </w:style>
@@ -15562,6 +16289,7 @@
     <w:name w:val="StringTok"/>
     <w:basedOn w:val="VerbatimChar"/>
     <w:rPr>
+      <w:rFonts w:eastAsia="黑体"/>
       <w:color w:val="4070a0"/>
     </w:rPr>
   </w:style>
@@ -15569,6 +16297,7 @@
     <w:name w:val="VerbatimStringTok"/>
     <w:basedOn w:val="VerbatimChar"/>
     <w:rPr>
+      <w:rFonts w:eastAsia="黑体"/>
       <w:color w:val="4070a0"/>
     </w:rPr>
   </w:style>
@@ -15576,6 +16305,7 @@
     <w:name w:val="SpecialStringTok"/>
     <w:basedOn w:val="VerbatimChar"/>
     <w:rPr>
+      <w:rFonts w:eastAsia="黑体"/>
       <w:color w:val="bb6688"/>
     </w:rPr>
   </w:style>
@@ -15583,6 +16313,7 @@
     <w:name w:val="ImportTok"/>
     <w:basedOn w:val="VerbatimChar"/>
     <w:rPr>
+      <w:rFonts w:eastAsia="黑体"/>
       <w:b/>
       <w:color w:val="008000"/>
     </w:rPr>
@@ -15591,6 +16322,7 @@
     <w:name w:val="CommentTok"/>
     <w:basedOn w:val="VerbatimChar"/>
     <w:rPr>
+      <w:rFonts w:eastAsia="黑体"/>
       <w:i/>
       <w:color w:val="60a0b0"/>
     </w:rPr>
@@ -15599,6 +16331,7 @@
     <w:name w:val="DocumentationTok"/>
     <w:basedOn w:val="VerbatimChar"/>
     <w:rPr>
+      <w:rFonts w:eastAsia="黑体"/>
       <w:i/>
       <w:color w:val="ba2121"/>
     </w:rPr>
@@ -15607,6 +16340,7 @@
     <w:name w:val="AnnotationTok"/>
     <w:basedOn w:val="VerbatimChar"/>
     <w:rPr>
+      <w:rFonts w:eastAsia="黑体"/>
       <w:b/>
       <w:i/>
       <w:color w:val="60a0b0"/>
@@ -15616,6 +16350,7 @@
     <w:name w:val="CommentVarTok"/>
     <w:basedOn w:val="VerbatimChar"/>
     <w:rPr>
+      <w:rFonts w:eastAsia="黑体"/>
       <w:b/>
       <w:i/>
       <w:color w:val="60a0b0"/>
@@ -15625,6 +16360,7 @@
     <w:name w:val="OtherTok"/>
     <w:basedOn w:val="VerbatimChar"/>
     <w:rPr>
+      <w:rFonts w:eastAsia="黑体"/>
       <w:color w:val="007020"/>
     </w:rPr>
   </w:style>
@@ -15632,6 +16368,7 @@
     <w:name w:val="FunctionTok"/>
     <w:basedOn w:val="VerbatimChar"/>
     <w:rPr>
+      <w:rFonts w:eastAsia="黑体"/>
       <w:color w:val="06287e"/>
     </w:rPr>
   </w:style>
@@ -15639,6 +16376,7 @@
     <w:name w:val="VariableTok"/>
     <w:basedOn w:val="VerbatimChar"/>
     <w:rPr>
+      <w:rFonts w:eastAsia="黑体"/>
       <w:color w:val="19177c"/>
     </w:rPr>
   </w:style>
@@ -15646,6 +16384,7 @@
     <w:name w:val="ControlFlowTok"/>
     <w:basedOn w:val="VerbatimChar"/>
     <w:rPr>
+      <w:rFonts w:eastAsia="黑体"/>
       <w:b/>
       <w:color w:val="007020"/>
     </w:rPr>
@@ -15654,6 +16393,7 @@
     <w:name w:val="OperatorTok"/>
     <w:basedOn w:val="VerbatimChar"/>
     <w:rPr>
+      <w:rFonts w:eastAsia="黑体"/>
       <w:color w:val="666666"/>
     </w:rPr>
   </w:style>
@@ -15661,18 +16401,22 @@
     <w:name w:val="BuiltInTok"/>
     <w:basedOn w:val="VerbatimChar"/>
     <w:rPr>
+      <w:rFonts w:eastAsia="黑体"/>
       <w:color w:val="008000"/>
     </w:rPr>
   </w:style>
   <w:style w:type="character" w:customStyle="1" w:styleId="ExtensionTok">
     <w:name w:val="ExtensionTok"/>
     <w:basedOn w:val="VerbatimChar"/>
-    <w:rPr/>
+    <w:rPr>
+      <w:rFonts w:eastAsia="黑体"/>
+    </w:rPr>
   </w:style>
   <w:style w:type="character" w:customStyle="1" w:styleId="PreprocessorTok">
     <w:name w:val="PreprocessorTok"/>
     <w:basedOn w:val="VerbatimChar"/>
     <w:rPr>
+      <w:rFonts w:eastAsia="黑体"/>
       <w:color w:val="bc7a00"/>
     </w:rPr>
   </w:style>
@@ -15680,18 +16424,22 @@
     <w:name w:val="AttributeTok"/>
     <w:basedOn w:val="VerbatimChar"/>
     <w:rPr>
+      <w:rFonts w:eastAsia="黑体"/>
       <w:color w:val="7d9029"/>
     </w:rPr>
   </w:style>
   <w:style w:type="character" w:customStyle="1" w:styleId="RegionMarkerTok">
     <w:name w:val="RegionMarkerTok"/>
     <w:basedOn w:val="VerbatimChar"/>
-    <w:rPr/>
+    <w:rPr>
+      <w:rFonts w:eastAsia="黑体"/>
+    </w:rPr>
   </w:style>
   <w:style w:type="character" w:customStyle="1" w:styleId="InformationTok">
     <w:name w:val="InformationTok"/>
     <w:basedOn w:val="VerbatimChar"/>
     <w:rPr>
+      <w:rFonts w:eastAsia="黑体"/>
       <w:b/>
       <w:i/>
       <w:color w:val="60a0b0"/>
@@ -15701,6 +16449,7 @@
     <w:name w:val="WarningTok"/>
     <w:basedOn w:val="VerbatimChar"/>
     <w:rPr>
+      <w:rFonts w:eastAsia="黑体"/>
       <w:b/>
       <w:i/>
       <w:color w:val="60a0b0"/>
@@ -15710,6 +16459,7 @@
     <w:name w:val="AlertTok"/>
     <w:basedOn w:val="VerbatimChar"/>
     <w:rPr>
+      <w:rFonts w:eastAsia="黑体"/>
       <w:b/>
       <w:color w:val="ff0000"/>
     </w:rPr>
@@ -15718,6 +16468,7 @@
     <w:name w:val="ErrorTok"/>
     <w:basedOn w:val="VerbatimChar"/>
     <w:rPr>
+      <w:rFonts w:eastAsia="黑体"/>
       <w:b/>
       <w:color w:val="ff0000"/>
     </w:rPr>
@@ -15725,7 +16476,9 @@
   <w:style w:type="character" w:customStyle="1" w:styleId="NormalTok">
     <w:name w:val="NormalTok"/>
     <w:basedOn w:val="VerbatimChar"/>
-    <w:rPr/>
+    <w:rPr>
+      <w:rFonts w:eastAsia="黑体"/>
+    </w:rPr>
   </w:style>
 </w:styles>
 </file>
@@ -15774,12 +16527,12 @@
     <a:fontScheme name="Office">
       <a:majorFont>
         <a:latin typeface="Calibri"/>
-        <a:ea typeface=""/>
+        <a:ea typeface="黑体"/>
         <a:cs typeface=""/>
         <a:font script="Jpan" typeface="ＭＳ ゴシック"/>
         <a:font script="Hang" typeface="맑은 고딕"/>
-        <a:font script="Hans" typeface="宋体"/>
-        <a:font script="Hant" typeface="新細明體"/>
+        <a:font script="Hans" typeface="黑体"/>
+        <a:font script="Hant" typeface="黑体"/>
         <a:font script="Arab" typeface="Times New Roman"/>
         <a:font script="Hebr" typeface="Times New Roman"/>
         <a:font script="Thai" typeface="Angsana New"/>
@@ -15809,12 +16562,12 @@
       </a:majorFont>
       <a:minorFont>
         <a:latin typeface="Cambria"/>
-        <a:ea typeface=""/>
+        <a:ea typeface="黑体"/>
         <a:cs typeface=""/>
         <a:font script="Jpan" typeface="ＭＳ 明朝"/>
         <a:font script="Hang" typeface="맑은 고딕"/>
-        <a:font script="Hans" typeface="宋体"/>
-        <a:font script="Hant" typeface="新細明體"/>
+        <a:font script="Hans" typeface="黑体"/>
+        <a:font script="Hant" typeface="黑体"/>
         <a:font script="Arab" typeface="Arial"/>
         <a:font script="Hebr" typeface="Arial"/>
         <a:font script="Thai" typeface="Cordia New"/>

--- a/10-保护电路/05-短路保护/输出短路保护电路/输出短路保护电路.docx
+++ b/10-保护电路/05-短路保护/输出短路保护电路/输出短路保护电路.docx
@@ -3456,7 +3456,7 @@
           <w:color w:val="555555"/>
           <w:sz w:val="21"/>
         </w:rPr>
-        <w:t>材料收集者：杜文杰，WX手机：19519196569，QQ:3478827729</w:t>
+        <w:t>材料收集者：杜文杰，微信/手机：19519196569，QQ:3478827729</w:t>
       </w:r>
     </w:p>
     <w:sectPr>
